--- a/fiction/drafts/third-person/tpp-avatars-04_20250608-0448.docx
+++ b/fiction/drafts/third-person/tpp-avatars-04_20250608-0448.docx
@@ -1,20 +1,20 @@
 
 <file path=word/document.xml><?xml version="1.0" encoding="utf-8"?>
-<w:document xmlns:ve="http://schemas.openxmlformats.org/markup-compatibility/2006" xmlns:o="urn:schemas-microsoft-com:office:office" xmlns:r="http://schemas.openxmlformats.org/officeDocument/2006/relationships" xmlns:m="http://schemas.openxmlformats.org/officeDocument/2006/math" xmlns:v="urn:schemas-microsoft-com:vml" xmlns:wp="http://schemas.openxmlformats.org/drawingml/2006/wordprocessingDrawing" xmlns:w10="urn:schemas-microsoft-com:office:word" xmlns:w="http://schemas.openxmlformats.org/wordprocessingml/2006/main" xmlns:wne="http://schemas.microsoft.com/office/word/2006/wordml">
+<w:document xmlns:wpc="http://schemas.microsoft.com/office/word/2010/wordprocessingCanvas" xmlns:cx="http://schemas.microsoft.com/office/drawing/2014/chartex" xmlns:cx1="http://schemas.microsoft.com/office/drawing/2015/9/8/chartex" xmlns:cx2="http://schemas.microsoft.com/office/drawing/2015/10/21/chartex" xmlns:cx3="http://schemas.microsoft.com/office/drawing/2016/5/9/chartex" xmlns:cx4="http://schemas.microsoft.com/office/drawing/2016/5/10/chartex" xmlns:cx5="http://schemas.microsoft.com/office/drawing/2016/5/11/chartex" xmlns:cx6="http://schemas.microsoft.com/office/drawing/2016/5/12/chartex" xmlns:cx7="http://schemas.microsoft.com/office/drawing/2016/5/13/chartex" xmlns:cx8="http://schemas.microsoft.com/office/drawing/2016/5/14/chartex" xmlns:mc="http://schemas.openxmlformats.org/markup-compatibility/2006" xmlns:aink="http://schemas.microsoft.com/office/drawing/2016/ink" xmlns:am3d="http://schemas.microsoft.com/office/drawing/2017/model3d" xmlns:o="urn:schemas-microsoft-com:office:office" xmlns:oel="http://schemas.microsoft.com/office/2019/extlst" xmlns:r="http://schemas.openxmlformats.org/officeDocument/2006/relationships" xmlns:m="http://schemas.openxmlformats.org/officeDocument/2006/math" xmlns:v="urn:schemas-microsoft-com:vml" xmlns:wp14="http://schemas.microsoft.com/office/word/2010/wordprocessingDrawing" xmlns:wp="http://schemas.openxmlformats.org/drawingml/2006/wordprocessingDrawing" xmlns:w10="urn:schemas-microsoft-com:office:word" xmlns:w="http://schemas.openxmlformats.org/wordprocessingml/2006/main" xmlns:w14="http://schemas.microsoft.com/office/word/2010/wordml" xmlns:w15="http://schemas.microsoft.com/office/word/2012/wordml" xmlns:w16cex="http://schemas.microsoft.com/office/word/2018/wordml/cex" xmlns:w16cid="http://schemas.microsoft.com/office/word/2016/wordml/cid" xmlns:w16="http://schemas.microsoft.com/office/word/2018/wordml" xmlns:w16du="http://schemas.microsoft.com/office/word/2023/wordml/word16du" xmlns:w16sdtdh="http://schemas.microsoft.com/office/word/2020/wordml/sdtdatahash" xmlns:w16sdtfl="http://schemas.microsoft.com/office/word/2024/wordml/sdtformatlock" xmlns:w16se="http://schemas.microsoft.com/office/word/2015/wordml/symex" xmlns:wpg="http://schemas.microsoft.com/office/word/2010/wordprocessingGroup" xmlns:wpi="http://schemas.microsoft.com/office/word/2010/wordprocessingInk" xmlns:wne="http://schemas.microsoft.com/office/word/2006/wordml" xmlns:wps="http://schemas.microsoft.com/office/word/2010/wordprocessingShape" mc:Ignorable="w14 w15 w16se w16cid w16 w16cex w16sdtdh w16sdtfl w16du wp14">
   <w:body>
     <w:p>
       <w:pPr>
         <w:pStyle w:val="BodyText"/>
         <w:spacing w:line="360" w:lineRule="auto"/>
         <w:rPr>
-          <w:rFonts w:ascii="Times New Roman" w:hAnsi="Times New Roman"/>
-          <w:sz w:val="24"/>
-          <w:szCs w:val="24"/>
-        </w:rPr>
-      </w:pPr>
-      <w:r>
-        <w:rPr>
-          <w:rFonts w:ascii="Times New Roman" w:hAnsi="Times New Roman"/>
+          <w:rFonts w:ascii="Montserrat" w:hAnsi="Montserrat"/>
+          <w:sz w:val="24"/>
+          <w:szCs w:val="24"/>
+        </w:rPr>
+      </w:pPr>
+      <w:r>
+        <w:rPr>
+          <w:rFonts w:ascii="Montserrat" w:hAnsi="Montserrat"/>
           <w:sz w:val="24"/>
           <w:szCs w:val="24"/>
         </w:rPr>
@@ -25,7 +25,7 @@
       <w:pPr>
         <w:spacing w:after="0" w:line="360" w:lineRule="auto"/>
         <w:rPr>
-          <w:rFonts w:ascii="Times New Roman" w:hAnsi="Times New Roman"/>
+          <w:rFonts w:ascii="Montserrat" w:hAnsi="Montserrat"/>
           <w:color w:val="808080"/>
           <w:sz w:val="24"/>
           <w:szCs w:val="24"/>
@@ -33,7 +33,7 @@
       </w:pPr>
       <w:r>
         <w:rPr>
-          <w:rFonts w:ascii="Times New Roman" w:hAnsi="Times New Roman"/>
+          <w:rFonts w:ascii="Montserrat" w:hAnsi="Montserrat"/>
           <w:color w:val="808080"/>
           <w:sz w:val="24"/>
           <w:szCs w:val="24"/>
@@ -46,52 +46,110 @@
         <w:spacing w:after="0" w:line="360" w:lineRule="auto"/>
         <w:jc w:val="right"/>
         <w:rPr>
-          <w:rFonts w:ascii="Times New Roman" w:hAnsi="Times New Roman"/>
+          <w:rFonts w:ascii="Montserrat" w:hAnsi="Montserrat"/>
           <w:color w:val="808080"/>
           <w:sz w:val="24"/>
           <w:szCs w:val="24"/>
         </w:rPr>
       </w:pPr>
-      <w:fldSimple w:instr=" NUMPAGES  \* MERGEFORMAT ">
-        <w:r>
-          <w:rPr>
-            <w:rFonts w:ascii="Times New Roman" w:hAnsi="Times New Roman"/>
-            <w:noProof/>
-            <w:color w:val="808080"/>
-            <w:sz w:val="24"/>
-            <w:szCs w:val="24"/>
-          </w:rPr>
-          <w:t>20</w:t>
-        </w:r>
-      </w:fldSimple>
-      <w:r>
-        <w:rPr>
-          <w:rFonts w:ascii="Times New Roman" w:hAnsi="Times New Roman"/>
+      <w:r>
+        <w:rPr>
+          <w:rFonts w:ascii="Montserrat" w:hAnsi="Montserrat"/>
+          <w:sz w:val="24"/>
+        </w:rPr>
+        <w:fldChar w:fldCharType="begin"/>
+      </w:r>
+      <w:r>
+        <w:rPr>
+          <w:rFonts w:ascii="Montserrat" w:hAnsi="Montserrat"/>
+          <w:sz w:val="24"/>
+        </w:rPr>
+        <w:instrText xml:space="preserve"> NUMPAGES  \* MERGEFORMAT </w:instrText>
+      </w:r>
+      <w:r>
+        <w:rPr>
+          <w:rFonts w:ascii="Montserrat" w:hAnsi="Montserrat"/>
+          <w:sz w:val="24"/>
+        </w:rPr>
+        <w:fldChar w:fldCharType="separate"/>
+      </w:r>
+      <w:r>
+        <w:rPr>
+          <w:rFonts w:ascii="Montserrat" w:hAnsi="Montserrat"/>
+          <w:noProof/>
           <w:color w:val="808080"/>
           <w:sz w:val="24"/>
           <w:szCs w:val="24"/>
         </w:rPr>
+        <w:t>20</w:t>
+      </w:r>
+      <w:r>
+        <w:rPr>
+          <w:rFonts w:ascii="Montserrat" w:hAnsi="Montserrat"/>
+          <w:noProof/>
+          <w:color w:val="808080"/>
+          <w:sz w:val="24"/>
+          <w:szCs w:val="24"/>
+        </w:rPr>
+        <w:fldChar w:fldCharType="end"/>
+      </w:r>
+      <w:r>
+        <w:rPr>
+          <w:rFonts w:ascii="Montserrat" w:hAnsi="Montserrat"/>
+          <w:color w:val="808080"/>
+          <w:sz w:val="24"/>
+          <w:szCs w:val="24"/>
+        </w:rPr>
         <w:t xml:space="preserve"> pages ∙ </w:t>
       </w:r>
-      <w:fldSimple w:instr=" NUMWORDS  \* MERGEFORMAT ">
-        <w:r>
-          <w:rPr>
-            <w:rFonts w:ascii="Times New Roman" w:hAnsi="Times New Roman"/>
-            <w:noProof/>
-            <w:color w:val="808080"/>
-            <w:sz w:val="24"/>
-            <w:szCs w:val="24"/>
-          </w:rPr>
-          <w:t>7830</w:t>
-        </w:r>
-      </w:fldSimple>
-      <w:r>
-        <w:rPr>
-          <w:rFonts w:ascii="Times New Roman" w:hAnsi="Times New Roman"/>
+      <w:r>
+        <w:rPr>
+          <w:rFonts w:ascii="Montserrat" w:hAnsi="Montserrat"/>
+          <w:sz w:val="24"/>
+        </w:rPr>
+        <w:fldChar w:fldCharType="begin"/>
+      </w:r>
+      <w:r>
+        <w:rPr>
+          <w:rFonts w:ascii="Montserrat" w:hAnsi="Montserrat"/>
+          <w:sz w:val="24"/>
+        </w:rPr>
+        <w:instrText xml:space="preserve"> NUMWORDS  \* MERGEFORMAT </w:instrText>
+      </w:r>
+      <w:r>
+        <w:rPr>
+          <w:rFonts w:ascii="Montserrat" w:hAnsi="Montserrat"/>
+          <w:sz w:val="24"/>
+        </w:rPr>
+        <w:fldChar w:fldCharType="separate"/>
+      </w:r>
+      <w:r>
+        <w:rPr>
+          <w:rFonts w:ascii="Montserrat" w:hAnsi="Montserrat"/>
+          <w:noProof/>
           <w:color w:val="808080"/>
           <w:sz w:val="24"/>
           <w:szCs w:val="24"/>
         </w:rPr>
+        <w:t>7830</w:t>
+      </w:r>
+      <w:r>
+        <w:rPr>
+          <w:rFonts w:ascii="Montserrat" w:hAnsi="Montserrat"/>
+          <w:noProof/>
+          <w:color w:val="808080"/>
+          <w:sz w:val="24"/>
+          <w:szCs w:val="24"/>
+        </w:rPr>
+        <w:fldChar w:fldCharType="end"/>
+      </w:r>
+      <w:r>
+        <w:rPr>
+          <w:rFonts w:ascii="Montserrat" w:hAnsi="Montserrat"/>
+          <w:color w:val="808080"/>
+          <w:sz w:val="24"/>
+          <w:szCs w:val="24"/>
+        </w:rPr>
         <w:t xml:space="preserve"> words</w:t>
       </w:r>
     </w:p>
@@ -99,35 +157,35 @@
       <w:pPr>
         <w:spacing w:after="0" w:line="360" w:lineRule="auto"/>
         <w:rPr>
-          <w:rFonts w:ascii="Times New Roman" w:hAnsi="Times New Roman"/>
-          <w:sz w:val="24"/>
-          <w:szCs w:val="24"/>
-        </w:rPr>
-      </w:pPr>
-    </w:p>
-    <w:p>
-      <w:pPr>
-        <w:spacing w:after="0" w:line="360" w:lineRule="auto"/>
-        <w:rPr>
-          <w:rFonts w:ascii="Times New Roman" w:hAnsi="Times New Roman"/>
-          <w:sz w:val="24"/>
-          <w:szCs w:val="24"/>
-        </w:rPr>
-      </w:pPr>
-    </w:p>
-    <w:p>
-      <w:pPr>
-        <w:spacing w:after="0" w:line="360" w:lineRule="auto"/>
-        <w:jc w:val="both"/>
-        <w:rPr>
-          <w:rFonts w:ascii="Times New Roman" w:hAnsi="Times New Roman" w:cs="Times New Roman"/>
-          <w:sz w:val="24"/>
-          <w:szCs w:val="24"/>
-        </w:rPr>
-      </w:pPr>
-      <w:r>
-        <w:rPr>
-          <w:rFonts w:ascii="Times New Roman" w:hAnsi="Times New Roman" w:cs="Times New Roman"/>
+          <w:rFonts w:ascii="Montserrat" w:hAnsi="Montserrat"/>
+          <w:sz w:val="24"/>
+          <w:szCs w:val="24"/>
+        </w:rPr>
+      </w:pPr>
+    </w:p>
+    <w:p>
+      <w:pPr>
+        <w:spacing w:after="0" w:line="360" w:lineRule="auto"/>
+        <w:rPr>
+          <w:rFonts w:ascii="Montserrat" w:hAnsi="Montserrat"/>
+          <w:sz w:val="24"/>
+          <w:szCs w:val="24"/>
+        </w:rPr>
+      </w:pPr>
+    </w:p>
+    <w:p>
+      <w:pPr>
+        <w:spacing w:after="0" w:line="360" w:lineRule="auto"/>
+        <w:jc w:val="both"/>
+        <w:rPr>
+          <w:rFonts w:ascii="Montserrat" w:hAnsi="Montserrat" w:cs="Times New Roman"/>
+          <w:sz w:val="24"/>
+          <w:szCs w:val="24"/>
+        </w:rPr>
+      </w:pPr>
+      <w:r>
+        <w:rPr>
+          <w:rFonts w:ascii="Montserrat" w:hAnsi="Montserrat" w:cs="Times New Roman"/>
           <w:sz w:val="24"/>
           <w:szCs w:val="24"/>
         </w:rPr>
@@ -139,14 +197,14 @@
         <w:spacing w:after="0" w:line="360" w:lineRule="auto"/>
         <w:jc w:val="both"/>
         <w:rPr>
-          <w:rFonts w:ascii="Times New Roman" w:hAnsi="Times New Roman" w:cs="Times New Roman"/>
-          <w:sz w:val="24"/>
-          <w:szCs w:val="24"/>
-        </w:rPr>
-      </w:pPr>
-      <w:r>
-        <w:rPr>
-          <w:rFonts w:ascii="Times New Roman" w:hAnsi="Times New Roman" w:cs="Times New Roman"/>
+          <w:rFonts w:ascii="Montserrat" w:hAnsi="Montserrat" w:cs="Times New Roman"/>
+          <w:sz w:val="24"/>
+          <w:szCs w:val="24"/>
+        </w:rPr>
+      </w:pPr>
+      <w:r>
+        <w:rPr>
+          <w:rFonts w:ascii="Montserrat" w:hAnsi="Montserrat" w:cs="Times New Roman"/>
           <w:sz w:val="24"/>
           <w:szCs w:val="24"/>
         </w:rPr>
@@ -159,14 +217,14 @@
         <w:spacing w:after="0" w:line="360" w:lineRule="auto"/>
         <w:jc w:val="both"/>
         <w:rPr>
-          <w:rFonts w:ascii="Times New Roman" w:hAnsi="Times New Roman" w:cs="Times New Roman"/>
-          <w:sz w:val="24"/>
-          <w:szCs w:val="24"/>
-        </w:rPr>
-      </w:pPr>
-      <w:r>
-        <w:rPr>
-          <w:rFonts w:ascii="Times New Roman" w:hAnsi="Times New Roman" w:cs="Times New Roman"/>
+          <w:rFonts w:ascii="Montserrat" w:hAnsi="Montserrat" w:cs="Times New Roman"/>
+          <w:sz w:val="24"/>
+          <w:szCs w:val="24"/>
+        </w:rPr>
+      </w:pPr>
+      <w:r>
+        <w:rPr>
+          <w:rFonts w:ascii="Montserrat" w:hAnsi="Montserrat" w:cs="Times New Roman"/>
           <w:sz w:val="24"/>
           <w:szCs w:val="24"/>
         </w:rPr>
@@ -179,14 +237,14 @@
         <w:spacing w:after="0" w:line="360" w:lineRule="auto"/>
         <w:jc w:val="both"/>
         <w:rPr>
-          <w:rFonts w:ascii="Times New Roman" w:hAnsi="Times New Roman" w:cs="Times New Roman"/>
-          <w:sz w:val="24"/>
-          <w:szCs w:val="24"/>
-        </w:rPr>
-      </w:pPr>
-      <w:r>
-        <w:rPr>
-          <w:rFonts w:ascii="Times New Roman" w:hAnsi="Times New Roman" w:cs="Times New Roman"/>
+          <w:rFonts w:ascii="Montserrat" w:hAnsi="Montserrat" w:cs="Times New Roman"/>
+          <w:sz w:val="24"/>
+          <w:szCs w:val="24"/>
+        </w:rPr>
+      </w:pPr>
+      <w:r>
+        <w:rPr>
+          <w:rFonts w:ascii="Montserrat" w:hAnsi="Montserrat" w:cs="Times New Roman"/>
           <w:sz w:val="24"/>
           <w:szCs w:val="24"/>
         </w:rPr>
@@ -199,14 +257,14 @@
         <w:spacing w:after="0" w:line="360" w:lineRule="auto"/>
         <w:jc w:val="both"/>
         <w:rPr>
-          <w:rFonts w:ascii="Times New Roman" w:hAnsi="Times New Roman" w:cs="Times New Roman"/>
-          <w:sz w:val="24"/>
-          <w:szCs w:val="24"/>
-        </w:rPr>
-      </w:pPr>
-      <w:r>
-        <w:rPr>
-          <w:rFonts w:ascii="Times New Roman" w:hAnsi="Times New Roman" w:cs="Times New Roman"/>
+          <w:rFonts w:ascii="Montserrat" w:hAnsi="Montserrat" w:cs="Times New Roman"/>
+          <w:sz w:val="24"/>
+          <w:szCs w:val="24"/>
+        </w:rPr>
+      </w:pPr>
+      <w:r>
+        <w:rPr>
+          <w:rFonts w:ascii="Montserrat" w:hAnsi="Montserrat" w:cs="Times New Roman"/>
           <w:sz w:val="24"/>
           <w:szCs w:val="24"/>
         </w:rPr>
@@ -219,18 +277,17 @@
         <w:spacing w:after="0" w:line="360" w:lineRule="auto"/>
         <w:jc w:val="both"/>
         <w:rPr>
-          <w:rFonts w:ascii="Times New Roman" w:hAnsi="Times New Roman" w:cs="Times New Roman"/>
-          <w:sz w:val="24"/>
-          <w:szCs w:val="24"/>
-        </w:rPr>
-      </w:pPr>
-      <w:r>
-        <w:rPr>
-          <w:rFonts w:ascii="Times New Roman" w:hAnsi="Times New Roman" w:cs="Times New Roman"/>
-          <w:sz w:val="24"/>
-          <w:szCs w:val="24"/>
-        </w:rPr>
-        <w:lastRenderedPageBreak/>
+          <w:rFonts w:ascii="Montserrat" w:hAnsi="Montserrat" w:cs="Times New Roman"/>
+          <w:sz w:val="24"/>
+          <w:szCs w:val="24"/>
+        </w:rPr>
+      </w:pPr>
+      <w:r>
+        <w:rPr>
+          <w:rFonts w:ascii="Montserrat" w:hAnsi="Montserrat" w:cs="Times New Roman"/>
+          <w:sz w:val="24"/>
+          <w:szCs w:val="24"/>
+        </w:rPr>
         <w:tab/>
         <w:t xml:space="preserve">This epiphany came at the peak of her passion’s promise. </w:t>
       </w:r>
@@ -240,14 +297,14 @@
         <w:spacing w:after="0" w:line="360" w:lineRule="auto"/>
         <w:jc w:val="both"/>
         <w:rPr>
-          <w:rFonts w:ascii="Times New Roman" w:hAnsi="Times New Roman" w:cs="Times New Roman"/>
-          <w:sz w:val="24"/>
-          <w:szCs w:val="24"/>
-        </w:rPr>
-      </w:pPr>
-      <w:r>
-        <w:rPr>
-          <w:rFonts w:ascii="Times New Roman" w:hAnsi="Times New Roman" w:cs="Times New Roman"/>
+          <w:rFonts w:ascii="Montserrat" w:hAnsi="Montserrat" w:cs="Times New Roman"/>
+          <w:sz w:val="24"/>
+          <w:szCs w:val="24"/>
+        </w:rPr>
+      </w:pPr>
+      <w:r>
+        <w:rPr>
+          <w:rFonts w:ascii="Montserrat" w:hAnsi="Montserrat" w:cs="Times New Roman"/>
           <w:sz w:val="24"/>
           <w:szCs w:val="24"/>
         </w:rPr>
@@ -260,14 +317,14 @@
         <w:spacing w:after="0" w:line="360" w:lineRule="auto"/>
         <w:jc w:val="both"/>
         <w:rPr>
-          <w:rFonts w:ascii="Times New Roman" w:hAnsi="Times New Roman" w:cs="Times New Roman"/>
-          <w:sz w:val="24"/>
-          <w:szCs w:val="24"/>
-        </w:rPr>
-      </w:pPr>
-      <w:r>
-        <w:rPr>
-          <w:rFonts w:ascii="Times New Roman" w:hAnsi="Times New Roman" w:cs="Times New Roman"/>
+          <w:rFonts w:ascii="Montserrat" w:hAnsi="Montserrat" w:cs="Times New Roman"/>
+          <w:sz w:val="24"/>
+          <w:szCs w:val="24"/>
+        </w:rPr>
+      </w:pPr>
+      <w:r>
+        <w:rPr>
+          <w:rFonts w:ascii="Montserrat" w:hAnsi="Montserrat" w:cs="Times New Roman"/>
           <w:sz w:val="24"/>
           <w:szCs w:val="24"/>
         </w:rPr>
@@ -280,14 +337,14 @@
         <w:spacing w:after="0" w:line="360" w:lineRule="auto"/>
         <w:jc w:val="both"/>
         <w:rPr>
-          <w:rFonts w:ascii="Times New Roman" w:hAnsi="Times New Roman" w:cs="Times New Roman"/>
-          <w:sz w:val="24"/>
-          <w:szCs w:val="24"/>
-        </w:rPr>
-      </w:pPr>
-      <w:r>
-        <w:rPr>
-          <w:rFonts w:ascii="Times New Roman" w:hAnsi="Times New Roman" w:cs="Times New Roman"/>
+          <w:rFonts w:ascii="Montserrat" w:hAnsi="Montserrat" w:cs="Times New Roman"/>
+          <w:sz w:val="24"/>
+          <w:szCs w:val="24"/>
+        </w:rPr>
+      </w:pPr>
+      <w:r>
+        <w:rPr>
+          <w:rFonts w:ascii="Montserrat" w:hAnsi="Montserrat" w:cs="Times New Roman"/>
           <w:sz w:val="24"/>
           <w:szCs w:val="24"/>
         </w:rPr>
@@ -300,14 +357,14 @@
         <w:spacing w:after="0" w:line="360" w:lineRule="auto"/>
         <w:jc w:val="both"/>
         <w:rPr>
-          <w:rFonts w:ascii="Times New Roman" w:hAnsi="Times New Roman" w:cs="Times New Roman"/>
-          <w:sz w:val="24"/>
-          <w:szCs w:val="24"/>
-        </w:rPr>
-      </w:pPr>
-      <w:r>
-        <w:rPr>
-          <w:rFonts w:ascii="Times New Roman" w:hAnsi="Times New Roman" w:cs="Times New Roman"/>
+          <w:rFonts w:ascii="Montserrat" w:hAnsi="Montserrat" w:cs="Times New Roman"/>
+          <w:sz w:val="24"/>
+          <w:szCs w:val="24"/>
+        </w:rPr>
+      </w:pPr>
+      <w:r>
+        <w:rPr>
+          <w:rFonts w:ascii="Montserrat" w:hAnsi="Montserrat" w:cs="Times New Roman"/>
           <w:sz w:val="24"/>
           <w:szCs w:val="24"/>
         </w:rPr>
@@ -320,54 +377,45 @@
         <w:spacing w:after="0" w:line="360" w:lineRule="auto"/>
         <w:jc w:val="both"/>
         <w:rPr>
-          <w:rFonts w:ascii="Times New Roman" w:hAnsi="Times New Roman" w:cs="Times New Roman"/>
-          <w:sz w:val="24"/>
-          <w:szCs w:val="24"/>
-        </w:rPr>
-      </w:pPr>
-      <w:r>
-        <w:rPr>
-          <w:rFonts w:ascii="Times New Roman" w:hAnsi="Times New Roman" w:cs="Times New Roman"/>
-          <w:sz w:val="24"/>
-          <w:szCs w:val="24"/>
-        </w:rPr>
-        <w:tab/>
-        <w:t xml:space="preserve">To lie back and receive Alex—who found to his delight that arousal enabled him to be male without the raging headache—was bliss. Alexandrea was pleased to note that, once again, Alex returned her favor with interest. For all the times she had embraced herself, it had never been quite the touch of a man. She had always understood how to give herself what she wanted, but she had never guessed fully what a man’s passion might offer. Her realization, that sudden recognition of the man in Alex, was now fully substantiated. They hardly slept, taking each other in turns throughout the night. Eventually they noticed the early light of dawn and stopped to change the sheets. They </w:t>
-      </w:r>
-      <w:r>
-        <w:rPr>
-          <w:rFonts w:ascii="Times New Roman" w:hAnsi="Times New Roman" w:cs="Times New Roman"/>
-          <w:sz w:val="24"/>
-          <w:szCs w:val="24"/>
-        </w:rPr>
-        <w:lastRenderedPageBreak/>
-        <w:t xml:space="preserve">even paused to air out the room before finally curling up in each other’s arms and falling asleep, an hour before the rest of the house woke up for the day. </w:t>
-      </w:r>
-    </w:p>
-    <w:p>
-      <w:pPr>
-        <w:spacing w:after="0" w:line="360" w:lineRule="auto"/>
-        <w:jc w:val="both"/>
-        <w:rPr>
-          <w:rFonts w:ascii="Times New Roman" w:hAnsi="Times New Roman" w:cs="Times New Roman"/>
-          <w:sz w:val="24"/>
-          <w:szCs w:val="24"/>
-        </w:rPr>
-      </w:pPr>
-    </w:p>
-    <w:p>
-      <w:pPr>
-        <w:spacing w:after="0" w:line="360" w:lineRule="auto"/>
-        <w:jc w:val="both"/>
-        <w:rPr>
-          <w:rFonts w:ascii="Times New Roman" w:hAnsi="Times New Roman" w:cs="Times New Roman"/>
-          <w:sz w:val="24"/>
-          <w:szCs w:val="24"/>
-        </w:rPr>
-      </w:pPr>
-      <w:r>
-        <w:rPr>
-          <w:rFonts w:ascii="Times New Roman" w:hAnsi="Times New Roman" w:cs="Times New Roman"/>
+          <w:rFonts w:ascii="Montserrat" w:hAnsi="Montserrat" w:cs="Times New Roman"/>
+          <w:sz w:val="24"/>
+          <w:szCs w:val="24"/>
+        </w:rPr>
+      </w:pPr>
+      <w:r>
+        <w:rPr>
+          <w:rFonts w:ascii="Montserrat" w:hAnsi="Montserrat" w:cs="Times New Roman"/>
+          <w:sz w:val="24"/>
+          <w:szCs w:val="24"/>
+        </w:rPr>
+        <w:tab/>
+        <w:t xml:space="preserve">To lie back and receive Alex—who found to his delight that arousal enabled him to be male without the raging headache—was bliss. Alexandrea was pleased to note that, once again, Alex returned her favor with interest. For all the times she had embraced herself, it had never been quite the touch of a man. She had always understood how to give herself what she wanted, but she had never guessed fully what a man’s passion might offer. Her realization, that sudden recognition of the man in Alex, was now fully substantiated. They hardly slept, taking each other in turns throughout the night. Eventually they noticed the early light of dawn and stopped to change the sheets. They even paused to air out the room before finally curling up in each other’s arms and falling asleep, an hour before the rest of the house woke up for the day. </w:t>
+      </w:r>
+    </w:p>
+    <w:p>
+      <w:pPr>
+        <w:spacing w:after="0" w:line="360" w:lineRule="auto"/>
+        <w:jc w:val="both"/>
+        <w:rPr>
+          <w:rFonts w:ascii="Montserrat" w:hAnsi="Montserrat" w:cs="Times New Roman"/>
+          <w:sz w:val="24"/>
+          <w:szCs w:val="24"/>
+        </w:rPr>
+      </w:pPr>
+    </w:p>
+    <w:p>
+      <w:pPr>
+        <w:spacing w:after="0" w:line="360" w:lineRule="auto"/>
+        <w:jc w:val="both"/>
+        <w:rPr>
+          <w:rFonts w:ascii="Montserrat" w:hAnsi="Montserrat" w:cs="Times New Roman"/>
+          <w:sz w:val="24"/>
+          <w:szCs w:val="24"/>
+        </w:rPr>
+      </w:pPr>
+      <w:r>
+        <w:rPr>
+          <w:rFonts w:ascii="Montserrat" w:hAnsi="Montserrat" w:cs="Times New Roman"/>
           <w:sz w:val="24"/>
           <w:szCs w:val="24"/>
         </w:rPr>
@@ -379,14 +427,14 @@
         <w:spacing w:after="0" w:line="360" w:lineRule="auto"/>
         <w:jc w:val="both"/>
         <w:rPr>
-          <w:rFonts w:ascii="Times New Roman" w:hAnsi="Times New Roman" w:cs="Times New Roman"/>
-          <w:sz w:val="24"/>
-          <w:szCs w:val="24"/>
-        </w:rPr>
-      </w:pPr>
-      <w:r>
-        <w:rPr>
-          <w:rFonts w:ascii="Times New Roman" w:hAnsi="Times New Roman" w:cs="Times New Roman"/>
+          <w:rFonts w:ascii="Montserrat" w:hAnsi="Montserrat" w:cs="Times New Roman"/>
+          <w:sz w:val="24"/>
+          <w:szCs w:val="24"/>
+        </w:rPr>
+      </w:pPr>
+      <w:r>
+        <w:rPr>
+          <w:rFonts w:ascii="Montserrat" w:hAnsi="Montserrat" w:cs="Times New Roman"/>
           <w:sz w:val="24"/>
           <w:szCs w:val="24"/>
         </w:rPr>
@@ -399,14 +447,14 @@
         <w:spacing w:after="0" w:line="360" w:lineRule="auto"/>
         <w:jc w:val="both"/>
         <w:rPr>
-          <w:rFonts w:ascii="Times New Roman" w:hAnsi="Times New Roman" w:cs="Times New Roman"/>
-          <w:sz w:val="24"/>
-          <w:szCs w:val="24"/>
-        </w:rPr>
-      </w:pPr>
-      <w:r>
-        <w:rPr>
-          <w:rFonts w:ascii="Times New Roman" w:hAnsi="Times New Roman" w:cs="Times New Roman"/>
+          <w:rFonts w:ascii="Montserrat" w:hAnsi="Montserrat" w:cs="Times New Roman"/>
+          <w:sz w:val="24"/>
+          <w:szCs w:val="24"/>
+        </w:rPr>
+      </w:pPr>
+      <w:r>
+        <w:rPr>
+          <w:rFonts w:ascii="Montserrat" w:hAnsi="Montserrat" w:cs="Times New Roman"/>
           <w:sz w:val="24"/>
           <w:szCs w:val="24"/>
         </w:rPr>
@@ -419,14 +467,14 @@
         <w:spacing w:after="0" w:line="360" w:lineRule="auto"/>
         <w:jc w:val="both"/>
         <w:rPr>
-          <w:rFonts w:ascii="Times New Roman" w:hAnsi="Times New Roman" w:cs="Times New Roman"/>
-          <w:sz w:val="24"/>
-          <w:szCs w:val="24"/>
-        </w:rPr>
-      </w:pPr>
-      <w:r>
-        <w:rPr>
-          <w:rFonts w:ascii="Times New Roman" w:hAnsi="Times New Roman" w:cs="Times New Roman"/>
+          <w:rFonts w:ascii="Montserrat" w:hAnsi="Montserrat" w:cs="Times New Roman"/>
+          <w:sz w:val="24"/>
+          <w:szCs w:val="24"/>
+        </w:rPr>
+      </w:pPr>
+      <w:r>
+        <w:rPr>
+          <w:rFonts w:ascii="Montserrat" w:hAnsi="Montserrat" w:cs="Times New Roman"/>
           <w:sz w:val="24"/>
           <w:szCs w:val="24"/>
         </w:rPr>
@@ -439,14 +487,14 @@
         <w:spacing w:after="0" w:line="360" w:lineRule="auto"/>
         <w:jc w:val="both"/>
         <w:rPr>
-          <w:rFonts w:ascii="Times New Roman" w:hAnsi="Times New Roman" w:cs="Times New Roman"/>
-          <w:sz w:val="24"/>
-          <w:szCs w:val="24"/>
-        </w:rPr>
-      </w:pPr>
-      <w:r>
-        <w:rPr>
-          <w:rFonts w:ascii="Times New Roman" w:hAnsi="Times New Roman" w:cs="Times New Roman"/>
+          <w:rFonts w:ascii="Montserrat" w:hAnsi="Montserrat" w:cs="Times New Roman"/>
+          <w:sz w:val="24"/>
+          <w:szCs w:val="24"/>
+        </w:rPr>
+      </w:pPr>
+      <w:r>
+        <w:rPr>
+          <w:rFonts w:ascii="Montserrat" w:hAnsi="Montserrat" w:cs="Times New Roman"/>
           <w:sz w:val="24"/>
           <w:szCs w:val="24"/>
         </w:rPr>
@@ -459,18 +507,17 @@
         <w:spacing w:after="0" w:line="360" w:lineRule="auto"/>
         <w:jc w:val="both"/>
         <w:rPr>
-          <w:rFonts w:ascii="Times New Roman" w:hAnsi="Times New Roman" w:cs="Times New Roman"/>
-          <w:sz w:val="24"/>
-          <w:szCs w:val="24"/>
-        </w:rPr>
-      </w:pPr>
-      <w:r>
-        <w:rPr>
-          <w:rFonts w:ascii="Times New Roman" w:hAnsi="Times New Roman" w:cs="Times New Roman"/>
-          <w:sz w:val="24"/>
-          <w:szCs w:val="24"/>
-        </w:rPr>
-        <w:lastRenderedPageBreak/>
+          <w:rFonts w:ascii="Montserrat" w:hAnsi="Montserrat" w:cs="Times New Roman"/>
+          <w:sz w:val="24"/>
+          <w:szCs w:val="24"/>
+        </w:rPr>
+      </w:pPr>
+      <w:r>
+        <w:rPr>
+          <w:rFonts w:ascii="Montserrat" w:hAnsi="Montserrat" w:cs="Times New Roman"/>
+          <w:sz w:val="24"/>
+          <w:szCs w:val="24"/>
+        </w:rPr>
         <w:tab/>
         <w:t xml:space="preserve">“I love it,” Alexandrea asserted, catching her hand and kissing Alex on the forehead. </w:t>
       </w:r>
@@ -480,14 +527,14 @@
         <w:spacing w:after="0" w:line="360" w:lineRule="auto"/>
         <w:jc w:val="both"/>
         <w:rPr>
-          <w:rFonts w:ascii="Times New Roman" w:hAnsi="Times New Roman" w:cs="Times New Roman"/>
-          <w:sz w:val="24"/>
-          <w:szCs w:val="24"/>
-        </w:rPr>
-      </w:pPr>
-      <w:r>
-        <w:rPr>
-          <w:rFonts w:ascii="Times New Roman" w:hAnsi="Times New Roman" w:cs="Times New Roman"/>
+          <w:rFonts w:ascii="Montserrat" w:hAnsi="Montserrat" w:cs="Times New Roman"/>
+          <w:sz w:val="24"/>
+          <w:szCs w:val="24"/>
+        </w:rPr>
+      </w:pPr>
+      <w:r>
+        <w:rPr>
+          <w:rFonts w:ascii="Montserrat" w:hAnsi="Montserrat" w:cs="Times New Roman"/>
           <w:sz w:val="24"/>
           <w:szCs w:val="24"/>
         </w:rPr>
@@ -500,14 +547,14 @@
         <w:spacing w:after="0" w:line="360" w:lineRule="auto"/>
         <w:jc w:val="both"/>
         <w:rPr>
-          <w:rFonts w:ascii="Times New Roman" w:hAnsi="Times New Roman" w:cs="Times New Roman"/>
-          <w:sz w:val="24"/>
-          <w:szCs w:val="24"/>
-        </w:rPr>
-      </w:pPr>
-      <w:r>
-        <w:rPr>
-          <w:rFonts w:ascii="Times New Roman" w:hAnsi="Times New Roman" w:cs="Times New Roman"/>
+          <w:rFonts w:ascii="Montserrat" w:hAnsi="Montserrat" w:cs="Times New Roman"/>
+          <w:sz w:val="24"/>
+          <w:szCs w:val="24"/>
+        </w:rPr>
+      </w:pPr>
+      <w:r>
+        <w:rPr>
+          <w:rFonts w:ascii="Montserrat" w:hAnsi="Montserrat" w:cs="Times New Roman"/>
           <w:sz w:val="24"/>
           <w:szCs w:val="24"/>
         </w:rPr>
@@ -520,14 +567,14 @@
         <w:spacing w:after="0" w:line="360" w:lineRule="auto"/>
         <w:jc w:val="both"/>
         <w:rPr>
-          <w:rFonts w:ascii="Times New Roman" w:hAnsi="Times New Roman" w:cs="Times New Roman"/>
-          <w:sz w:val="24"/>
-          <w:szCs w:val="24"/>
-        </w:rPr>
-      </w:pPr>
-      <w:r>
-        <w:rPr>
-          <w:rFonts w:ascii="Times New Roman" w:hAnsi="Times New Roman" w:cs="Times New Roman"/>
+          <w:rFonts w:ascii="Montserrat" w:hAnsi="Montserrat" w:cs="Times New Roman"/>
+          <w:sz w:val="24"/>
+          <w:szCs w:val="24"/>
+        </w:rPr>
+      </w:pPr>
+      <w:r>
+        <w:rPr>
+          <w:rFonts w:ascii="Montserrat" w:hAnsi="Montserrat" w:cs="Times New Roman"/>
           <w:sz w:val="24"/>
           <w:szCs w:val="24"/>
         </w:rPr>
@@ -540,14 +587,14 @@
         <w:spacing w:after="0" w:line="360" w:lineRule="auto"/>
         <w:jc w:val="both"/>
         <w:rPr>
-          <w:rFonts w:ascii="Times New Roman" w:hAnsi="Times New Roman" w:cs="Times New Roman"/>
-          <w:sz w:val="24"/>
-          <w:szCs w:val="24"/>
-        </w:rPr>
-      </w:pPr>
-      <w:r>
-        <w:rPr>
-          <w:rFonts w:ascii="Times New Roman" w:hAnsi="Times New Roman" w:cs="Times New Roman"/>
+          <w:rFonts w:ascii="Montserrat" w:hAnsi="Montserrat" w:cs="Times New Roman"/>
+          <w:sz w:val="24"/>
+          <w:szCs w:val="24"/>
+        </w:rPr>
+      </w:pPr>
+      <w:r>
+        <w:rPr>
+          <w:rFonts w:ascii="Montserrat" w:hAnsi="Montserrat" w:cs="Times New Roman"/>
           <w:sz w:val="24"/>
           <w:szCs w:val="24"/>
         </w:rPr>
@@ -560,14 +607,14 @@
         <w:spacing w:after="0" w:line="360" w:lineRule="auto"/>
         <w:jc w:val="both"/>
         <w:rPr>
-          <w:rFonts w:ascii="Times New Roman" w:hAnsi="Times New Roman" w:cs="Times New Roman"/>
-          <w:sz w:val="24"/>
-          <w:szCs w:val="24"/>
-        </w:rPr>
-      </w:pPr>
-      <w:r>
-        <w:rPr>
-          <w:rFonts w:ascii="Times New Roman" w:hAnsi="Times New Roman" w:cs="Times New Roman"/>
+          <w:rFonts w:ascii="Montserrat" w:hAnsi="Montserrat" w:cs="Times New Roman"/>
+          <w:sz w:val="24"/>
+          <w:szCs w:val="24"/>
+        </w:rPr>
+      </w:pPr>
+      <w:r>
+        <w:rPr>
+          <w:rFonts w:ascii="Montserrat" w:hAnsi="Montserrat" w:cs="Times New Roman"/>
           <w:sz w:val="24"/>
           <w:szCs w:val="24"/>
         </w:rPr>
@@ -580,14 +627,14 @@
         <w:spacing w:after="0" w:line="360" w:lineRule="auto"/>
         <w:jc w:val="both"/>
         <w:rPr>
-          <w:rFonts w:ascii="Times New Roman" w:hAnsi="Times New Roman" w:cs="Times New Roman"/>
-          <w:sz w:val="24"/>
-          <w:szCs w:val="24"/>
-        </w:rPr>
-      </w:pPr>
-      <w:r>
-        <w:rPr>
-          <w:rFonts w:ascii="Times New Roman" w:hAnsi="Times New Roman" w:cs="Times New Roman"/>
+          <w:rFonts w:ascii="Montserrat" w:hAnsi="Montserrat" w:cs="Times New Roman"/>
+          <w:sz w:val="24"/>
+          <w:szCs w:val="24"/>
+        </w:rPr>
+      </w:pPr>
+      <w:r>
+        <w:rPr>
+          <w:rFonts w:ascii="Montserrat" w:hAnsi="Montserrat" w:cs="Times New Roman"/>
           <w:sz w:val="24"/>
           <w:szCs w:val="24"/>
         </w:rPr>
@@ -600,14 +647,14 @@
         <w:spacing w:after="0" w:line="360" w:lineRule="auto"/>
         <w:jc w:val="both"/>
         <w:rPr>
-          <w:rFonts w:ascii="Times New Roman" w:hAnsi="Times New Roman" w:cs="Times New Roman"/>
-          <w:sz w:val="24"/>
-          <w:szCs w:val="24"/>
-        </w:rPr>
-      </w:pPr>
-      <w:r>
-        <w:rPr>
-          <w:rFonts w:ascii="Times New Roman" w:hAnsi="Times New Roman" w:cs="Times New Roman"/>
+          <w:rFonts w:ascii="Montserrat" w:hAnsi="Montserrat" w:cs="Times New Roman"/>
+          <w:sz w:val="24"/>
+          <w:szCs w:val="24"/>
+        </w:rPr>
+      </w:pPr>
+      <w:r>
+        <w:rPr>
+          <w:rFonts w:ascii="Montserrat" w:hAnsi="Montserrat" w:cs="Times New Roman"/>
           <w:sz w:val="24"/>
           <w:szCs w:val="24"/>
         </w:rPr>
@@ -620,32 +667,23 @@
         <w:spacing w:after="0" w:line="360" w:lineRule="auto"/>
         <w:jc w:val="both"/>
         <w:rPr>
-          <w:rFonts w:ascii="Times New Roman" w:hAnsi="Times New Roman" w:cs="Times New Roman"/>
-          <w:sz w:val="24"/>
-          <w:szCs w:val="24"/>
-        </w:rPr>
-      </w:pPr>
-      <w:r>
-        <w:rPr>
-          <w:rFonts w:ascii="Times New Roman" w:hAnsi="Times New Roman" w:cs="Times New Roman"/>
-          <w:sz w:val="24"/>
-          <w:szCs w:val="24"/>
-        </w:rPr>
-        <w:tab/>
-        <w:t xml:space="preserve">Alexandrea pulled her close, and considered the question very carefully. In all honesty, she believed that they had touched each other too deeply not to love each other. But love was a complex animal. Alexandrea loved a lot of people, her mother and father, her sisters, many of her friends, and people she had never met, but whose fame and accomplishments earned her respect and admiration. People who touched her and for whom she was grateful, merely because they existed. Among the people she thought of, whose feelings she regarded carefully, and whose opinions of her were critical to her own self-image, Alex had jumped to the top of the list. Alex understood that, and no doubt felt the same with regard to her. As a compassionate soul, such love was her stock in life. The </w:t>
-      </w:r>
-      <w:r>
-        <w:rPr>
-          <w:rFonts w:ascii="Times New Roman" w:hAnsi="Times New Roman" w:cs="Times New Roman"/>
-          <w:sz w:val="24"/>
-          <w:szCs w:val="24"/>
-        </w:rPr>
-        <w:lastRenderedPageBreak/>
-        <w:t xml:space="preserve">confusion they struggled with was not whether there was any love between them, but whether of not they were </w:t>
-      </w:r>
-      <w:r>
-        <w:rPr>
-          <w:rFonts w:ascii="Times New Roman" w:hAnsi="Times New Roman" w:cs="Times New Roman"/>
+          <w:rFonts w:ascii="Montserrat" w:hAnsi="Montserrat" w:cs="Times New Roman"/>
+          <w:sz w:val="24"/>
+          <w:szCs w:val="24"/>
+        </w:rPr>
+      </w:pPr>
+      <w:r>
+        <w:rPr>
+          <w:rFonts w:ascii="Montserrat" w:hAnsi="Montserrat" w:cs="Times New Roman"/>
+          <w:sz w:val="24"/>
+          <w:szCs w:val="24"/>
+        </w:rPr>
+        <w:tab/>
+        <w:t xml:space="preserve">Alexandrea pulled her close, and considered the question very carefully. In all honesty, she believed that they had touched each other too deeply not to love each other. But love was a complex animal. Alexandrea loved a lot of people, her mother and father, her sisters, many of her friends, and people she had never met, but whose fame and accomplishments earned her respect and admiration. People who touched her and for whom she was grateful, merely because they existed. Among the people she thought of, whose feelings she regarded carefully, and whose opinions of her were critical to her own self-image, Alex had jumped to the top of the list. Alex understood that, and no doubt felt the same with regard to her. As a compassionate soul, such love was her stock in life. The confusion they struggled with was not whether there was any love between them, but whether of not they were </w:t>
+      </w:r>
+      <w:r>
+        <w:rPr>
+          <w:rFonts w:ascii="Montserrat" w:hAnsi="Montserrat" w:cs="Times New Roman"/>
           <w:i/>
           <w:iCs/>
           <w:sz w:val="24"/>
@@ -655,7 +693,7 @@
       </w:r>
       <w:r>
         <w:rPr>
-          <w:rFonts w:ascii="Times New Roman" w:hAnsi="Times New Roman" w:cs="Times New Roman"/>
+          <w:rFonts w:ascii="Montserrat" w:hAnsi="Montserrat" w:cs="Times New Roman"/>
           <w:sz w:val="24"/>
           <w:szCs w:val="24"/>
         </w:rPr>
@@ -667,14 +705,14 @@
         <w:spacing w:after="0" w:line="360" w:lineRule="auto"/>
         <w:jc w:val="both"/>
         <w:rPr>
-          <w:rFonts w:ascii="Times New Roman" w:hAnsi="Times New Roman" w:cs="Times New Roman"/>
-          <w:sz w:val="24"/>
-          <w:szCs w:val="24"/>
-        </w:rPr>
-      </w:pPr>
-      <w:r>
-        <w:rPr>
-          <w:rFonts w:ascii="Times New Roman" w:hAnsi="Times New Roman" w:cs="Times New Roman"/>
+          <w:rFonts w:ascii="Montserrat" w:hAnsi="Montserrat" w:cs="Times New Roman"/>
+          <w:sz w:val="24"/>
+          <w:szCs w:val="24"/>
+        </w:rPr>
+      </w:pPr>
+      <w:r>
+        <w:rPr>
+          <w:rFonts w:ascii="Montserrat" w:hAnsi="Montserrat" w:cs="Times New Roman"/>
           <w:sz w:val="24"/>
           <w:szCs w:val="24"/>
         </w:rPr>
@@ -687,14 +725,14 @@
         <w:spacing w:after="0" w:line="360" w:lineRule="auto"/>
         <w:jc w:val="both"/>
         <w:rPr>
-          <w:rFonts w:ascii="Times New Roman" w:hAnsi="Times New Roman" w:cs="Times New Roman"/>
-          <w:sz w:val="24"/>
-          <w:szCs w:val="24"/>
-        </w:rPr>
-      </w:pPr>
-      <w:r>
-        <w:rPr>
-          <w:rFonts w:ascii="Times New Roman" w:hAnsi="Times New Roman" w:cs="Times New Roman"/>
+          <w:rFonts w:ascii="Montserrat" w:hAnsi="Montserrat" w:cs="Times New Roman"/>
+          <w:sz w:val="24"/>
+          <w:szCs w:val="24"/>
+        </w:rPr>
+      </w:pPr>
+      <w:r>
+        <w:rPr>
+          <w:rFonts w:ascii="Montserrat" w:hAnsi="Montserrat" w:cs="Times New Roman"/>
           <w:sz w:val="24"/>
           <w:szCs w:val="24"/>
         </w:rPr>
@@ -707,14 +745,14 @@
         <w:spacing w:after="0" w:line="360" w:lineRule="auto"/>
         <w:jc w:val="both"/>
         <w:rPr>
-          <w:rFonts w:ascii="Times New Roman" w:hAnsi="Times New Roman" w:cs="Times New Roman"/>
-          <w:sz w:val="24"/>
-          <w:szCs w:val="24"/>
-        </w:rPr>
-      </w:pPr>
-      <w:r>
-        <w:rPr>
-          <w:rFonts w:ascii="Times New Roman" w:hAnsi="Times New Roman" w:cs="Times New Roman"/>
+          <w:rFonts w:ascii="Montserrat" w:hAnsi="Montserrat" w:cs="Times New Roman"/>
+          <w:sz w:val="24"/>
+          <w:szCs w:val="24"/>
+        </w:rPr>
+      </w:pPr>
+      <w:r>
+        <w:rPr>
+          <w:rFonts w:ascii="Montserrat" w:hAnsi="Montserrat" w:cs="Times New Roman"/>
           <w:sz w:val="24"/>
           <w:szCs w:val="24"/>
         </w:rPr>
@@ -727,14 +765,14 @@
         <w:spacing w:after="0" w:line="360" w:lineRule="auto"/>
         <w:jc w:val="both"/>
         <w:rPr>
-          <w:rFonts w:ascii="Times New Roman" w:hAnsi="Times New Roman" w:cs="Times New Roman"/>
-          <w:sz w:val="24"/>
-          <w:szCs w:val="24"/>
-        </w:rPr>
-      </w:pPr>
-      <w:r>
-        <w:rPr>
-          <w:rFonts w:ascii="Times New Roman" w:hAnsi="Times New Roman" w:cs="Times New Roman"/>
+          <w:rFonts w:ascii="Montserrat" w:hAnsi="Montserrat" w:cs="Times New Roman"/>
+          <w:sz w:val="24"/>
+          <w:szCs w:val="24"/>
+        </w:rPr>
+      </w:pPr>
+      <w:r>
+        <w:rPr>
+          <w:rFonts w:ascii="Montserrat" w:hAnsi="Montserrat" w:cs="Times New Roman"/>
           <w:sz w:val="24"/>
           <w:szCs w:val="24"/>
         </w:rPr>
@@ -747,14 +785,14 @@
         <w:spacing w:after="0" w:line="360" w:lineRule="auto"/>
         <w:jc w:val="both"/>
         <w:rPr>
-          <w:rFonts w:ascii="Times New Roman" w:hAnsi="Times New Roman" w:cs="Times New Roman"/>
-          <w:sz w:val="24"/>
-          <w:szCs w:val="24"/>
-        </w:rPr>
-      </w:pPr>
-      <w:r>
-        <w:rPr>
-          <w:rFonts w:ascii="Times New Roman" w:hAnsi="Times New Roman" w:cs="Times New Roman"/>
+          <w:rFonts w:ascii="Montserrat" w:hAnsi="Montserrat" w:cs="Times New Roman"/>
+          <w:sz w:val="24"/>
+          <w:szCs w:val="24"/>
+        </w:rPr>
+      </w:pPr>
+      <w:r>
+        <w:rPr>
+          <w:rFonts w:ascii="Montserrat" w:hAnsi="Montserrat" w:cs="Times New Roman"/>
           <w:sz w:val="24"/>
           <w:szCs w:val="24"/>
         </w:rPr>
@@ -767,43 +805,34 @@
         <w:spacing w:after="0" w:line="360" w:lineRule="auto"/>
         <w:jc w:val="both"/>
         <w:rPr>
-          <w:rFonts w:ascii="Times New Roman" w:hAnsi="Times New Roman" w:cs="Times New Roman"/>
-          <w:sz w:val="24"/>
-          <w:szCs w:val="24"/>
-        </w:rPr>
-      </w:pPr>
-      <w:r>
-        <w:rPr>
-          <w:rFonts w:ascii="Times New Roman" w:hAnsi="Times New Roman" w:cs="Times New Roman"/>
-          <w:sz w:val="24"/>
-          <w:szCs w:val="24"/>
-        </w:rPr>
-        <w:tab/>
-        <w:t xml:space="preserve">“Oh, that reminds me—“ Alex jumped up suddenly. Alexandrea protested at the sudden disengagement. Alex apologized and explained herself, as she mentally tracked </w:t>
-      </w:r>
-      <w:r>
-        <w:rPr>
-          <w:rFonts w:ascii="Times New Roman" w:hAnsi="Times New Roman" w:cs="Times New Roman"/>
-          <w:sz w:val="24"/>
-          <w:szCs w:val="24"/>
-        </w:rPr>
-        <w:lastRenderedPageBreak/>
-        <w:t xml:space="preserve">down her duffel bag. Their thoughts of friendship had reminded her of the two boys who had witnessed her change. Alexandrea reviewed the scenes she had witnessed pertinent to the event, and realized that Alex had made promises to call them as soon as she arrived at her destination, or write to them with all the details of her adventures as a girl. As there was not much she felt at liberty to discuss on an open line, she told them to expect a letter. Unless she got that letter in the mail that morning, it would not arrive at the promised time. </w:t>
-      </w:r>
-    </w:p>
-    <w:p>
-      <w:pPr>
-        <w:spacing w:after="0" w:line="360" w:lineRule="auto"/>
-        <w:jc w:val="both"/>
-        <w:rPr>
-          <w:rFonts w:ascii="Times New Roman" w:hAnsi="Times New Roman" w:cs="Times New Roman"/>
-          <w:sz w:val="24"/>
-          <w:szCs w:val="24"/>
-        </w:rPr>
-      </w:pPr>
-      <w:r>
-        <w:rPr>
-          <w:rFonts w:ascii="Times New Roman" w:hAnsi="Times New Roman" w:cs="Times New Roman"/>
+          <w:rFonts w:ascii="Montserrat" w:hAnsi="Montserrat" w:cs="Times New Roman"/>
+          <w:sz w:val="24"/>
+          <w:szCs w:val="24"/>
+        </w:rPr>
+      </w:pPr>
+      <w:r>
+        <w:rPr>
+          <w:rFonts w:ascii="Montserrat" w:hAnsi="Montserrat" w:cs="Times New Roman"/>
+          <w:sz w:val="24"/>
+          <w:szCs w:val="24"/>
+        </w:rPr>
+        <w:tab/>
+        <w:t xml:space="preserve">“Oh, that reminds me—“ Alex jumped up suddenly. Alexandrea protested at the sudden disengagement. Alex apologized and explained herself, as she mentally tracked down her duffel bag. Their thoughts of friendship had reminded her of the two boys who had witnessed her change. Alexandrea reviewed the scenes she had witnessed pertinent to the event, and realized that Alex had made promises to call them as soon as she arrived at her destination, or write to them with all the details of her adventures as a girl. As there was not much she felt at liberty to discuss on an open line, she told them to expect a letter. Unless she got that letter in the mail that morning, it would not arrive at the promised time. </w:t>
+      </w:r>
+    </w:p>
+    <w:p>
+      <w:pPr>
+        <w:spacing w:after="0" w:line="360" w:lineRule="auto"/>
+        <w:jc w:val="both"/>
+        <w:rPr>
+          <w:rFonts w:ascii="Montserrat" w:hAnsi="Montserrat" w:cs="Times New Roman"/>
+          <w:sz w:val="24"/>
+          <w:szCs w:val="24"/>
+        </w:rPr>
+      </w:pPr>
+      <w:r>
+        <w:rPr>
+          <w:rFonts w:ascii="Montserrat" w:hAnsi="Montserrat" w:cs="Times New Roman"/>
           <w:sz w:val="24"/>
           <w:szCs w:val="24"/>
         </w:rPr>
@@ -816,14 +845,14 @@
         <w:spacing w:after="0" w:line="360" w:lineRule="auto"/>
         <w:jc w:val="both"/>
         <w:rPr>
-          <w:rFonts w:ascii="Times New Roman" w:hAnsi="Times New Roman" w:cs="Times New Roman"/>
-          <w:sz w:val="24"/>
-          <w:szCs w:val="24"/>
-        </w:rPr>
-      </w:pPr>
-      <w:r>
-        <w:rPr>
-          <w:rFonts w:ascii="Times New Roman" w:hAnsi="Times New Roman" w:cs="Times New Roman"/>
+          <w:rFonts w:ascii="Montserrat" w:hAnsi="Montserrat" w:cs="Times New Roman"/>
+          <w:sz w:val="24"/>
+          <w:szCs w:val="24"/>
+        </w:rPr>
+      </w:pPr>
+      <w:r>
+        <w:rPr>
+          <w:rFonts w:ascii="Montserrat" w:hAnsi="Montserrat" w:cs="Times New Roman"/>
           <w:sz w:val="24"/>
           <w:szCs w:val="24"/>
         </w:rPr>
@@ -836,25 +865,25 @@
         <w:spacing w:after="0" w:line="360" w:lineRule="auto"/>
         <w:jc w:val="both"/>
         <w:rPr>
-          <w:rFonts w:ascii="Times New Roman" w:hAnsi="Times New Roman" w:cs="Times New Roman"/>
-          <w:sz w:val="24"/>
-          <w:szCs w:val="24"/>
-        </w:rPr>
-      </w:pPr>
-    </w:p>
-    <w:p>
-      <w:pPr>
-        <w:spacing w:after="0" w:line="360" w:lineRule="auto"/>
-        <w:jc w:val="both"/>
-        <w:rPr>
-          <w:rFonts w:ascii="Times New Roman" w:hAnsi="Times New Roman" w:cs="Times New Roman"/>
-          <w:sz w:val="24"/>
-          <w:szCs w:val="24"/>
-        </w:rPr>
-      </w:pPr>
-      <w:r>
-        <w:rPr>
-          <w:rFonts w:ascii="Times New Roman" w:hAnsi="Times New Roman" w:cs="Times New Roman"/>
+          <w:rFonts w:ascii="Montserrat" w:hAnsi="Montserrat" w:cs="Times New Roman"/>
+          <w:sz w:val="24"/>
+          <w:szCs w:val="24"/>
+        </w:rPr>
+      </w:pPr>
+    </w:p>
+    <w:p>
+      <w:pPr>
+        <w:spacing w:after="0" w:line="360" w:lineRule="auto"/>
+        <w:jc w:val="both"/>
+        <w:rPr>
+          <w:rFonts w:ascii="Montserrat" w:hAnsi="Montserrat" w:cs="Times New Roman"/>
+          <w:sz w:val="24"/>
+          <w:szCs w:val="24"/>
+        </w:rPr>
+      </w:pPr>
+      <w:r>
+        <w:rPr>
+          <w:rFonts w:ascii="Montserrat" w:hAnsi="Montserrat" w:cs="Times New Roman"/>
           <w:sz w:val="24"/>
           <w:szCs w:val="24"/>
         </w:rPr>
@@ -866,43 +895,34 @@
         <w:spacing w:after="0" w:line="360" w:lineRule="auto"/>
         <w:jc w:val="both"/>
         <w:rPr>
-          <w:rFonts w:ascii="Times New Roman" w:hAnsi="Times New Roman" w:cs="Times New Roman"/>
-          <w:sz w:val="24"/>
-          <w:szCs w:val="24"/>
-        </w:rPr>
-      </w:pPr>
-      <w:r>
-        <w:rPr>
-          <w:rFonts w:ascii="Times New Roman" w:hAnsi="Times New Roman" w:cs="Times New Roman"/>
-          <w:sz w:val="24"/>
-          <w:szCs w:val="24"/>
-        </w:rPr>
-        <w:tab/>
-        <w:t xml:space="preserve">Rejecting the notion at once, she understood why the older girls had revealed their amusement and disappointment. Remembering what Alexandrea had said about girls, </w:t>
-      </w:r>
-      <w:r>
-        <w:rPr>
-          <w:rFonts w:ascii="Times New Roman" w:hAnsi="Times New Roman" w:cs="Times New Roman"/>
-          <w:sz w:val="24"/>
-          <w:szCs w:val="24"/>
-        </w:rPr>
-        <w:lastRenderedPageBreak/>
-        <w:t xml:space="preserve">particularly about sisters, Alex understood they had felt a duty to observe. They were testing Alex, and not simply just standing by ready to intervene on their youngest sister’s behalf. Alex had avoided the easy banter, the bathroom conversation between the girls. It was shameless and friendly, and Alex had simply tried to absorb the rules of discourse. Considering her present thoughts, she matched the tone they had set and announced that she was still far too aroused to go out in public. </w:t>
-      </w:r>
-    </w:p>
-    <w:p>
-      <w:pPr>
-        <w:spacing w:after="0" w:line="360" w:lineRule="auto"/>
-        <w:jc w:val="both"/>
-        <w:rPr>
-          <w:rFonts w:ascii="Times New Roman" w:hAnsi="Times New Roman" w:cs="Times New Roman"/>
-          <w:sz w:val="24"/>
-          <w:szCs w:val="24"/>
-        </w:rPr>
-      </w:pPr>
-      <w:r>
-        <w:rPr>
-          <w:rFonts w:ascii="Times New Roman" w:hAnsi="Times New Roman" w:cs="Times New Roman"/>
+          <w:rFonts w:ascii="Montserrat" w:hAnsi="Montserrat" w:cs="Times New Roman"/>
+          <w:sz w:val="24"/>
+          <w:szCs w:val="24"/>
+        </w:rPr>
+      </w:pPr>
+      <w:r>
+        <w:rPr>
+          <w:rFonts w:ascii="Montserrat" w:hAnsi="Montserrat" w:cs="Times New Roman"/>
+          <w:sz w:val="24"/>
+          <w:szCs w:val="24"/>
+        </w:rPr>
+        <w:tab/>
+        <w:t xml:space="preserve">Rejecting the notion at once, she understood why the older girls had revealed their amusement and disappointment. Remembering what Alexandrea had said about girls, particularly about sisters, Alex understood they had felt a duty to observe. They were testing Alex, and not simply just standing by ready to intervene on their youngest sister’s behalf. Alex had avoided the easy banter, the bathroom conversation between the girls. It was shameless and friendly, and Alex had simply tried to absorb the rules of discourse. Considering her present thoughts, she matched the tone they had set and announced that she was still far too aroused to go out in public. </w:t>
+      </w:r>
+    </w:p>
+    <w:p>
+      <w:pPr>
+        <w:spacing w:after="0" w:line="360" w:lineRule="auto"/>
+        <w:jc w:val="both"/>
+        <w:rPr>
+          <w:rFonts w:ascii="Montserrat" w:hAnsi="Montserrat" w:cs="Times New Roman"/>
+          <w:sz w:val="24"/>
+          <w:szCs w:val="24"/>
+        </w:rPr>
+      </w:pPr>
+      <w:r>
+        <w:rPr>
+          <w:rFonts w:ascii="Montserrat" w:hAnsi="Montserrat" w:cs="Times New Roman"/>
           <w:sz w:val="24"/>
           <w:szCs w:val="24"/>
         </w:rPr>
@@ -915,14 +935,14 @@
         <w:spacing w:after="0" w:line="360" w:lineRule="auto"/>
         <w:jc w:val="both"/>
         <w:rPr>
-          <w:rFonts w:ascii="Times New Roman" w:hAnsi="Times New Roman" w:cs="Times New Roman"/>
-          <w:sz w:val="24"/>
-          <w:szCs w:val="24"/>
-        </w:rPr>
-      </w:pPr>
-      <w:r>
-        <w:rPr>
-          <w:rFonts w:ascii="Times New Roman" w:hAnsi="Times New Roman" w:cs="Times New Roman"/>
+          <w:rFonts w:ascii="Montserrat" w:hAnsi="Montserrat" w:cs="Times New Roman"/>
+          <w:sz w:val="24"/>
+          <w:szCs w:val="24"/>
+        </w:rPr>
+      </w:pPr>
+      <w:r>
+        <w:rPr>
+          <w:rFonts w:ascii="Montserrat" w:hAnsi="Montserrat" w:cs="Times New Roman"/>
           <w:sz w:val="24"/>
           <w:szCs w:val="24"/>
         </w:rPr>
@@ -935,54 +955,45 @@
         <w:spacing w:after="0" w:line="360" w:lineRule="auto"/>
         <w:jc w:val="both"/>
         <w:rPr>
-          <w:rFonts w:ascii="Times New Roman" w:hAnsi="Times New Roman" w:cs="Times New Roman"/>
-          <w:sz w:val="24"/>
-          <w:szCs w:val="24"/>
-        </w:rPr>
-      </w:pPr>
-      <w:r>
-        <w:rPr>
-          <w:rFonts w:ascii="Times New Roman" w:hAnsi="Times New Roman" w:cs="Times New Roman"/>
-          <w:sz w:val="24"/>
-          <w:szCs w:val="24"/>
-        </w:rPr>
-        <w:tab/>
-        <w:t xml:space="preserve">Bathed and clothed, they agreed they were suitably armored for public appearances. Their erotic impulses were still simmering in the background, a low, hot </w:t>
-      </w:r>
-      <w:r>
-        <w:rPr>
-          <w:rFonts w:ascii="Times New Roman" w:hAnsi="Times New Roman" w:cs="Times New Roman"/>
-          <w:sz w:val="24"/>
-          <w:szCs w:val="24"/>
-        </w:rPr>
-        <w:lastRenderedPageBreak/>
-        <w:t xml:space="preserve">tension they could at least bear in a world not governed by Kim’s Bathroom Rules. Clasping hands, they led each other out to breakfast. </w:t>
-      </w:r>
-    </w:p>
-    <w:p>
-      <w:pPr>
-        <w:spacing w:after="0" w:line="360" w:lineRule="auto"/>
-        <w:jc w:val="both"/>
-        <w:rPr>
-          <w:rFonts w:ascii="Times New Roman" w:hAnsi="Times New Roman" w:cs="Times New Roman"/>
-          <w:sz w:val="24"/>
-          <w:szCs w:val="24"/>
-        </w:rPr>
-      </w:pPr>
-    </w:p>
-    <w:p>
-      <w:pPr>
-        <w:spacing w:after="0" w:line="360" w:lineRule="auto"/>
-        <w:jc w:val="both"/>
-        <w:rPr>
-          <w:rFonts w:ascii="Times New Roman" w:hAnsi="Times New Roman" w:cs="Times New Roman"/>
-          <w:sz w:val="24"/>
-          <w:szCs w:val="24"/>
-        </w:rPr>
-      </w:pPr>
-      <w:r>
-        <w:rPr>
-          <w:rFonts w:ascii="Times New Roman" w:hAnsi="Times New Roman" w:cs="Times New Roman"/>
+          <w:rFonts w:ascii="Montserrat" w:hAnsi="Montserrat" w:cs="Times New Roman"/>
+          <w:sz w:val="24"/>
+          <w:szCs w:val="24"/>
+        </w:rPr>
+      </w:pPr>
+      <w:r>
+        <w:rPr>
+          <w:rFonts w:ascii="Montserrat" w:hAnsi="Montserrat" w:cs="Times New Roman"/>
+          <w:sz w:val="24"/>
+          <w:szCs w:val="24"/>
+        </w:rPr>
+        <w:tab/>
+        <w:t xml:space="preserve">Bathed and clothed, they agreed they were suitably armored for public appearances. Their erotic impulses were still simmering in the background, a low, hot tension they could at least bear in a world not governed by Kim’s Bathroom Rules. Clasping hands, they led each other out to breakfast. </w:t>
+      </w:r>
+    </w:p>
+    <w:p>
+      <w:pPr>
+        <w:spacing w:after="0" w:line="360" w:lineRule="auto"/>
+        <w:jc w:val="both"/>
+        <w:rPr>
+          <w:rFonts w:ascii="Montserrat" w:hAnsi="Montserrat" w:cs="Times New Roman"/>
+          <w:sz w:val="24"/>
+          <w:szCs w:val="24"/>
+        </w:rPr>
+      </w:pPr>
+    </w:p>
+    <w:p>
+      <w:pPr>
+        <w:spacing w:after="0" w:line="360" w:lineRule="auto"/>
+        <w:jc w:val="both"/>
+        <w:rPr>
+          <w:rFonts w:ascii="Montserrat" w:hAnsi="Montserrat" w:cs="Times New Roman"/>
+          <w:sz w:val="24"/>
+          <w:szCs w:val="24"/>
+        </w:rPr>
+      </w:pPr>
+      <w:r>
+        <w:rPr>
+          <w:rFonts w:ascii="Montserrat" w:hAnsi="Montserrat" w:cs="Times New Roman"/>
           <w:sz w:val="24"/>
           <w:szCs w:val="24"/>
         </w:rPr>
@@ -994,14 +1005,14 @@
         <w:spacing w:after="0" w:line="360" w:lineRule="auto"/>
         <w:jc w:val="both"/>
         <w:rPr>
-          <w:rFonts w:ascii="Times New Roman" w:hAnsi="Times New Roman" w:cs="Times New Roman"/>
-          <w:sz w:val="24"/>
-          <w:szCs w:val="24"/>
-        </w:rPr>
-      </w:pPr>
-      <w:r>
-        <w:rPr>
-          <w:rFonts w:ascii="Times New Roman" w:hAnsi="Times New Roman" w:cs="Times New Roman"/>
+          <w:rFonts w:ascii="Montserrat" w:hAnsi="Montserrat" w:cs="Times New Roman"/>
+          <w:sz w:val="24"/>
+          <w:szCs w:val="24"/>
+        </w:rPr>
+      </w:pPr>
+      <w:r>
+        <w:rPr>
+          <w:rFonts w:ascii="Montserrat" w:hAnsi="Montserrat" w:cs="Times New Roman"/>
           <w:sz w:val="24"/>
           <w:szCs w:val="24"/>
         </w:rPr>
@@ -1014,14 +1025,14 @@
         <w:spacing w:after="0" w:line="360" w:lineRule="auto"/>
         <w:jc w:val="both"/>
         <w:rPr>
-          <w:rFonts w:ascii="Times New Roman" w:hAnsi="Times New Roman" w:cs="Times New Roman"/>
-          <w:sz w:val="24"/>
-          <w:szCs w:val="24"/>
-        </w:rPr>
-      </w:pPr>
-      <w:r>
-        <w:rPr>
-          <w:rFonts w:ascii="Times New Roman" w:hAnsi="Times New Roman" w:cs="Times New Roman"/>
+          <w:rFonts w:ascii="Montserrat" w:hAnsi="Montserrat" w:cs="Times New Roman"/>
+          <w:sz w:val="24"/>
+          <w:szCs w:val="24"/>
+        </w:rPr>
+      </w:pPr>
+      <w:r>
+        <w:rPr>
+          <w:rFonts w:ascii="Montserrat" w:hAnsi="Montserrat" w:cs="Times New Roman"/>
           <w:sz w:val="24"/>
           <w:szCs w:val="24"/>
         </w:rPr>
@@ -1034,14 +1045,14 @@
         <w:spacing w:after="0" w:line="360" w:lineRule="auto"/>
         <w:jc w:val="both"/>
         <w:rPr>
-          <w:rFonts w:ascii="Times New Roman" w:hAnsi="Times New Roman" w:cs="Times New Roman"/>
-          <w:sz w:val="24"/>
-          <w:szCs w:val="24"/>
-        </w:rPr>
-      </w:pPr>
-      <w:r>
-        <w:rPr>
-          <w:rFonts w:ascii="Times New Roman" w:hAnsi="Times New Roman" w:cs="Times New Roman"/>
+          <w:rFonts w:ascii="Montserrat" w:hAnsi="Montserrat" w:cs="Times New Roman"/>
+          <w:sz w:val="24"/>
+          <w:szCs w:val="24"/>
+        </w:rPr>
+      </w:pPr>
+      <w:r>
+        <w:rPr>
+          <w:rFonts w:ascii="Montserrat" w:hAnsi="Montserrat" w:cs="Times New Roman"/>
           <w:sz w:val="24"/>
           <w:szCs w:val="24"/>
         </w:rPr>
@@ -1054,14 +1065,14 @@
         <w:spacing w:after="0" w:line="360" w:lineRule="auto"/>
         <w:jc w:val="both"/>
         <w:rPr>
-          <w:rFonts w:ascii="Times New Roman" w:hAnsi="Times New Roman" w:cs="Times New Roman"/>
-          <w:sz w:val="24"/>
-          <w:szCs w:val="24"/>
-        </w:rPr>
-      </w:pPr>
-      <w:r>
-        <w:rPr>
-          <w:rFonts w:ascii="Times New Roman" w:hAnsi="Times New Roman" w:cs="Times New Roman"/>
+          <w:rFonts w:ascii="Montserrat" w:hAnsi="Montserrat" w:cs="Times New Roman"/>
+          <w:sz w:val="24"/>
+          <w:szCs w:val="24"/>
+        </w:rPr>
+      </w:pPr>
+      <w:r>
+        <w:rPr>
+          <w:rFonts w:ascii="Montserrat" w:hAnsi="Montserrat" w:cs="Times New Roman"/>
           <w:sz w:val="24"/>
           <w:szCs w:val="24"/>
         </w:rPr>
@@ -1074,14 +1085,14 @@
         <w:spacing w:after="0" w:line="360" w:lineRule="auto"/>
         <w:jc w:val="both"/>
         <w:rPr>
-          <w:rFonts w:ascii="Times New Roman" w:hAnsi="Times New Roman" w:cs="Times New Roman"/>
-          <w:sz w:val="24"/>
-          <w:szCs w:val="24"/>
-        </w:rPr>
-      </w:pPr>
-      <w:r>
-        <w:rPr>
-          <w:rFonts w:ascii="Times New Roman" w:hAnsi="Times New Roman" w:cs="Times New Roman"/>
+          <w:rFonts w:ascii="Montserrat" w:hAnsi="Montserrat" w:cs="Times New Roman"/>
+          <w:sz w:val="24"/>
+          <w:szCs w:val="24"/>
+        </w:rPr>
+      </w:pPr>
+      <w:r>
+        <w:rPr>
+          <w:rFonts w:ascii="Montserrat" w:hAnsi="Montserrat" w:cs="Times New Roman"/>
           <w:sz w:val="24"/>
           <w:szCs w:val="24"/>
         </w:rPr>
@@ -1094,14 +1105,14 @@
         <w:spacing w:after="0" w:line="360" w:lineRule="auto"/>
         <w:jc w:val="both"/>
         <w:rPr>
-          <w:rFonts w:ascii="Times New Roman" w:hAnsi="Times New Roman" w:cs="Times New Roman"/>
-          <w:sz w:val="24"/>
-          <w:szCs w:val="24"/>
-        </w:rPr>
-      </w:pPr>
-      <w:r>
-        <w:rPr>
-          <w:rFonts w:ascii="Times New Roman" w:hAnsi="Times New Roman" w:cs="Times New Roman"/>
+          <w:rFonts w:ascii="Montserrat" w:hAnsi="Montserrat" w:cs="Times New Roman"/>
+          <w:sz w:val="24"/>
+          <w:szCs w:val="24"/>
+        </w:rPr>
+      </w:pPr>
+      <w:r>
+        <w:rPr>
+          <w:rFonts w:ascii="Montserrat" w:hAnsi="Montserrat" w:cs="Times New Roman"/>
           <w:sz w:val="24"/>
           <w:szCs w:val="24"/>
         </w:rPr>
@@ -1110,26 +1121,26 @@
       </w:r>
       <w:r>
         <w:rPr>
-          <w:rFonts w:ascii="Times New Roman" w:hAnsi="Times New Roman" w:cs="Times New Roman"/>
-          <w:sz w:val="24"/>
-          <w:szCs w:val="24"/>
-        </w:rPr>
-        <w:tab/>
-      </w:r>
-    </w:p>
-    <w:p>
-      <w:pPr>
-        <w:spacing w:after="0" w:line="360" w:lineRule="auto"/>
-        <w:jc w:val="both"/>
-        <w:rPr>
-          <w:rFonts w:ascii="Times New Roman" w:hAnsi="Times New Roman" w:cs="Times New Roman"/>
-          <w:sz w:val="24"/>
-          <w:szCs w:val="24"/>
-        </w:rPr>
-      </w:pPr>
-      <w:r>
-        <w:rPr>
-          <w:rFonts w:ascii="Times New Roman" w:hAnsi="Times New Roman" w:cs="Times New Roman"/>
+          <w:rFonts w:ascii="Montserrat" w:hAnsi="Montserrat" w:cs="Times New Roman"/>
+          <w:sz w:val="24"/>
+          <w:szCs w:val="24"/>
+        </w:rPr>
+        <w:tab/>
+      </w:r>
+    </w:p>
+    <w:p>
+      <w:pPr>
+        <w:spacing w:after="0" w:line="360" w:lineRule="auto"/>
+        <w:jc w:val="both"/>
+        <w:rPr>
+          <w:rFonts w:ascii="Montserrat" w:hAnsi="Montserrat" w:cs="Times New Roman"/>
+          <w:sz w:val="24"/>
+          <w:szCs w:val="24"/>
+        </w:rPr>
+      </w:pPr>
+      <w:r>
+        <w:rPr>
+          <w:rFonts w:ascii="Montserrat" w:hAnsi="Montserrat" w:cs="Times New Roman"/>
           <w:sz w:val="24"/>
           <w:szCs w:val="24"/>
         </w:rPr>
@@ -1142,14 +1153,14 @@
         <w:spacing w:after="0" w:line="360" w:lineRule="auto"/>
         <w:jc w:val="both"/>
         <w:rPr>
-          <w:rFonts w:ascii="Times New Roman" w:hAnsi="Times New Roman" w:cs="Times New Roman"/>
-          <w:sz w:val="24"/>
-          <w:szCs w:val="24"/>
-        </w:rPr>
-      </w:pPr>
-      <w:r>
-        <w:rPr>
-          <w:rFonts w:ascii="Times New Roman" w:hAnsi="Times New Roman" w:cs="Times New Roman"/>
+          <w:rFonts w:ascii="Montserrat" w:hAnsi="Montserrat" w:cs="Times New Roman"/>
+          <w:sz w:val="24"/>
+          <w:szCs w:val="24"/>
+        </w:rPr>
+      </w:pPr>
+      <w:r>
+        <w:rPr>
+          <w:rFonts w:ascii="Montserrat" w:hAnsi="Montserrat" w:cs="Times New Roman"/>
           <w:sz w:val="24"/>
           <w:szCs w:val="24"/>
         </w:rPr>
@@ -1162,32 +1173,23 @@
         <w:spacing w:after="0" w:line="360" w:lineRule="auto"/>
         <w:jc w:val="both"/>
         <w:rPr>
-          <w:rFonts w:ascii="Times New Roman" w:hAnsi="Times New Roman" w:cs="Times New Roman"/>
-          <w:sz w:val="24"/>
-          <w:szCs w:val="24"/>
-        </w:rPr>
-      </w:pPr>
-      <w:r>
-        <w:rPr>
-          <w:rFonts w:ascii="Times New Roman" w:hAnsi="Times New Roman" w:cs="Times New Roman"/>
-          <w:sz w:val="24"/>
-          <w:szCs w:val="24"/>
-        </w:rPr>
-        <w:tab/>
-        <w:t xml:space="preserve">Victor picked up a large envelope, which was lying on the table between them, and opened it. Pulling out the contents and passing them over to Alex, he announced, “As </w:t>
-      </w:r>
-      <w:r>
-        <w:rPr>
-          <w:rFonts w:ascii="Times New Roman" w:hAnsi="Times New Roman" w:cs="Times New Roman"/>
-          <w:sz w:val="24"/>
-          <w:szCs w:val="24"/>
-        </w:rPr>
-        <w:lastRenderedPageBreak/>
-        <w:t xml:space="preserve">of this morning, you are now Alexandrea Virgin Morgan, Alex’s twin.” Alex gave a surprised look and took the offered stack. She flipped through the forms and papers in amazement. A driver’s license and social security card fell out as she leafed through the rest. Medical records, birth certificate, report cards for at least nine years worth of school, she spread them out in front of her. Noticing that the birth date was the same as her own, she quirked an eyebrow. Alexandrea and herself practically </w:t>
-      </w:r>
-      <w:r>
-        <w:rPr>
-          <w:rFonts w:ascii="Times New Roman" w:hAnsi="Times New Roman" w:cs="Times New Roman"/>
+          <w:rFonts w:ascii="Montserrat" w:hAnsi="Montserrat" w:cs="Times New Roman"/>
+          <w:sz w:val="24"/>
+          <w:szCs w:val="24"/>
+        </w:rPr>
+      </w:pPr>
+      <w:r>
+        <w:rPr>
+          <w:rFonts w:ascii="Montserrat" w:hAnsi="Montserrat" w:cs="Times New Roman"/>
+          <w:sz w:val="24"/>
+          <w:szCs w:val="24"/>
+        </w:rPr>
+        <w:tab/>
+        <w:t xml:space="preserve">Victor picked up a large envelope, which was lying on the table between them, and opened it. Pulling out the contents and passing them over to Alex, he announced, “As of this morning, you are now Alexandrea Virgin Morgan, Alex’s twin.” Alex gave a surprised look and took the offered stack. She flipped through the forms and papers in amazement. A driver’s license and social security card fell out as she leafed through the rest. Medical records, birth certificate, report cards for at least nine years worth of school, she spread them out in front of her. Noticing that the birth date was the same as her own, she quirked an eyebrow. Alexandrea and herself practically </w:t>
+      </w:r>
+      <w:r>
+        <w:rPr>
+          <w:rFonts w:ascii="Montserrat" w:hAnsi="Montserrat" w:cs="Times New Roman"/>
           <w:i/>
           <w:iCs/>
           <w:sz w:val="24"/>
@@ -1197,7 +1199,7 @@
       </w:r>
       <w:r>
         <w:rPr>
-          <w:rFonts w:ascii="Times New Roman" w:hAnsi="Times New Roman" w:cs="Times New Roman"/>
+          <w:rFonts w:ascii="Montserrat" w:hAnsi="Montserrat" w:cs="Times New Roman"/>
           <w:sz w:val="24"/>
           <w:szCs w:val="24"/>
         </w:rPr>
@@ -1209,14 +1211,14 @@
         <w:spacing w:after="0" w:line="360" w:lineRule="auto"/>
         <w:jc w:val="both"/>
         <w:rPr>
-          <w:rFonts w:ascii="Times New Roman" w:hAnsi="Times New Roman" w:cs="Times New Roman"/>
-          <w:sz w:val="24"/>
-          <w:szCs w:val="24"/>
-        </w:rPr>
-      </w:pPr>
-      <w:r>
-        <w:rPr>
-          <w:rFonts w:ascii="Times New Roman" w:hAnsi="Times New Roman" w:cs="Times New Roman"/>
+          <w:rFonts w:ascii="Montserrat" w:hAnsi="Montserrat" w:cs="Times New Roman"/>
+          <w:sz w:val="24"/>
+          <w:szCs w:val="24"/>
+        </w:rPr>
+      </w:pPr>
+      <w:r>
+        <w:rPr>
+          <w:rFonts w:ascii="Montserrat" w:hAnsi="Montserrat" w:cs="Times New Roman"/>
           <w:sz w:val="24"/>
           <w:szCs w:val="24"/>
         </w:rPr>
@@ -1229,14 +1231,14 @@
         <w:spacing w:after="0" w:line="360" w:lineRule="auto"/>
         <w:jc w:val="both"/>
         <w:rPr>
-          <w:rFonts w:ascii="Times New Roman" w:hAnsi="Times New Roman" w:cs="Times New Roman"/>
-          <w:sz w:val="24"/>
-          <w:szCs w:val="24"/>
-        </w:rPr>
-      </w:pPr>
-      <w:r>
-        <w:rPr>
-          <w:rFonts w:ascii="Times New Roman" w:hAnsi="Times New Roman" w:cs="Times New Roman"/>
+          <w:rFonts w:ascii="Montserrat" w:hAnsi="Montserrat" w:cs="Times New Roman"/>
+          <w:sz w:val="24"/>
+          <w:szCs w:val="24"/>
+        </w:rPr>
+      </w:pPr>
+      <w:r>
+        <w:rPr>
+          <w:rFonts w:ascii="Montserrat" w:hAnsi="Montserrat" w:cs="Times New Roman"/>
           <w:sz w:val="24"/>
           <w:szCs w:val="24"/>
         </w:rPr>
@@ -1249,14 +1251,14 @@
         <w:spacing w:after="0" w:line="360" w:lineRule="auto"/>
         <w:jc w:val="both"/>
         <w:rPr>
-          <w:rFonts w:ascii="Times New Roman" w:hAnsi="Times New Roman" w:cs="Times New Roman"/>
-          <w:sz w:val="24"/>
-          <w:szCs w:val="24"/>
-        </w:rPr>
-      </w:pPr>
-      <w:r>
-        <w:rPr>
-          <w:rFonts w:ascii="Times New Roman" w:hAnsi="Times New Roman" w:cs="Times New Roman"/>
+          <w:rFonts w:ascii="Montserrat" w:hAnsi="Montserrat" w:cs="Times New Roman"/>
+          <w:sz w:val="24"/>
+          <w:szCs w:val="24"/>
+        </w:rPr>
+      </w:pPr>
+      <w:r>
+        <w:rPr>
+          <w:rFonts w:ascii="Montserrat" w:hAnsi="Montserrat" w:cs="Times New Roman"/>
           <w:sz w:val="24"/>
           <w:szCs w:val="24"/>
         </w:rPr>
@@ -1269,14 +1271,14 @@
         <w:spacing w:after="0" w:line="360" w:lineRule="auto"/>
         <w:jc w:val="both"/>
         <w:rPr>
-          <w:rFonts w:ascii="Times New Roman" w:hAnsi="Times New Roman" w:cs="Times New Roman"/>
-          <w:sz w:val="24"/>
-          <w:szCs w:val="24"/>
-        </w:rPr>
-      </w:pPr>
-      <w:r>
-        <w:rPr>
-          <w:rFonts w:ascii="Times New Roman" w:hAnsi="Times New Roman" w:cs="Times New Roman"/>
+          <w:rFonts w:ascii="Montserrat" w:hAnsi="Montserrat" w:cs="Times New Roman"/>
+          <w:sz w:val="24"/>
+          <w:szCs w:val="24"/>
+        </w:rPr>
+      </w:pPr>
+      <w:r>
+        <w:rPr>
+          <w:rFonts w:ascii="Montserrat" w:hAnsi="Montserrat" w:cs="Times New Roman"/>
           <w:sz w:val="24"/>
           <w:szCs w:val="24"/>
         </w:rPr>
@@ -1289,14 +1291,14 @@
         <w:spacing w:after="0" w:line="360" w:lineRule="auto"/>
         <w:jc w:val="both"/>
         <w:rPr>
-          <w:rFonts w:ascii="Times New Roman" w:hAnsi="Times New Roman" w:cs="Times New Roman"/>
-          <w:sz w:val="24"/>
-          <w:szCs w:val="24"/>
-        </w:rPr>
-      </w:pPr>
-      <w:r>
-        <w:rPr>
-          <w:rFonts w:ascii="Times New Roman" w:hAnsi="Times New Roman" w:cs="Times New Roman"/>
+          <w:rFonts w:ascii="Montserrat" w:hAnsi="Montserrat" w:cs="Times New Roman"/>
+          <w:sz w:val="24"/>
+          <w:szCs w:val="24"/>
+        </w:rPr>
+      </w:pPr>
+      <w:r>
+        <w:rPr>
+          <w:rFonts w:ascii="Montserrat" w:hAnsi="Montserrat" w:cs="Times New Roman"/>
           <w:sz w:val="24"/>
           <w:szCs w:val="24"/>
         </w:rPr>
@@ -1309,43 +1311,34 @@
         <w:spacing w:after="0" w:line="360" w:lineRule="auto"/>
         <w:jc w:val="both"/>
         <w:rPr>
-          <w:rFonts w:ascii="Times New Roman" w:hAnsi="Times New Roman" w:cs="Times New Roman"/>
-          <w:sz w:val="24"/>
-          <w:szCs w:val="24"/>
-        </w:rPr>
-      </w:pPr>
-      <w:r>
-        <w:rPr>
-          <w:rFonts w:ascii="Times New Roman" w:hAnsi="Times New Roman" w:cs="Times New Roman"/>
-          <w:sz w:val="24"/>
-          <w:szCs w:val="24"/>
-        </w:rPr>
-        <w:tab/>
-        <w:t xml:space="preserve">Virginia pointed out that Alex’s transformation had been instinctive, and then said she had endured an instinctive translation too. Like Alex, she had fought it without understanding what was going on. Too late, she discovered the answer. A few days before Alexandrea had turned seven, Virginia had spontaneously regressed. She explained it as a kind of regeneration, what she called regenesis. Her husband had acted quickly, seeing she needed an identity to cover her transformation until she could figure out why she suddenly became seven years old at the same time as her daughter. Vincent had engaged in a bit of historical revision, taking advantage of the fact that Alexandrea was a twin, and they could clearly see how closely she took after her mother. Virginia </w:t>
-      </w:r>
-      <w:r>
-        <w:rPr>
-          <w:rFonts w:ascii="Times New Roman" w:hAnsi="Times New Roman" w:cs="Times New Roman"/>
-          <w:sz w:val="24"/>
-          <w:szCs w:val="24"/>
-        </w:rPr>
-        <w:lastRenderedPageBreak/>
-        <w:t xml:space="preserve">used the name for a while. It took her a few years to figure out how to regain her adult stature without having to go about it the hard way. </w:t>
-      </w:r>
-    </w:p>
-    <w:p>
-      <w:pPr>
-        <w:spacing w:after="0" w:line="360" w:lineRule="auto"/>
-        <w:jc w:val="both"/>
-        <w:rPr>
-          <w:rFonts w:ascii="Times New Roman" w:hAnsi="Times New Roman" w:cs="Times New Roman"/>
-          <w:sz w:val="24"/>
-          <w:szCs w:val="24"/>
-        </w:rPr>
-      </w:pPr>
-      <w:r>
-        <w:rPr>
-          <w:rFonts w:ascii="Times New Roman" w:hAnsi="Times New Roman" w:cs="Times New Roman"/>
+          <w:rFonts w:ascii="Montserrat" w:hAnsi="Montserrat" w:cs="Times New Roman"/>
+          <w:sz w:val="24"/>
+          <w:szCs w:val="24"/>
+        </w:rPr>
+      </w:pPr>
+      <w:r>
+        <w:rPr>
+          <w:rFonts w:ascii="Montserrat" w:hAnsi="Montserrat" w:cs="Times New Roman"/>
+          <w:sz w:val="24"/>
+          <w:szCs w:val="24"/>
+        </w:rPr>
+        <w:tab/>
+        <w:t xml:space="preserve">Virginia pointed out that Alex’s transformation had been instinctive, and then said she had endured an instinctive translation too. Like Alex, she had fought it without understanding what was going on. Too late, she discovered the answer. A few days before Alexandrea had turned seven, Virginia had spontaneously regressed. She explained it as a kind of regeneration, what she called regenesis. Her husband had acted quickly, seeing she needed an identity to cover her transformation until she could figure out why she suddenly became seven years old at the same time as her daughter. Vincent had engaged in a bit of historical revision, taking advantage of the fact that Alexandrea was a twin, and they could clearly see how closely she took after her mother. Virginia used the name for a while. It took her a few years to figure out how to regain her adult stature without having to go about it the hard way. </w:t>
+      </w:r>
+    </w:p>
+    <w:p>
+      <w:pPr>
+        <w:spacing w:after="0" w:line="360" w:lineRule="auto"/>
+        <w:jc w:val="both"/>
+        <w:rPr>
+          <w:rFonts w:ascii="Montserrat" w:hAnsi="Montserrat" w:cs="Times New Roman"/>
+          <w:sz w:val="24"/>
+          <w:szCs w:val="24"/>
+        </w:rPr>
+      </w:pPr>
+      <w:r>
+        <w:rPr>
+          <w:rFonts w:ascii="Montserrat" w:hAnsi="Montserrat" w:cs="Times New Roman"/>
           <w:sz w:val="24"/>
           <w:szCs w:val="24"/>
         </w:rPr>
@@ -1358,14 +1351,14 @@
         <w:spacing w:after="0" w:line="360" w:lineRule="auto"/>
         <w:jc w:val="both"/>
         <w:rPr>
-          <w:rFonts w:ascii="Times New Roman" w:hAnsi="Times New Roman" w:cs="Times New Roman"/>
-          <w:sz w:val="24"/>
-          <w:szCs w:val="24"/>
-        </w:rPr>
-      </w:pPr>
-      <w:r>
-        <w:rPr>
-          <w:rFonts w:ascii="Times New Roman" w:hAnsi="Times New Roman" w:cs="Times New Roman"/>
+          <w:rFonts w:ascii="Montserrat" w:hAnsi="Montserrat" w:cs="Times New Roman"/>
+          <w:sz w:val="24"/>
+          <w:szCs w:val="24"/>
+        </w:rPr>
+      </w:pPr>
+      <w:r>
+        <w:rPr>
+          <w:rFonts w:ascii="Montserrat" w:hAnsi="Montserrat" w:cs="Times New Roman"/>
           <w:sz w:val="24"/>
           <w:szCs w:val="24"/>
         </w:rPr>
@@ -1378,14 +1371,14 @@
         <w:spacing w:after="0" w:line="360" w:lineRule="auto"/>
         <w:jc w:val="both"/>
         <w:rPr>
-          <w:rFonts w:ascii="Times New Roman" w:hAnsi="Times New Roman" w:cs="Times New Roman"/>
-          <w:sz w:val="24"/>
-          <w:szCs w:val="24"/>
-        </w:rPr>
-      </w:pPr>
-      <w:r>
-        <w:rPr>
-          <w:rFonts w:ascii="Times New Roman" w:hAnsi="Times New Roman" w:cs="Times New Roman"/>
+          <w:rFonts w:ascii="Montserrat" w:hAnsi="Montserrat" w:cs="Times New Roman"/>
+          <w:sz w:val="24"/>
+          <w:szCs w:val="24"/>
+        </w:rPr>
+      </w:pPr>
+      <w:r>
+        <w:rPr>
+          <w:rFonts w:ascii="Montserrat" w:hAnsi="Montserrat" w:cs="Times New Roman"/>
           <w:sz w:val="24"/>
           <w:szCs w:val="24"/>
         </w:rPr>
@@ -1398,18 +1391,17 @@
         <w:spacing w:after="0" w:line="360" w:lineRule="auto"/>
         <w:jc w:val="both"/>
         <w:rPr>
-          <w:rFonts w:ascii="Times New Roman" w:hAnsi="Times New Roman" w:cs="Times New Roman"/>
-          <w:sz w:val="24"/>
-          <w:szCs w:val="24"/>
-        </w:rPr>
-      </w:pPr>
-      <w:r>
-        <w:rPr>
-          <w:rFonts w:ascii="Times New Roman" w:hAnsi="Times New Roman" w:cs="Times New Roman"/>
-          <w:sz w:val="24"/>
-          <w:szCs w:val="24"/>
-        </w:rPr>
-        <w:lastRenderedPageBreak/>
+          <w:rFonts w:ascii="Montserrat" w:hAnsi="Montserrat" w:cs="Times New Roman"/>
+          <w:sz w:val="24"/>
+          <w:szCs w:val="24"/>
+        </w:rPr>
+      </w:pPr>
+      <w:r>
+        <w:rPr>
+          <w:rFonts w:ascii="Montserrat" w:hAnsi="Montserrat" w:cs="Times New Roman"/>
+          <w:sz w:val="24"/>
+          <w:szCs w:val="24"/>
+        </w:rPr>
         <w:tab/>
         <w:t xml:space="preserve">“As I said,” Virginia reiterated, “Officially, the girl—you, now—was abducted at birth and recovered when she was seven years old. The abductor, it turned out, had used a false identity, but criminals do that.” </w:t>
       </w:r>
@@ -1419,14 +1411,14 @@
         <w:spacing w:after="0" w:line="360" w:lineRule="auto"/>
         <w:jc w:val="both"/>
         <w:rPr>
-          <w:rFonts w:ascii="Times New Roman" w:hAnsi="Times New Roman" w:cs="Times New Roman"/>
-          <w:sz w:val="24"/>
-          <w:szCs w:val="24"/>
-        </w:rPr>
-      </w:pPr>
-      <w:r>
-        <w:rPr>
-          <w:rFonts w:ascii="Times New Roman" w:hAnsi="Times New Roman" w:cs="Times New Roman"/>
+          <w:rFonts w:ascii="Montserrat" w:hAnsi="Montserrat" w:cs="Times New Roman"/>
+          <w:sz w:val="24"/>
+          <w:szCs w:val="24"/>
+        </w:rPr>
+      </w:pPr>
+      <w:r>
+        <w:rPr>
+          <w:rFonts w:ascii="Montserrat" w:hAnsi="Montserrat" w:cs="Times New Roman"/>
           <w:sz w:val="24"/>
           <w:szCs w:val="24"/>
         </w:rPr>
@@ -1439,14 +1431,14 @@
         <w:spacing w:after="0" w:line="360" w:lineRule="auto"/>
         <w:jc w:val="both"/>
         <w:rPr>
-          <w:rFonts w:ascii="Times New Roman" w:hAnsi="Times New Roman" w:cs="Times New Roman"/>
-          <w:sz w:val="24"/>
-          <w:szCs w:val="24"/>
-        </w:rPr>
-      </w:pPr>
-      <w:r>
-        <w:rPr>
-          <w:rFonts w:ascii="Times New Roman" w:hAnsi="Times New Roman" w:cs="Times New Roman"/>
+          <w:rFonts w:ascii="Montserrat" w:hAnsi="Montserrat" w:cs="Times New Roman"/>
+          <w:sz w:val="24"/>
+          <w:szCs w:val="24"/>
+        </w:rPr>
+      </w:pPr>
+      <w:r>
+        <w:rPr>
+          <w:rFonts w:ascii="Montserrat" w:hAnsi="Montserrat" w:cs="Times New Roman"/>
           <w:sz w:val="24"/>
           <w:szCs w:val="24"/>
         </w:rPr>
@@ -1459,14 +1451,14 @@
         <w:spacing w:after="0" w:line="360" w:lineRule="auto"/>
         <w:jc w:val="both"/>
         <w:rPr>
-          <w:rFonts w:ascii="Times New Roman" w:hAnsi="Times New Roman" w:cs="Times New Roman"/>
-          <w:sz w:val="24"/>
-          <w:szCs w:val="24"/>
-        </w:rPr>
-      </w:pPr>
-      <w:r>
-        <w:rPr>
-          <w:rFonts w:ascii="Times New Roman" w:hAnsi="Times New Roman" w:cs="Times New Roman"/>
+          <w:rFonts w:ascii="Montserrat" w:hAnsi="Montserrat" w:cs="Times New Roman"/>
+          <w:sz w:val="24"/>
+          <w:szCs w:val="24"/>
+        </w:rPr>
+      </w:pPr>
+      <w:r>
+        <w:rPr>
+          <w:rFonts w:ascii="Montserrat" w:hAnsi="Montserrat" w:cs="Times New Roman"/>
           <w:sz w:val="24"/>
           <w:szCs w:val="24"/>
         </w:rPr>
@@ -1479,14 +1471,14 @@
         <w:spacing w:after="0" w:line="360" w:lineRule="auto"/>
         <w:jc w:val="both"/>
         <w:rPr>
-          <w:rFonts w:ascii="Times New Roman" w:hAnsi="Times New Roman" w:cs="Times New Roman"/>
-          <w:sz w:val="24"/>
-          <w:szCs w:val="24"/>
-        </w:rPr>
-      </w:pPr>
-      <w:r>
-        <w:rPr>
-          <w:rFonts w:ascii="Times New Roman" w:hAnsi="Times New Roman" w:cs="Times New Roman"/>
+          <w:rFonts w:ascii="Montserrat" w:hAnsi="Montserrat" w:cs="Times New Roman"/>
+          <w:sz w:val="24"/>
+          <w:szCs w:val="24"/>
+        </w:rPr>
+      </w:pPr>
+      <w:r>
+        <w:rPr>
+          <w:rFonts w:ascii="Montserrat" w:hAnsi="Montserrat" w:cs="Times New Roman"/>
           <w:sz w:val="24"/>
           <w:szCs w:val="24"/>
         </w:rPr>
@@ -1499,14 +1491,14 @@
         <w:spacing w:after="0" w:line="360" w:lineRule="auto"/>
         <w:jc w:val="both"/>
         <w:rPr>
-          <w:rFonts w:ascii="Times New Roman" w:hAnsi="Times New Roman" w:cs="Times New Roman"/>
-          <w:sz w:val="24"/>
-          <w:szCs w:val="24"/>
-        </w:rPr>
-      </w:pPr>
-      <w:r>
-        <w:rPr>
-          <w:rFonts w:ascii="Times New Roman" w:hAnsi="Times New Roman" w:cs="Times New Roman"/>
+          <w:rFonts w:ascii="Montserrat" w:hAnsi="Montserrat" w:cs="Times New Roman"/>
+          <w:sz w:val="24"/>
+          <w:szCs w:val="24"/>
+        </w:rPr>
+      </w:pPr>
+      <w:r>
+        <w:rPr>
+          <w:rFonts w:ascii="Montserrat" w:hAnsi="Montserrat" w:cs="Times New Roman"/>
           <w:sz w:val="24"/>
           <w:szCs w:val="24"/>
         </w:rPr>
@@ -1519,14 +1511,14 @@
         <w:spacing w:after="0" w:line="360" w:lineRule="auto"/>
         <w:jc w:val="both"/>
         <w:rPr>
-          <w:rFonts w:ascii="Times New Roman" w:hAnsi="Times New Roman" w:cs="Times New Roman"/>
-          <w:sz w:val="24"/>
-          <w:szCs w:val="24"/>
-        </w:rPr>
-      </w:pPr>
-      <w:r>
-        <w:rPr>
-          <w:rFonts w:ascii="Times New Roman" w:hAnsi="Times New Roman" w:cs="Times New Roman"/>
+          <w:rFonts w:ascii="Montserrat" w:hAnsi="Montserrat" w:cs="Times New Roman"/>
+          <w:sz w:val="24"/>
+          <w:szCs w:val="24"/>
+        </w:rPr>
+      </w:pPr>
+      <w:r>
+        <w:rPr>
+          <w:rFonts w:ascii="Montserrat" w:hAnsi="Montserrat" w:cs="Times New Roman"/>
           <w:sz w:val="24"/>
           <w:szCs w:val="24"/>
         </w:rPr>
@@ -1539,14 +1531,14 @@
         <w:spacing w:after="0" w:line="360" w:lineRule="auto"/>
         <w:jc w:val="both"/>
         <w:rPr>
-          <w:rFonts w:ascii="Times New Roman" w:hAnsi="Times New Roman" w:cs="Times New Roman"/>
-          <w:sz w:val="24"/>
-          <w:szCs w:val="24"/>
-        </w:rPr>
-      </w:pPr>
-      <w:r>
-        <w:rPr>
-          <w:rFonts w:ascii="Times New Roman" w:hAnsi="Times New Roman" w:cs="Times New Roman"/>
+          <w:rFonts w:ascii="Montserrat" w:hAnsi="Montserrat" w:cs="Times New Roman"/>
+          <w:sz w:val="24"/>
+          <w:szCs w:val="24"/>
+        </w:rPr>
+      </w:pPr>
+      <w:r>
+        <w:rPr>
+          <w:rFonts w:ascii="Montserrat" w:hAnsi="Montserrat" w:cs="Times New Roman"/>
           <w:sz w:val="24"/>
           <w:szCs w:val="24"/>
         </w:rPr>
@@ -1559,14 +1551,14 @@
         <w:spacing w:after="0" w:line="360" w:lineRule="auto"/>
         <w:jc w:val="both"/>
         <w:rPr>
-          <w:rFonts w:ascii="Times New Roman" w:hAnsi="Times New Roman" w:cs="Times New Roman"/>
-          <w:sz w:val="24"/>
-          <w:szCs w:val="24"/>
-        </w:rPr>
-      </w:pPr>
-      <w:r>
-        <w:rPr>
-          <w:rFonts w:ascii="Times New Roman" w:hAnsi="Times New Roman" w:cs="Times New Roman"/>
+          <w:rFonts w:ascii="Montserrat" w:hAnsi="Montserrat" w:cs="Times New Roman"/>
+          <w:sz w:val="24"/>
+          <w:szCs w:val="24"/>
+        </w:rPr>
+      </w:pPr>
+      <w:r>
+        <w:rPr>
+          <w:rFonts w:ascii="Montserrat" w:hAnsi="Montserrat" w:cs="Times New Roman"/>
           <w:sz w:val="24"/>
           <w:szCs w:val="24"/>
         </w:rPr>
@@ -1579,14 +1571,14 @@
         <w:spacing w:after="0" w:line="360" w:lineRule="auto"/>
         <w:jc w:val="both"/>
         <w:rPr>
-          <w:rFonts w:ascii="Times New Roman" w:hAnsi="Times New Roman" w:cs="Times New Roman"/>
-          <w:sz w:val="24"/>
-          <w:szCs w:val="24"/>
-        </w:rPr>
-      </w:pPr>
-      <w:r>
-        <w:rPr>
-          <w:rFonts w:ascii="Times New Roman" w:hAnsi="Times New Roman" w:cs="Times New Roman"/>
+          <w:rFonts w:ascii="Montserrat" w:hAnsi="Montserrat" w:cs="Times New Roman"/>
+          <w:sz w:val="24"/>
+          <w:szCs w:val="24"/>
+        </w:rPr>
+      </w:pPr>
+      <w:r>
+        <w:rPr>
+          <w:rFonts w:ascii="Montserrat" w:hAnsi="Montserrat" w:cs="Times New Roman"/>
           <w:sz w:val="24"/>
           <w:szCs w:val="24"/>
         </w:rPr>
@@ -1599,14 +1591,14 @@
         <w:spacing w:after="0" w:line="360" w:lineRule="auto"/>
         <w:jc w:val="both"/>
         <w:rPr>
-          <w:rFonts w:ascii="Times New Roman" w:hAnsi="Times New Roman" w:cs="Times New Roman"/>
-          <w:sz w:val="24"/>
-          <w:szCs w:val="24"/>
-        </w:rPr>
-      </w:pPr>
-      <w:r>
-        <w:rPr>
-          <w:rFonts w:ascii="Times New Roman" w:hAnsi="Times New Roman" w:cs="Times New Roman"/>
+          <w:rFonts w:ascii="Montserrat" w:hAnsi="Montserrat" w:cs="Times New Roman"/>
+          <w:sz w:val="24"/>
+          <w:szCs w:val="24"/>
+        </w:rPr>
+      </w:pPr>
+      <w:r>
+        <w:rPr>
+          <w:rFonts w:ascii="Montserrat" w:hAnsi="Montserrat" w:cs="Times New Roman"/>
           <w:sz w:val="24"/>
           <w:szCs w:val="24"/>
         </w:rPr>
@@ -1619,18 +1611,17 @@
         <w:spacing w:after="0" w:line="360" w:lineRule="auto"/>
         <w:jc w:val="both"/>
         <w:rPr>
-          <w:rFonts w:ascii="Times New Roman" w:hAnsi="Times New Roman" w:cs="Times New Roman"/>
-          <w:sz w:val="24"/>
-          <w:szCs w:val="24"/>
-        </w:rPr>
-      </w:pPr>
-      <w:r>
-        <w:rPr>
-          <w:rFonts w:ascii="Times New Roman" w:hAnsi="Times New Roman" w:cs="Times New Roman"/>
-          <w:sz w:val="24"/>
-          <w:szCs w:val="24"/>
-        </w:rPr>
-        <w:lastRenderedPageBreak/>
+          <w:rFonts w:ascii="Montserrat" w:hAnsi="Montserrat" w:cs="Times New Roman"/>
+          <w:sz w:val="24"/>
+          <w:szCs w:val="24"/>
+        </w:rPr>
+      </w:pPr>
+      <w:r>
+        <w:rPr>
+          <w:rFonts w:ascii="Montserrat" w:hAnsi="Montserrat" w:cs="Times New Roman"/>
+          <w:sz w:val="24"/>
+          <w:szCs w:val="24"/>
+        </w:rPr>
         <w:tab/>
         <w:t xml:space="preserve">“Think about it,” Virginia urged, with another warm squeeze. “Cliques, clubs, dances, parties, sporting events,” she sighed and rolled her eyes. ”That’s what these over grown day care centers are really good for. Take advantage of it.” </w:t>
       </w:r>
@@ -1640,14 +1631,14 @@
         <w:spacing w:after="0" w:line="360" w:lineRule="auto"/>
         <w:jc w:val="both"/>
         <w:rPr>
-          <w:rFonts w:ascii="Times New Roman" w:hAnsi="Times New Roman" w:cs="Times New Roman"/>
-          <w:sz w:val="24"/>
-          <w:szCs w:val="24"/>
-        </w:rPr>
-      </w:pPr>
-      <w:r>
-        <w:rPr>
-          <w:rFonts w:ascii="Times New Roman" w:hAnsi="Times New Roman" w:cs="Times New Roman"/>
+          <w:rFonts w:ascii="Montserrat" w:hAnsi="Montserrat" w:cs="Times New Roman"/>
+          <w:sz w:val="24"/>
+          <w:szCs w:val="24"/>
+        </w:rPr>
+      </w:pPr>
+      <w:r>
+        <w:rPr>
+          <w:rFonts w:ascii="Montserrat" w:hAnsi="Montserrat" w:cs="Times New Roman"/>
           <w:sz w:val="24"/>
           <w:szCs w:val="24"/>
         </w:rPr>
@@ -1660,14 +1651,14 @@
         <w:spacing w:after="0" w:line="360" w:lineRule="auto"/>
         <w:jc w:val="both"/>
         <w:rPr>
-          <w:rFonts w:ascii="Times New Roman" w:hAnsi="Times New Roman" w:cs="Times New Roman"/>
-          <w:sz w:val="24"/>
-          <w:szCs w:val="24"/>
-        </w:rPr>
-      </w:pPr>
-      <w:r>
-        <w:rPr>
-          <w:rFonts w:ascii="Times New Roman" w:hAnsi="Times New Roman" w:cs="Times New Roman"/>
+          <w:rFonts w:ascii="Montserrat" w:hAnsi="Montserrat" w:cs="Times New Roman"/>
+          <w:sz w:val="24"/>
+          <w:szCs w:val="24"/>
+        </w:rPr>
+      </w:pPr>
+      <w:r>
+        <w:rPr>
+          <w:rFonts w:ascii="Montserrat" w:hAnsi="Montserrat" w:cs="Times New Roman"/>
           <w:sz w:val="24"/>
           <w:szCs w:val="24"/>
         </w:rPr>
@@ -1680,25 +1671,25 @@
         <w:spacing w:after="0" w:line="360" w:lineRule="auto"/>
         <w:jc w:val="both"/>
         <w:rPr>
-          <w:rFonts w:ascii="Times New Roman" w:hAnsi="Times New Roman" w:cs="Times New Roman"/>
-          <w:sz w:val="24"/>
-          <w:szCs w:val="24"/>
-        </w:rPr>
-      </w:pPr>
-    </w:p>
-    <w:p>
-      <w:pPr>
-        <w:spacing w:after="0" w:line="360" w:lineRule="auto"/>
-        <w:jc w:val="both"/>
-        <w:rPr>
-          <w:rFonts w:ascii="Times New Roman" w:hAnsi="Times New Roman" w:cs="Times New Roman"/>
-          <w:sz w:val="24"/>
-          <w:szCs w:val="24"/>
-        </w:rPr>
-      </w:pPr>
-      <w:r>
-        <w:rPr>
-          <w:rFonts w:ascii="Times New Roman" w:hAnsi="Times New Roman" w:cs="Times New Roman"/>
+          <w:rFonts w:ascii="Montserrat" w:hAnsi="Montserrat" w:cs="Times New Roman"/>
+          <w:sz w:val="24"/>
+          <w:szCs w:val="24"/>
+        </w:rPr>
+      </w:pPr>
+    </w:p>
+    <w:p>
+      <w:pPr>
+        <w:spacing w:after="0" w:line="360" w:lineRule="auto"/>
+        <w:jc w:val="both"/>
+        <w:rPr>
+          <w:rFonts w:ascii="Montserrat" w:hAnsi="Montserrat" w:cs="Times New Roman"/>
+          <w:sz w:val="24"/>
+          <w:szCs w:val="24"/>
+        </w:rPr>
+      </w:pPr>
+      <w:r>
+        <w:rPr>
+          <w:rFonts w:ascii="Montserrat" w:hAnsi="Montserrat" w:cs="Times New Roman"/>
           <w:sz w:val="24"/>
           <w:szCs w:val="24"/>
         </w:rPr>
@@ -1710,18 +1701,17 @@
         <w:spacing w:after="0" w:line="360" w:lineRule="auto"/>
         <w:jc w:val="both"/>
         <w:rPr>
-          <w:rFonts w:ascii="Times New Roman" w:hAnsi="Times New Roman" w:cs="Times New Roman"/>
-          <w:sz w:val="24"/>
-          <w:szCs w:val="24"/>
-        </w:rPr>
-      </w:pPr>
-      <w:r>
-        <w:rPr>
-          <w:rFonts w:ascii="Times New Roman" w:hAnsi="Times New Roman" w:cs="Times New Roman"/>
-          <w:sz w:val="24"/>
-          <w:szCs w:val="24"/>
-        </w:rPr>
-        <w:lastRenderedPageBreak/>
+          <w:rFonts w:ascii="Montserrat" w:hAnsi="Montserrat" w:cs="Times New Roman"/>
+          <w:sz w:val="24"/>
+          <w:szCs w:val="24"/>
+        </w:rPr>
+      </w:pPr>
+      <w:r>
+        <w:rPr>
+          <w:rFonts w:ascii="Montserrat" w:hAnsi="Montserrat" w:cs="Times New Roman"/>
+          <w:sz w:val="24"/>
+          <w:szCs w:val="24"/>
+        </w:rPr>
         <w:tab/>
         <w:t xml:space="preserve">As planned, Alexandrea was waiting outside when Alex came out and announced, with immense relief, “All done.” In spite of having no preparation, she had found the tests simple enough, but the testing process itself had been arduous. </w:t>
       </w:r>
@@ -1731,14 +1721,14 @@
         <w:spacing w:after="0" w:line="360" w:lineRule="auto"/>
         <w:jc w:val="both"/>
         <w:rPr>
-          <w:rFonts w:ascii="Times New Roman" w:hAnsi="Times New Roman" w:cs="Times New Roman"/>
-          <w:sz w:val="24"/>
-          <w:szCs w:val="24"/>
-        </w:rPr>
-      </w:pPr>
-      <w:r>
-        <w:rPr>
-          <w:rFonts w:ascii="Times New Roman" w:hAnsi="Times New Roman" w:cs="Times New Roman"/>
+          <w:rFonts w:ascii="Montserrat" w:hAnsi="Montserrat" w:cs="Times New Roman"/>
+          <w:sz w:val="24"/>
+          <w:szCs w:val="24"/>
+        </w:rPr>
+      </w:pPr>
+      <w:r>
+        <w:rPr>
+          <w:rFonts w:ascii="Montserrat" w:hAnsi="Montserrat" w:cs="Times New Roman"/>
           <w:sz w:val="24"/>
           <w:szCs w:val="24"/>
         </w:rPr>
@@ -1751,14 +1741,14 @@
         <w:spacing w:after="0" w:line="360" w:lineRule="auto"/>
         <w:jc w:val="both"/>
         <w:rPr>
-          <w:rFonts w:ascii="Times New Roman" w:hAnsi="Times New Roman" w:cs="Times New Roman"/>
-          <w:sz w:val="24"/>
-          <w:szCs w:val="24"/>
-        </w:rPr>
-      </w:pPr>
-      <w:r>
-        <w:rPr>
-          <w:rFonts w:ascii="Times New Roman" w:hAnsi="Times New Roman" w:cs="Times New Roman"/>
+          <w:rFonts w:ascii="Montserrat" w:hAnsi="Montserrat" w:cs="Times New Roman"/>
+          <w:sz w:val="24"/>
+          <w:szCs w:val="24"/>
+        </w:rPr>
+      </w:pPr>
+      <w:r>
+        <w:rPr>
+          <w:rFonts w:ascii="Montserrat" w:hAnsi="Montserrat" w:cs="Times New Roman"/>
           <w:sz w:val="24"/>
           <w:szCs w:val="24"/>
         </w:rPr>
@@ -1771,14 +1761,14 @@
         <w:spacing w:after="0" w:line="360" w:lineRule="auto"/>
         <w:jc w:val="both"/>
         <w:rPr>
-          <w:rFonts w:ascii="Times New Roman" w:hAnsi="Times New Roman" w:cs="Times New Roman"/>
-          <w:sz w:val="24"/>
-          <w:szCs w:val="24"/>
-        </w:rPr>
-      </w:pPr>
-      <w:r>
-        <w:rPr>
-          <w:rFonts w:ascii="Times New Roman" w:hAnsi="Times New Roman" w:cs="Times New Roman"/>
+          <w:rFonts w:ascii="Montserrat" w:hAnsi="Montserrat" w:cs="Times New Roman"/>
+          <w:sz w:val="24"/>
+          <w:szCs w:val="24"/>
+        </w:rPr>
+      </w:pPr>
+      <w:r>
+        <w:rPr>
+          <w:rFonts w:ascii="Montserrat" w:hAnsi="Montserrat" w:cs="Times New Roman"/>
           <w:sz w:val="24"/>
           <w:szCs w:val="24"/>
         </w:rPr>
@@ -1791,14 +1781,14 @@
         <w:spacing w:after="0" w:line="360" w:lineRule="auto"/>
         <w:jc w:val="both"/>
         <w:rPr>
-          <w:rFonts w:ascii="Times New Roman" w:hAnsi="Times New Roman" w:cs="Times New Roman"/>
-          <w:sz w:val="24"/>
-          <w:szCs w:val="24"/>
-        </w:rPr>
-      </w:pPr>
-      <w:r>
-        <w:rPr>
-          <w:rFonts w:ascii="Times New Roman" w:hAnsi="Times New Roman" w:cs="Times New Roman"/>
+          <w:rFonts w:ascii="Montserrat" w:hAnsi="Montserrat" w:cs="Times New Roman"/>
+          <w:sz w:val="24"/>
+          <w:szCs w:val="24"/>
+        </w:rPr>
+      </w:pPr>
+      <w:r>
+        <w:rPr>
+          <w:rFonts w:ascii="Montserrat" w:hAnsi="Montserrat" w:cs="Times New Roman"/>
           <w:sz w:val="24"/>
           <w:szCs w:val="24"/>
         </w:rPr>
@@ -1811,43 +1801,34 @@
         <w:spacing w:after="0" w:line="360" w:lineRule="auto"/>
         <w:jc w:val="both"/>
         <w:rPr>
-          <w:rFonts w:ascii="Times New Roman" w:hAnsi="Times New Roman" w:cs="Times New Roman"/>
-          <w:sz w:val="24"/>
-          <w:szCs w:val="24"/>
-        </w:rPr>
-      </w:pPr>
-      <w:r>
-        <w:rPr>
-          <w:rFonts w:ascii="Times New Roman" w:hAnsi="Times New Roman" w:cs="Times New Roman"/>
-          <w:sz w:val="24"/>
-          <w:szCs w:val="24"/>
-        </w:rPr>
-        <w:tab/>
-        <w:t xml:space="preserve">“I never stopped,” she asserted, “I just lost my sponsorship. No one would believe I could compensate.” She ducked her head and shoulder and executed a flying cartwheel, without even breaking stride. As she came upright, she had a vengeful grin on her face, declaring proudly, “I took my high school team to the state championships twice and last </w:t>
-      </w:r>
-      <w:r>
-        <w:rPr>
-          <w:rFonts w:ascii="Times New Roman" w:hAnsi="Times New Roman" w:cs="Times New Roman"/>
-          <w:sz w:val="24"/>
-          <w:szCs w:val="24"/>
-        </w:rPr>
-        <w:lastRenderedPageBreak/>
-        <w:t xml:space="preserve">year we made it to the national finals. That’s how I ended up here,” she pointed out. “The university started a special program, to justify keeping its athletics funding, and I got scouted.” She quickly ran down the details of the event and the period of courtship as the university tempted her to join. Along with a number of other girls, she had held out until the school confirmed that they had acquired a renowned gymnastics trainer who would take the young program seriously. “I started in the spring,” Alexandrea told Alex, outlining the program and its evolution, “and arrangements were made to keep the gym open to us through the break.” </w:t>
-      </w:r>
-    </w:p>
-    <w:p>
-      <w:pPr>
-        <w:spacing w:after="0" w:line="360" w:lineRule="auto"/>
-        <w:jc w:val="both"/>
-        <w:rPr>
-          <w:rFonts w:ascii="Times New Roman" w:hAnsi="Times New Roman" w:cs="Times New Roman"/>
-          <w:sz w:val="24"/>
-          <w:szCs w:val="24"/>
-        </w:rPr>
-      </w:pPr>
-      <w:r>
-        <w:rPr>
-          <w:rFonts w:ascii="Times New Roman" w:hAnsi="Times New Roman" w:cs="Times New Roman"/>
+          <w:rFonts w:ascii="Montserrat" w:hAnsi="Montserrat" w:cs="Times New Roman"/>
+          <w:sz w:val="24"/>
+          <w:szCs w:val="24"/>
+        </w:rPr>
+      </w:pPr>
+      <w:r>
+        <w:rPr>
+          <w:rFonts w:ascii="Montserrat" w:hAnsi="Montserrat" w:cs="Times New Roman"/>
+          <w:sz w:val="24"/>
+          <w:szCs w:val="24"/>
+        </w:rPr>
+        <w:tab/>
+        <w:t xml:space="preserve">“I never stopped,” she asserted, “I just lost my sponsorship. No one would believe I could compensate.” She ducked her head and shoulder and executed a flying cartwheel, without even breaking stride. As she came upright, she had a vengeful grin on her face, declaring proudly, “I took my high school team to the state championships twice and last year we made it to the national finals. That’s how I ended up here,” she pointed out. “The university started a special program, to justify keeping its athletics funding, and I got scouted.” She quickly ran down the details of the event and the period of courtship as the university tempted her to join. Along with a number of other girls, she had held out until the school confirmed that they had acquired a renowned gymnastics trainer who would take the young program seriously. “I started in the spring,” Alexandrea told Alex, outlining the program and its evolution, “and arrangements were made to keep the gym open to us through the break.” </w:t>
+      </w:r>
+    </w:p>
+    <w:p>
+      <w:pPr>
+        <w:spacing w:after="0" w:line="360" w:lineRule="auto"/>
+        <w:jc w:val="both"/>
+        <w:rPr>
+          <w:rFonts w:ascii="Montserrat" w:hAnsi="Montserrat" w:cs="Times New Roman"/>
+          <w:sz w:val="24"/>
+          <w:szCs w:val="24"/>
+        </w:rPr>
+      </w:pPr>
+      <w:r>
+        <w:rPr>
+          <w:rFonts w:ascii="Montserrat" w:hAnsi="Montserrat" w:cs="Times New Roman"/>
           <w:sz w:val="24"/>
           <w:szCs w:val="24"/>
         </w:rPr>
@@ -1860,14 +1841,14 @@
         <w:spacing w:after="0" w:line="360" w:lineRule="auto"/>
         <w:jc w:val="both"/>
         <w:rPr>
-          <w:rFonts w:ascii="Times New Roman" w:hAnsi="Times New Roman" w:cs="Times New Roman"/>
-          <w:sz w:val="24"/>
-          <w:szCs w:val="24"/>
-        </w:rPr>
-      </w:pPr>
-      <w:r>
-        <w:rPr>
-          <w:rFonts w:ascii="Times New Roman" w:hAnsi="Times New Roman" w:cs="Times New Roman"/>
+          <w:rFonts w:ascii="Montserrat" w:hAnsi="Montserrat" w:cs="Times New Roman"/>
+          <w:sz w:val="24"/>
+          <w:szCs w:val="24"/>
+        </w:rPr>
+      </w:pPr>
+      <w:r>
+        <w:rPr>
+          <w:rFonts w:ascii="Montserrat" w:hAnsi="Montserrat" w:cs="Times New Roman"/>
           <w:sz w:val="24"/>
           <w:szCs w:val="24"/>
         </w:rPr>
@@ -1880,14 +1861,14 @@
         <w:spacing w:after="0" w:line="360" w:lineRule="auto"/>
         <w:jc w:val="both"/>
         <w:rPr>
-          <w:rFonts w:ascii="Times New Roman" w:hAnsi="Times New Roman" w:cs="Times New Roman"/>
-          <w:sz w:val="24"/>
-          <w:szCs w:val="24"/>
-        </w:rPr>
-      </w:pPr>
-      <w:r>
-        <w:rPr>
-          <w:rFonts w:ascii="Times New Roman" w:hAnsi="Times New Roman" w:cs="Times New Roman"/>
+          <w:rFonts w:ascii="Montserrat" w:hAnsi="Montserrat" w:cs="Times New Roman"/>
+          <w:sz w:val="24"/>
+          <w:szCs w:val="24"/>
+        </w:rPr>
+      </w:pPr>
+      <w:r>
+        <w:rPr>
+          <w:rFonts w:ascii="Montserrat" w:hAnsi="Montserrat" w:cs="Times New Roman"/>
           <w:sz w:val="24"/>
           <w:szCs w:val="24"/>
         </w:rPr>
@@ -1900,14 +1881,14 @@
         <w:spacing w:after="0" w:line="360" w:lineRule="auto"/>
         <w:jc w:val="both"/>
         <w:rPr>
-          <w:rFonts w:ascii="Times New Roman" w:hAnsi="Times New Roman" w:cs="Times New Roman"/>
-          <w:sz w:val="24"/>
-          <w:szCs w:val="24"/>
-        </w:rPr>
-      </w:pPr>
-      <w:r>
-        <w:rPr>
-          <w:rFonts w:ascii="Times New Roman" w:hAnsi="Times New Roman" w:cs="Times New Roman"/>
+          <w:rFonts w:ascii="Montserrat" w:hAnsi="Montserrat" w:cs="Times New Roman"/>
+          <w:sz w:val="24"/>
+          <w:szCs w:val="24"/>
+        </w:rPr>
+      </w:pPr>
+      <w:r>
+        <w:rPr>
+          <w:rFonts w:ascii="Montserrat" w:hAnsi="Montserrat" w:cs="Times New Roman"/>
           <w:sz w:val="24"/>
           <w:szCs w:val="24"/>
         </w:rPr>
@@ -1920,18 +1901,17 @@
         <w:spacing w:after="0" w:line="360" w:lineRule="auto"/>
         <w:jc w:val="both"/>
         <w:rPr>
-          <w:rFonts w:ascii="Times New Roman" w:hAnsi="Times New Roman" w:cs="Times New Roman"/>
-          <w:sz w:val="24"/>
-          <w:szCs w:val="24"/>
-        </w:rPr>
-      </w:pPr>
-      <w:r>
-        <w:rPr>
-          <w:rFonts w:ascii="Times New Roman" w:hAnsi="Times New Roman" w:cs="Times New Roman"/>
-          <w:sz w:val="24"/>
-          <w:szCs w:val="24"/>
-        </w:rPr>
-        <w:lastRenderedPageBreak/>
+          <w:rFonts w:ascii="Montserrat" w:hAnsi="Montserrat" w:cs="Times New Roman"/>
+          <w:sz w:val="24"/>
+          <w:szCs w:val="24"/>
+        </w:rPr>
+      </w:pPr>
+      <w:r>
+        <w:rPr>
+          <w:rFonts w:ascii="Montserrat" w:hAnsi="Montserrat" w:cs="Times New Roman"/>
+          <w:sz w:val="24"/>
+          <w:szCs w:val="24"/>
+        </w:rPr>
         <w:tab/>
         <w:t xml:space="preserve">Alex considered that for a moment then confided her own thoughts. “I think I’d have to be like that to take my father’s suggestion,” she said softly, almost to herself. </w:t>
       </w:r>
@@ -1941,14 +1921,14 @@
         <w:spacing w:after="0" w:line="360" w:lineRule="auto"/>
         <w:jc w:val="both"/>
         <w:rPr>
-          <w:rFonts w:ascii="Times New Roman" w:hAnsi="Times New Roman" w:cs="Times New Roman"/>
-          <w:sz w:val="24"/>
-          <w:szCs w:val="24"/>
-        </w:rPr>
-      </w:pPr>
-      <w:r>
-        <w:rPr>
-          <w:rFonts w:ascii="Times New Roman" w:hAnsi="Times New Roman" w:cs="Times New Roman"/>
+          <w:rFonts w:ascii="Montserrat" w:hAnsi="Montserrat" w:cs="Times New Roman"/>
+          <w:sz w:val="24"/>
+          <w:szCs w:val="24"/>
+        </w:rPr>
+      </w:pPr>
+      <w:r>
+        <w:rPr>
+          <w:rFonts w:ascii="Montserrat" w:hAnsi="Montserrat" w:cs="Times New Roman"/>
           <w:sz w:val="24"/>
           <w:szCs w:val="24"/>
         </w:rPr>
@@ -1961,14 +1941,14 @@
         <w:spacing w:after="0" w:line="360" w:lineRule="auto"/>
         <w:jc w:val="both"/>
         <w:rPr>
-          <w:rFonts w:ascii="Times New Roman" w:hAnsi="Times New Roman" w:cs="Times New Roman"/>
-          <w:sz w:val="24"/>
-          <w:szCs w:val="24"/>
-        </w:rPr>
-      </w:pPr>
-      <w:r>
-        <w:rPr>
-          <w:rFonts w:ascii="Times New Roman" w:hAnsi="Times New Roman" w:cs="Times New Roman"/>
+          <w:rFonts w:ascii="Montserrat" w:hAnsi="Montserrat" w:cs="Times New Roman"/>
+          <w:sz w:val="24"/>
+          <w:szCs w:val="24"/>
+        </w:rPr>
+      </w:pPr>
+      <w:r>
+        <w:rPr>
+          <w:rFonts w:ascii="Montserrat" w:hAnsi="Montserrat" w:cs="Times New Roman"/>
           <w:sz w:val="24"/>
           <w:szCs w:val="24"/>
         </w:rPr>
@@ -1981,14 +1961,14 @@
         <w:spacing w:after="0" w:line="360" w:lineRule="auto"/>
         <w:jc w:val="both"/>
         <w:rPr>
-          <w:rFonts w:ascii="Times New Roman" w:hAnsi="Times New Roman" w:cs="Times New Roman"/>
-          <w:sz w:val="24"/>
-          <w:szCs w:val="24"/>
-        </w:rPr>
-      </w:pPr>
-      <w:r>
-        <w:rPr>
-          <w:rFonts w:ascii="Times New Roman" w:hAnsi="Times New Roman" w:cs="Times New Roman"/>
+          <w:rFonts w:ascii="Montserrat" w:hAnsi="Montserrat" w:cs="Times New Roman"/>
+          <w:sz w:val="24"/>
+          <w:szCs w:val="24"/>
+        </w:rPr>
+      </w:pPr>
+      <w:r>
+        <w:rPr>
+          <w:rFonts w:ascii="Montserrat" w:hAnsi="Montserrat" w:cs="Times New Roman"/>
           <w:sz w:val="24"/>
           <w:szCs w:val="24"/>
         </w:rPr>
@@ -2001,14 +1981,14 @@
         <w:spacing w:after="0" w:line="360" w:lineRule="auto"/>
         <w:jc w:val="both"/>
         <w:rPr>
-          <w:rFonts w:ascii="Times New Roman" w:hAnsi="Times New Roman" w:cs="Times New Roman"/>
-          <w:sz w:val="24"/>
-          <w:szCs w:val="24"/>
-        </w:rPr>
-      </w:pPr>
-      <w:r>
-        <w:rPr>
-          <w:rFonts w:ascii="Times New Roman" w:hAnsi="Times New Roman" w:cs="Times New Roman"/>
+          <w:rFonts w:ascii="Montserrat" w:hAnsi="Montserrat" w:cs="Times New Roman"/>
+          <w:sz w:val="24"/>
+          <w:szCs w:val="24"/>
+        </w:rPr>
+      </w:pPr>
+      <w:r>
+        <w:rPr>
+          <w:rFonts w:ascii="Montserrat" w:hAnsi="Montserrat" w:cs="Times New Roman"/>
           <w:sz w:val="24"/>
           <w:szCs w:val="24"/>
         </w:rPr>
@@ -2017,7 +1997,7 @@
       </w:r>
       <w:r>
         <w:rPr>
-          <w:rFonts w:ascii="Times New Roman" w:hAnsi="Times New Roman" w:cs="Times New Roman"/>
+          <w:rFonts w:ascii="Montserrat" w:hAnsi="Montserrat" w:cs="Times New Roman"/>
           <w:i/>
           <w:iCs/>
           <w:sz w:val="24"/>
@@ -2027,7 +2007,7 @@
       </w:r>
       <w:r>
         <w:rPr>
-          <w:rFonts w:ascii="Times New Roman" w:hAnsi="Times New Roman" w:cs="Times New Roman"/>
+          <w:rFonts w:ascii="Montserrat" w:hAnsi="Montserrat" w:cs="Times New Roman"/>
           <w:sz w:val="24"/>
           <w:szCs w:val="24"/>
         </w:rPr>
@@ -2039,14 +2019,14 @@
         <w:spacing w:after="0" w:line="360" w:lineRule="auto"/>
         <w:jc w:val="both"/>
         <w:rPr>
-          <w:rFonts w:ascii="Times New Roman" w:hAnsi="Times New Roman" w:cs="Times New Roman"/>
-          <w:sz w:val="24"/>
-          <w:szCs w:val="24"/>
-        </w:rPr>
-      </w:pPr>
-      <w:r>
-        <w:rPr>
-          <w:rFonts w:ascii="Times New Roman" w:hAnsi="Times New Roman" w:cs="Times New Roman"/>
+          <w:rFonts w:ascii="Montserrat" w:hAnsi="Montserrat" w:cs="Times New Roman"/>
+          <w:sz w:val="24"/>
+          <w:szCs w:val="24"/>
+        </w:rPr>
+      </w:pPr>
+      <w:r>
+        <w:rPr>
+          <w:rFonts w:ascii="Montserrat" w:hAnsi="Montserrat" w:cs="Times New Roman"/>
           <w:sz w:val="24"/>
           <w:szCs w:val="24"/>
         </w:rPr>
@@ -2059,14 +2039,14 @@
         <w:spacing w:after="0" w:line="360" w:lineRule="auto"/>
         <w:jc w:val="both"/>
         <w:rPr>
-          <w:rFonts w:ascii="Times New Roman" w:hAnsi="Times New Roman" w:cs="Times New Roman"/>
-          <w:sz w:val="24"/>
-          <w:szCs w:val="24"/>
-        </w:rPr>
-      </w:pPr>
-      <w:r>
-        <w:rPr>
-          <w:rFonts w:ascii="Times New Roman" w:hAnsi="Times New Roman" w:cs="Times New Roman"/>
+          <w:rFonts w:ascii="Montserrat" w:hAnsi="Montserrat" w:cs="Times New Roman"/>
+          <w:sz w:val="24"/>
+          <w:szCs w:val="24"/>
+        </w:rPr>
+      </w:pPr>
+      <w:r>
+        <w:rPr>
+          <w:rFonts w:ascii="Montserrat" w:hAnsi="Montserrat" w:cs="Times New Roman"/>
           <w:sz w:val="24"/>
           <w:szCs w:val="24"/>
         </w:rPr>
@@ -2079,14 +2059,14 @@
         <w:spacing w:after="0" w:line="360" w:lineRule="auto"/>
         <w:jc w:val="both"/>
         <w:rPr>
-          <w:rFonts w:ascii="Times New Roman" w:hAnsi="Times New Roman" w:cs="Times New Roman"/>
-          <w:sz w:val="24"/>
-          <w:szCs w:val="24"/>
-        </w:rPr>
-      </w:pPr>
-      <w:r>
-        <w:rPr>
-          <w:rFonts w:ascii="Times New Roman" w:hAnsi="Times New Roman" w:cs="Times New Roman"/>
+          <w:rFonts w:ascii="Montserrat" w:hAnsi="Montserrat" w:cs="Times New Roman"/>
+          <w:sz w:val="24"/>
+          <w:szCs w:val="24"/>
+        </w:rPr>
+      </w:pPr>
+      <w:r>
+        <w:rPr>
+          <w:rFonts w:ascii="Montserrat" w:hAnsi="Montserrat" w:cs="Times New Roman"/>
           <w:sz w:val="24"/>
           <w:szCs w:val="24"/>
         </w:rPr>
@@ -2099,14 +2079,14 @@
         <w:spacing w:after="0" w:line="360" w:lineRule="auto"/>
         <w:jc w:val="both"/>
         <w:rPr>
-          <w:rFonts w:ascii="Times New Roman" w:hAnsi="Times New Roman" w:cs="Times New Roman"/>
-          <w:sz w:val="24"/>
-          <w:szCs w:val="24"/>
-        </w:rPr>
-      </w:pPr>
-      <w:r>
-        <w:rPr>
-          <w:rFonts w:ascii="Times New Roman" w:hAnsi="Times New Roman" w:cs="Times New Roman"/>
+          <w:rFonts w:ascii="Montserrat" w:hAnsi="Montserrat" w:cs="Times New Roman"/>
+          <w:sz w:val="24"/>
+          <w:szCs w:val="24"/>
+        </w:rPr>
+      </w:pPr>
+      <w:r>
+        <w:rPr>
+          <w:rFonts w:ascii="Montserrat" w:hAnsi="Montserrat" w:cs="Times New Roman"/>
           <w:sz w:val="24"/>
           <w:szCs w:val="24"/>
         </w:rPr>
@@ -2119,43 +2099,34 @@
         <w:spacing w:after="0" w:line="360" w:lineRule="auto"/>
         <w:jc w:val="both"/>
         <w:rPr>
-          <w:rFonts w:ascii="Times New Roman" w:hAnsi="Times New Roman" w:cs="Times New Roman"/>
-          <w:sz w:val="24"/>
-          <w:szCs w:val="24"/>
-        </w:rPr>
-      </w:pPr>
-      <w:r>
-        <w:rPr>
-          <w:rFonts w:ascii="Times New Roman" w:hAnsi="Times New Roman" w:cs="Times New Roman"/>
-          <w:sz w:val="24"/>
-          <w:szCs w:val="24"/>
-        </w:rPr>
-        <w:tab/>
-        <w:t xml:space="preserve">“I wonder,” Alexandrea began, running through the progression of their conversation from their initial meeting. As Alex expressed her thoughts on her evolution, </w:t>
-      </w:r>
-      <w:r>
-        <w:rPr>
-          <w:rFonts w:ascii="Times New Roman" w:hAnsi="Times New Roman" w:cs="Times New Roman"/>
-          <w:sz w:val="24"/>
-          <w:szCs w:val="24"/>
-        </w:rPr>
-        <w:lastRenderedPageBreak/>
-        <w:t>Alexandrea had found herself agreeing with Alex’s instinctive wisdom. At the same time, she was reevaluating herself, “By your understanding, I am neglecting my boy side. Do you think I should do what you are doing?”</w:t>
-      </w:r>
-    </w:p>
-    <w:p>
-      <w:pPr>
-        <w:spacing w:after="0" w:line="360" w:lineRule="auto"/>
-        <w:jc w:val="both"/>
-        <w:rPr>
-          <w:rFonts w:ascii="Times New Roman" w:hAnsi="Times New Roman" w:cs="Times New Roman"/>
-          <w:sz w:val="24"/>
-          <w:szCs w:val="24"/>
-        </w:rPr>
-      </w:pPr>
-      <w:r>
-        <w:rPr>
-          <w:rFonts w:ascii="Times New Roman" w:hAnsi="Times New Roman" w:cs="Times New Roman"/>
+          <w:rFonts w:ascii="Montserrat" w:hAnsi="Montserrat" w:cs="Times New Roman"/>
+          <w:sz w:val="24"/>
+          <w:szCs w:val="24"/>
+        </w:rPr>
+      </w:pPr>
+      <w:r>
+        <w:rPr>
+          <w:rFonts w:ascii="Montserrat" w:hAnsi="Montserrat" w:cs="Times New Roman"/>
+          <w:sz w:val="24"/>
+          <w:szCs w:val="24"/>
+        </w:rPr>
+        <w:tab/>
+        <w:t>“I wonder,” Alexandrea began, running through the progression of their conversation from their initial meeting. As Alex expressed her thoughts on her evolution, Alexandrea had found herself agreeing with Alex’s instinctive wisdom. At the same time, she was reevaluating herself, “By your understanding, I am neglecting my boy side. Do you think I should do what you are doing?”</w:t>
+      </w:r>
+    </w:p>
+    <w:p>
+      <w:pPr>
+        <w:spacing w:after="0" w:line="360" w:lineRule="auto"/>
+        <w:jc w:val="both"/>
+        <w:rPr>
+          <w:rFonts w:ascii="Montserrat" w:hAnsi="Montserrat" w:cs="Times New Roman"/>
+          <w:sz w:val="24"/>
+          <w:szCs w:val="24"/>
+        </w:rPr>
+      </w:pPr>
+      <w:r>
+        <w:rPr>
+          <w:rFonts w:ascii="Montserrat" w:hAnsi="Montserrat" w:cs="Times New Roman"/>
           <w:sz w:val="24"/>
           <w:szCs w:val="24"/>
         </w:rPr>
@@ -2168,14 +2139,14 @@
         <w:spacing w:after="0" w:line="360" w:lineRule="auto"/>
         <w:jc w:val="both"/>
         <w:rPr>
-          <w:rFonts w:ascii="Times New Roman" w:hAnsi="Times New Roman" w:cs="Times New Roman"/>
-          <w:sz w:val="24"/>
-          <w:szCs w:val="24"/>
-        </w:rPr>
-      </w:pPr>
-      <w:r>
-        <w:rPr>
-          <w:rFonts w:ascii="Times New Roman" w:hAnsi="Times New Roman" w:cs="Times New Roman"/>
+          <w:rFonts w:ascii="Montserrat" w:hAnsi="Montserrat" w:cs="Times New Roman"/>
+          <w:sz w:val="24"/>
+          <w:szCs w:val="24"/>
+        </w:rPr>
+      </w:pPr>
+      <w:r>
+        <w:rPr>
+          <w:rFonts w:ascii="Montserrat" w:hAnsi="Montserrat" w:cs="Times New Roman"/>
           <w:sz w:val="24"/>
           <w:szCs w:val="24"/>
         </w:rPr>
@@ -2188,14 +2159,14 @@
         <w:spacing w:after="0" w:line="360" w:lineRule="auto"/>
         <w:jc w:val="both"/>
         <w:rPr>
-          <w:rFonts w:ascii="Times New Roman" w:hAnsi="Times New Roman" w:cs="Times New Roman"/>
-          <w:sz w:val="24"/>
-          <w:szCs w:val="24"/>
-        </w:rPr>
-      </w:pPr>
-      <w:r>
-        <w:rPr>
-          <w:rFonts w:ascii="Times New Roman" w:hAnsi="Times New Roman" w:cs="Times New Roman"/>
+          <w:rFonts w:ascii="Montserrat" w:hAnsi="Montserrat" w:cs="Times New Roman"/>
+          <w:sz w:val="24"/>
+          <w:szCs w:val="24"/>
+        </w:rPr>
+      </w:pPr>
+      <w:r>
+        <w:rPr>
+          <w:rFonts w:ascii="Montserrat" w:hAnsi="Montserrat" w:cs="Times New Roman"/>
           <w:sz w:val="24"/>
           <w:szCs w:val="24"/>
         </w:rPr>
@@ -2208,14 +2179,14 @@
         <w:spacing w:after="0" w:line="360" w:lineRule="auto"/>
         <w:jc w:val="both"/>
         <w:rPr>
-          <w:rFonts w:ascii="Times New Roman" w:hAnsi="Times New Roman" w:cs="Times New Roman"/>
-          <w:sz w:val="24"/>
-          <w:szCs w:val="24"/>
-        </w:rPr>
-      </w:pPr>
-      <w:r>
-        <w:rPr>
-          <w:rFonts w:ascii="Times New Roman" w:hAnsi="Times New Roman" w:cs="Times New Roman"/>
+          <w:rFonts w:ascii="Montserrat" w:hAnsi="Montserrat" w:cs="Times New Roman"/>
+          <w:sz w:val="24"/>
+          <w:szCs w:val="24"/>
+        </w:rPr>
+      </w:pPr>
+      <w:r>
+        <w:rPr>
+          <w:rFonts w:ascii="Montserrat" w:hAnsi="Montserrat" w:cs="Times New Roman"/>
           <w:sz w:val="24"/>
           <w:szCs w:val="24"/>
         </w:rPr>
@@ -2228,14 +2199,14 @@
         <w:spacing w:after="0" w:line="360" w:lineRule="auto"/>
         <w:jc w:val="both"/>
         <w:rPr>
-          <w:rFonts w:ascii="Times New Roman" w:hAnsi="Times New Roman" w:cs="Times New Roman"/>
-          <w:sz w:val="24"/>
-          <w:szCs w:val="24"/>
-        </w:rPr>
-      </w:pPr>
-      <w:r>
-        <w:rPr>
-          <w:rFonts w:ascii="Times New Roman" w:hAnsi="Times New Roman" w:cs="Times New Roman"/>
+          <w:rFonts w:ascii="Montserrat" w:hAnsi="Montserrat" w:cs="Times New Roman"/>
+          <w:sz w:val="24"/>
+          <w:szCs w:val="24"/>
+        </w:rPr>
+      </w:pPr>
+      <w:r>
+        <w:rPr>
+          <w:rFonts w:ascii="Montserrat" w:hAnsi="Montserrat" w:cs="Times New Roman"/>
           <w:sz w:val="24"/>
           <w:szCs w:val="24"/>
         </w:rPr>
@@ -2248,14 +2219,14 @@
         <w:spacing w:after="0" w:line="360" w:lineRule="auto"/>
         <w:jc w:val="both"/>
         <w:rPr>
-          <w:rFonts w:ascii="Times New Roman" w:hAnsi="Times New Roman" w:cs="Times New Roman"/>
-          <w:sz w:val="24"/>
-          <w:szCs w:val="24"/>
-        </w:rPr>
-      </w:pPr>
-      <w:r>
-        <w:rPr>
-          <w:rFonts w:ascii="Times New Roman" w:hAnsi="Times New Roman" w:cs="Times New Roman"/>
+          <w:rFonts w:ascii="Montserrat" w:hAnsi="Montserrat" w:cs="Times New Roman"/>
+          <w:sz w:val="24"/>
+          <w:szCs w:val="24"/>
+        </w:rPr>
+      </w:pPr>
+      <w:r>
+        <w:rPr>
+          <w:rFonts w:ascii="Montserrat" w:hAnsi="Montserrat" w:cs="Times New Roman"/>
           <w:sz w:val="24"/>
           <w:szCs w:val="24"/>
         </w:rPr>
@@ -2268,14 +2239,14 @@
         <w:spacing w:after="0" w:line="360" w:lineRule="auto"/>
         <w:jc w:val="both"/>
         <w:rPr>
-          <w:rFonts w:ascii="Times New Roman" w:hAnsi="Times New Roman" w:cs="Times New Roman"/>
-          <w:sz w:val="24"/>
-          <w:szCs w:val="24"/>
-        </w:rPr>
-      </w:pPr>
-      <w:r>
-        <w:rPr>
-          <w:rFonts w:ascii="Times New Roman" w:hAnsi="Times New Roman" w:cs="Times New Roman"/>
+          <w:rFonts w:ascii="Montserrat" w:hAnsi="Montserrat" w:cs="Times New Roman"/>
+          <w:sz w:val="24"/>
+          <w:szCs w:val="24"/>
+        </w:rPr>
+      </w:pPr>
+      <w:r>
+        <w:rPr>
+          <w:rFonts w:ascii="Montserrat" w:hAnsi="Montserrat" w:cs="Times New Roman"/>
           <w:sz w:val="24"/>
           <w:szCs w:val="24"/>
         </w:rPr>
@@ -2288,14 +2259,14 @@
         <w:spacing w:after="0" w:line="360" w:lineRule="auto"/>
         <w:jc w:val="both"/>
         <w:rPr>
-          <w:rFonts w:ascii="Times New Roman" w:hAnsi="Times New Roman" w:cs="Times New Roman"/>
-          <w:sz w:val="24"/>
-          <w:szCs w:val="24"/>
-        </w:rPr>
-      </w:pPr>
-      <w:r>
-        <w:rPr>
-          <w:rFonts w:ascii="Times New Roman" w:hAnsi="Times New Roman" w:cs="Times New Roman"/>
+          <w:rFonts w:ascii="Montserrat" w:hAnsi="Montserrat" w:cs="Times New Roman"/>
+          <w:sz w:val="24"/>
+          <w:szCs w:val="24"/>
+        </w:rPr>
+      </w:pPr>
+      <w:r>
+        <w:rPr>
+          <w:rFonts w:ascii="Montserrat" w:hAnsi="Montserrat" w:cs="Times New Roman"/>
           <w:sz w:val="24"/>
           <w:szCs w:val="24"/>
         </w:rPr>
@@ -2308,18 +2279,17 @@
         <w:spacing w:after="0" w:line="360" w:lineRule="auto"/>
         <w:jc w:val="both"/>
         <w:rPr>
-          <w:rFonts w:ascii="Times New Roman" w:hAnsi="Times New Roman" w:cs="Times New Roman"/>
-          <w:sz w:val="24"/>
-          <w:szCs w:val="24"/>
-        </w:rPr>
-      </w:pPr>
-      <w:r>
-        <w:rPr>
-          <w:rFonts w:ascii="Times New Roman" w:hAnsi="Times New Roman" w:cs="Times New Roman"/>
-          <w:sz w:val="24"/>
-          <w:szCs w:val="24"/>
-        </w:rPr>
-        <w:lastRenderedPageBreak/>
+          <w:rFonts w:ascii="Montserrat" w:hAnsi="Montserrat" w:cs="Times New Roman"/>
+          <w:sz w:val="24"/>
+          <w:szCs w:val="24"/>
+        </w:rPr>
+      </w:pPr>
+      <w:r>
+        <w:rPr>
+          <w:rFonts w:ascii="Montserrat" w:hAnsi="Montserrat" w:cs="Times New Roman"/>
+          <w:sz w:val="24"/>
+          <w:szCs w:val="24"/>
+        </w:rPr>
         <w:tab/>
         <w:t xml:space="preserve">Alex shivered in delight and offered generously, “Well, I wasn’t planning on splitting up, so if you want it, it’s yours.” </w:t>
       </w:r>
@@ -2329,14 +2299,14 @@
         <w:spacing w:after="0" w:line="360" w:lineRule="auto"/>
         <w:jc w:val="both"/>
         <w:rPr>
-          <w:rFonts w:ascii="Times New Roman" w:hAnsi="Times New Roman" w:cs="Times New Roman"/>
-          <w:sz w:val="24"/>
-          <w:szCs w:val="24"/>
-        </w:rPr>
-      </w:pPr>
-      <w:r>
-        <w:rPr>
-          <w:rFonts w:ascii="Times New Roman" w:hAnsi="Times New Roman" w:cs="Times New Roman"/>
+          <w:rFonts w:ascii="Montserrat" w:hAnsi="Montserrat" w:cs="Times New Roman"/>
+          <w:sz w:val="24"/>
+          <w:szCs w:val="24"/>
+        </w:rPr>
+      </w:pPr>
+      <w:r>
+        <w:rPr>
+          <w:rFonts w:ascii="Montserrat" w:hAnsi="Montserrat" w:cs="Times New Roman"/>
           <w:sz w:val="24"/>
           <w:szCs w:val="24"/>
         </w:rPr>
@@ -2349,14 +2319,14 @@
         <w:spacing w:after="0" w:line="360" w:lineRule="auto"/>
         <w:jc w:val="both"/>
         <w:rPr>
-          <w:rFonts w:ascii="Times New Roman" w:hAnsi="Times New Roman" w:cs="Times New Roman"/>
-          <w:sz w:val="24"/>
-          <w:szCs w:val="24"/>
-        </w:rPr>
-      </w:pPr>
-      <w:r>
-        <w:rPr>
-          <w:rFonts w:ascii="Times New Roman" w:hAnsi="Times New Roman" w:cs="Times New Roman"/>
+          <w:rFonts w:ascii="Montserrat" w:hAnsi="Montserrat" w:cs="Times New Roman"/>
+          <w:sz w:val="24"/>
+          <w:szCs w:val="24"/>
+        </w:rPr>
+      </w:pPr>
+      <w:r>
+        <w:rPr>
+          <w:rFonts w:ascii="Montserrat" w:hAnsi="Montserrat" w:cs="Times New Roman"/>
           <w:sz w:val="24"/>
           <w:szCs w:val="24"/>
         </w:rPr>
@@ -2369,14 +2339,14 @@
         <w:spacing w:after="0" w:line="360" w:lineRule="auto"/>
         <w:jc w:val="both"/>
         <w:rPr>
-          <w:rFonts w:ascii="Times New Roman" w:hAnsi="Times New Roman" w:cs="Times New Roman"/>
-          <w:sz w:val="24"/>
-          <w:szCs w:val="24"/>
-        </w:rPr>
-      </w:pPr>
-      <w:r>
-        <w:rPr>
-          <w:rFonts w:ascii="Times New Roman" w:hAnsi="Times New Roman" w:cs="Times New Roman"/>
+          <w:rFonts w:ascii="Montserrat" w:hAnsi="Montserrat" w:cs="Times New Roman"/>
+          <w:sz w:val="24"/>
+          <w:szCs w:val="24"/>
+        </w:rPr>
+      </w:pPr>
+      <w:r>
+        <w:rPr>
+          <w:rFonts w:ascii="Montserrat" w:hAnsi="Montserrat" w:cs="Times New Roman"/>
           <w:sz w:val="24"/>
           <w:szCs w:val="24"/>
         </w:rPr>
@@ -2389,43 +2359,34 @@
         <w:spacing w:after="0" w:line="360" w:lineRule="auto"/>
         <w:jc w:val="both"/>
         <w:rPr>
-          <w:rFonts w:ascii="Times New Roman" w:hAnsi="Times New Roman" w:cs="Times New Roman"/>
-          <w:sz w:val="24"/>
-          <w:szCs w:val="24"/>
-        </w:rPr>
-      </w:pPr>
-      <w:r>
-        <w:rPr>
-          <w:rFonts w:ascii="Times New Roman" w:hAnsi="Times New Roman" w:cs="Times New Roman"/>
-          <w:sz w:val="24"/>
-          <w:szCs w:val="24"/>
-        </w:rPr>
-        <w:tab/>
-        <w:t xml:space="preserve">He slipped up on her completely unnoticed and clapped a hand on her shoulder. Surprised, her reflexes took over. She grabbed his hand, twisted and threw him to the mat—just as she would at any unprovoked attack. Her guard was up, ready to meet his reply as he bounced off the mat and came at her feet and fists, elbows and knees. Initially, she had the full confidence of her exceptional experience and training, but she quickly </w:t>
-      </w:r>
-      <w:r>
-        <w:rPr>
-          <w:rFonts w:ascii="Times New Roman" w:hAnsi="Times New Roman" w:cs="Times New Roman"/>
-          <w:sz w:val="24"/>
-          <w:szCs w:val="24"/>
-        </w:rPr>
-        <w:lastRenderedPageBreak/>
-        <w:t xml:space="preserve">realized that her styles had picked up many flaws and lost much of their effectiveness, thanks to her change. It had not been so obvious when sparring with Alexandrea, but it glared at her now. Her opponent, however, moved flawlessly, breaking through her guard repeatedly, and landing blows solid enough to really hurt if she had not known how to deal with them. </w:t>
-      </w:r>
-    </w:p>
-    <w:p>
-      <w:pPr>
-        <w:spacing w:after="0" w:line="360" w:lineRule="auto"/>
-        <w:jc w:val="both"/>
-        <w:rPr>
-          <w:rFonts w:ascii="Times New Roman" w:hAnsi="Times New Roman" w:cs="Times New Roman"/>
-          <w:sz w:val="24"/>
-          <w:szCs w:val="24"/>
-        </w:rPr>
-      </w:pPr>
-      <w:r>
-        <w:rPr>
-          <w:rFonts w:ascii="Times New Roman" w:hAnsi="Times New Roman" w:cs="Times New Roman"/>
+          <w:rFonts w:ascii="Montserrat" w:hAnsi="Montserrat" w:cs="Times New Roman"/>
+          <w:sz w:val="24"/>
+          <w:szCs w:val="24"/>
+        </w:rPr>
+      </w:pPr>
+      <w:r>
+        <w:rPr>
+          <w:rFonts w:ascii="Montserrat" w:hAnsi="Montserrat" w:cs="Times New Roman"/>
+          <w:sz w:val="24"/>
+          <w:szCs w:val="24"/>
+        </w:rPr>
+        <w:tab/>
+        <w:t xml:space="preserve">He slipped up on her completely unnoticed and clapped a hand on her shoulder. Surprised, her reflexes took over. She grabbed his hand, twisted and threw him to the mat—just as she would at any unprovoked attack. Her guard was up, ready to meet his reply as he bounced off the mat and came at her feet and fists, elbows and knees. Initially, she had the full confidence of her exceptional experience and training, but she quickly realized that her styles had picked up many flaws and lost much of their effectiveness, thanks to her change. It had not been so obvious when sparring with Alexandrea, but it glared at her now. Her opponent, however, moved flawlessly, breaking through her guard repeatedly, and landing blows solid enough to really hurt if she had not known how to deal with them. </w:t>
+      </w:r>
+    </w:p>
+    <w:p>
+      <w:pPr>
+        <w:spacing w:after="0" w:line="360" w:lineRule="auto"/>
+        <w:jc w:val="both"/>
+        <w:rPr>
+          <w:rFonts w:ascii="Montserrat" w:hAnsi="Montserrat" w:cs="Times New Roman"/>
+          <w:sz w:val="24"/>
+          <w:szCs w:val="24"/>
+        </w:rPr>
+      </w:pPr>
+      <w:r>
+        <w:rPr>
+          <w:rFonts w:ascii="Montserrat" w:hAnsi="Montserrat" w:cs="Times New Roman"/>
           <w:sz w:val="24"/>
           <w:szCs w:val="24"/>
         </w:rPr>
@@ -2438,14 +2399,14 @@
         <w:spacing w:after="0" w:line="360" w:lineRule="auto"/>
         <w:jc w:val="both"/>
         <w:rPr>
-          <w:rFonts w:ascii="Times New Roman" w:hAnsi="Times New Roman" w:cs="Times New Roman"/>
-          <w:sz w:val="24"/>
-          <w:szCs w:val="24"/>
-        </w:rPr>
-      </w:pPr>
-      <w:r>
-        <w:rPr>
-          <w:rFonts w:ascii="Times New Roman" w:hAnsi="Times New Roman" w:cs="Times New Roman"/>
+          <w:rFonts w:ascii="Montserrat" w:hAnsi="Montserrat" w:cs="Times New Roman"/>
+          <w:sz w:val="24"/>
+          <w:szCs w:val="24"/>
+        </w:rPr>
+      </w:pPr>
+      <w:r>
+        <w:rPr>
+          <w:rFonts w:ascii="Montserrat" w:hAnsi="Montserrat" w:cs="Times New Roman"/>
           <w:sz w:val="24"/>
           <w:szCs w:val="24"/>
         </w:rPr>
@@ -2458,14 +2419,14 @@
         <w:spacing w:after="0" w:line="360" w:lineRule="auto"/>
         <w:jc w:val="both"/>
         <w:rPr>
-          <w:rFonts w:ascii="Times New Roman" w:hAnsi="Times New Roman" w:cs="Times New Roman"/>
-          <w:sz w:val="24"/>
-          <w:szCs w:val="24"/>
-        </w:rPr>
-      </w:pPr>
-      <w:r>
-        <w:rPr>
-          <w:rFonts w:ascii="Times New Roman" w:hAnsi="Times New Roman" w:cs="Times New Roman"/>
+          <w:rFonts w:ascii="Montserrat" w:hAnsi="Montserrat" w:cs="Times New Roman"/>
+          <w:sz w:val="24"/>
+          <w:szCs w:val="24"/>
+        </w:rPr>
+      </w:pPr>
+      <w:r>
+        <w:rPr>
+          <w:rFonts w:ascii="Montserrat" w:hAnsi="Montserrat" w:cs="Times New Roman"/>
           <w:sz w:val="24"/>
           <w:szCs w:val="24"/>
         </w:rPr>
@@ -2478,14 +2439,14 @@
         <w:spacing w:after="0" w:line="360" w:lineRule="auto"/>
         <w:jc w:val="both"/>
         <w:rPr>
-          <w:rFonts w:ascii="Times New Roman" w:hAnsi="Times New Roman" w:cs="Times New Roman"/>
-          <w:sz w:val="24"/>
-          <w:szCs w:val="24"/>
-        </w:rPr>
-      </w:pPr>
-      <w:r>
-        <w:rPr>
-          <w:rFonts w:ascii="Times New Roman" w:hAnsi="Times New Roman" w:cs="Times New Roman"/>
+          <w:rFonts w:ascii="Montserrat" w:hAnsi="Montserrat" w:cs="Times New Roman"/>
+          <w:sz w:val="24"/>
+          <w:szCs w:val="24"/>
+        </w:rPr>
+      </w:pPr>
+      <w:r>
+        <w:rPr>
+          <w:rFonts w:ascii="Montserrat" w:hAnsi="Montserrat" w:cs="Times New Roman"/>
           <w:sz w:val="24"/>
           <w:szCs w:val="24"/>
         </w:rPr>
@@ -2498,14 +2459,14 @@
         <w:spacing w:after="0" w:line="360" w:lineRule="auto"/>
         <w:jc w:val="both"/>
         <w:rPr>
-          <w:rFonts w:ascii="Times New Roman" w:hAnsi="Times New Roman" w:cs="Times New Roman"/>
-          <w:sz w:val="24"/>
-          <w:szCs w:val="24"/>
-        </w:rPr>
-      </w:pPr>
-      <w:r>
-        <w:rPr>
-          <w:rFonts w:ascii="Times New Roman" w:hAnsi="Times New Roman" w:cs="Times New Roman"/>
+          <w:rFonts w:ascii="Montserrat" w:hAnsi="Montserrat" w:cs="Times New Roman"/>
+          <w:sz w:val="24"/>
+          <w:szCs w:val="24"/>
+        </w:rPr>
+      </w:pPr>
+      <w:r>
+        <w:rPr>
+          <w:rFonts w:ascii="Montserrat" w:hAnsi="Montserrat" w:cs="Times New Roman"/>
           <w:sz w:val="24"/>
           <w:szCs w:val="24"/>
         </w:rPr>
@@ -2518,43 +2479,34 @@
         <w:spacing w:after="0" w:line="360" w:lineRule="auto"/>
         <w:jc w:val="both"/>
         <w:rPr>
-          <w:rFonts w:ascii="Times New Roman" w:hAnsi="Times New Roman" w:cs="Times New Roman"/>
-          <w:sz w:val="24"/>
-          <w:szCs w:val="24"/>
-        </w:rPr>
-      </w:pPr>
-      <w:r>
-        <w:rPr>
-          <w:rFonts w:ascii="Times New Roman" w:hAnsi="Times New Roman" w:cs="Times New Roman"/>
-          <w:sz w:val="24"/>
-          <w:szCs w:val="24"/>
-        </w:rPr>
-        <w:tab/>
-        <w:t xml:space="preserve">He returned her bow, and offered magnanimously, “If you wish to correct this deficit, I suggest you stay after practice.” He was visibly startled as Alexandrea spoke up </w:t>
-      </w:r>
-      <w:r>
-        <w:rPr>
-          <w:rFonts w:ascii="Times New Roman" w:hAnsi="Times New Roman" w:cs="Times New Roman"/>
-          <w:sz w:val="24"/>
-          <w:szCs w:val="24"/>
-        </w:rPr>
-        <w:lastRenderedPageBreak/>
-        <w:t xml:space="preserve">from the sidelines announcing that he would have to convince her sister to join the class first. He did a double take, and Alexandrea introduced Alex as her twin sister—Alle—whom, she asserted, he had been introduced to before. He gave Alex a strange look, and then commented aloud, “I wondered why you would wear a single piece bathing suit instead of a leotard for practice.” </w:t>
-      </w:r>
-    </w:p>
-    <w:p>
-      <w:pPr>
-        <w:spacing w:after="0" w:line="360" w:lineRule="auto"/>
-        <w:jc w:val="both"/>
-        <w:rPr>
-          <w:rFonts w:ascii="Times New Roman" w:hAnsi="Times New Roman" w:cs="Times New Roman"/>
-          <w:sz w:val="24"/>
-          <w:szCs w:val="24"/>
-        </w:rPr>
-      </w:pPr>
-      <w:r>
-        <w:rPr>
-          <w:rFonts w:ascii="Times New Roman" w:hAnsi="Times New Roman" w:cs="Times New Roman"/>
+          <w:rFonts w:ascii="Montserrat" w:hAnsi="Montserrat" w:cs="Times New Roman"/>
+          <w:sz w:val="24"/>
+          <w:szCs w:val="24"/>
+        </w:rPr>
+      </w:pPr>
+      <w:r>
+        <w:rPr>
+          <w:rFonts w:ascii="Montserrat" w:hAnsi="Montserrat" w:cs="Times New Roman"/>
+          <w:sz w:val="24"/>
+          <w:szCs w:val="24"/>
+        </w:rPr>
+        <w:tab/>
+        <w:t xml:space="preserve">He returned her bow, and offered magnanimously, “If you wish to correct this deficit, I suggest you stay after practice.” He was visibly startled as Alexandrea spoke up from the sidelines announcing that he would have to convince her sister to join the class first. He did a double take, and Alexandrea introduced Alex as her twin sister—Alle—whom, she asserted, he had been introduced to before. He gave Alex a strange look, and then commented aloud, “I wondered why you would wear a single piece bathing suit instead of a leotard for practice.” </w:t>
+      </w:r>
+    </w:p>
+    <w:p>
+      <w:pPr>
+        <w:spacing w:after="0" w:line="360" w:lineRule="auto"/>
+        <w:jc w:val="both"/>
+        <w:rPr>
+          <w:rFonts w:ascii="Montserrat" w:hAnsi="Montserrat" w:cs="Times New Roman"/>
+          <w:sz w:val="24"/>
+          <w:szCs w:val="24"/>
+        </w:rPr>
+      </w:pPr>
+      <w:r>
+        <w:rPr>
+          <w:rFonts w:ascii="Montserrat" w:hAnsi="Montserrat" w:cs="Times New Roman"/>
           <w:sz w:val="24"/>
           <w:szCs w:val="24"/>
         </w:rPr>
@@ -2567,14 +2519,14 @@
         <w:spacing w:after="0" w:line="360" w:lineRule="auto"/>
         <w:jc w:val="both"/>
         <w:rPr>
-          <w:rFonts w:ascii="Times New Roman" w:hAnsi="Times New Roman" w:cs="Times New Roman"/>
-          <w:sz w:val="24"/>
-          <w:szCs w:val="24"/>
-        </w:rPr>
-      </w:pPr>
-      <w:r>
-        <w:rPr>
-          <w:rFonts w:ascii="Times New Roman" w:hAnsi="Times New Roman" w:cs="Times New Roman"/>
+          <w:rFonts w:ascii="Montserrat" w:hAnsi="Montserrat" w:cs="Times New Roman"/>
+          <w:sz w:val="24"/>
+          <w:szCs w:val="24"/>
+        </w:rPr>
+      </w:pPr>
+      <w:r>
+        <w:rPr>
+          <w:rFonts w:ascii="Montserrat" w:hAnsi="Montserrat" w:cs="Times New Roman"/>
           <w:sz w:val="24"/>
           <w:szCs w:val="24"/>
         </w:rPr>
@@ -2587,14 +2539,14 @@
         <w:spacing w:after="0" w:line="360" w:lineRule="auto"/>
         <w:jc w:val="both"/>
         <w:rPr>
-          <w:rFonts w:ascii="Times New Roman" w:hAnsi="Times New Roman" w:cs="Times New Roman"/>
-          <w:sz w:val="24"/>
-          <w:szCs w:val="24"/>
-        </w:rPr>
-      </w:pPr>
-      <w:r>
-        <w:rPr>
-          <w:rFonts w:ascii="Times New Roman" w:hAnsi="Times New Roman" w:cs="Times New Roman"/>
+          <w:rFonts w:ascii="Montserrat" w:hAnsi="Montserrat" w:cs="Times New Roman"/>
+          <w:sz w:val="24"/>
+          <w:szCs w:val="24"/>
+        </w:rPr>
+      </w:pPr>
+      <w:r>
+        <w:rPr>
+          <w:rFonts w:ascii="Montserrat" w:hAnsi="Montserrat" w:cs="Times New Roman"/>
           <w:sz w:val="24"/>
           <w:szCs w:val="24"/>
         </w:rPr>
@@ -2603,7 +2555,7 @@
       </w:r>
       <w:r>
         <w:rPr>
-          <w:rFonts w:ascii="Times New Roman" w:hAnsi="Times New Roman" w:cs="Times New Roman"/>
+          <w:rFonts w:ascii="Montserrat" w:hAnsi="Montserrat" w:cs="Times New Roman"/>
           <w:i/>
           <w:iCs/>
           <w:sz w:val="24"/>
@@ -2613,7 +2565,7 @@
       </w:r>
       <w:r>
         <w:rPr>
-          <w:rFonts w:ascii="Times New Roman" w:hAnsi="Times New Roman" w:cs="Times New Roman"/>
+          <w:rFonts w:ascii="Montserrat" w:hAnsi="Montserrat" w:cs="Times New Roman"/>
           <w:sz w:val="24"/>
           <w:szCs w:val="24"/>
         </w:rPr>
@@ -2625,14 +2577,14 @@
         <w:spacing w:after="0" w:line="360" w:lineRule="auto"/>
         <w:jc w:val="both"/>
         <w:rPr>
-          <w:rFonts w:ascii="Times New Roman" w:hAnsi="Times New Roman" w:cs="Times New Roman"/>
-          <w:sz w:val="24"/>
-          <w:szCs w:val="24"/>
-        </w:rPr>
-      </w:pPr>
-      <w:r>
-        <w:rPr>
-          <w:rFonts w:ascii="Times New Roman" w:hAnsi="Times New Roman" w:cs="Times New Roman"/>
+          <w:rFonts w:ascii="Montserrat" w:hAnsi="Montserrat" w:cs="Times New Roman"/>
+          <w:sz w:val="24"/>
+          <w:szCs w:val="24"/>
+        </w:rPr>
+      </w:pPr>
+      <w:r>
+        <w:rPr>
+          <w:rFonts w:ascii="Montserrat" w:hAnsi="Montserrat" w:cs="Times New Roman"/>
           <w:sz w:val="24"/>
           <w:szCs w:val="24"/>
         </w:rPr>
@@ -2645,14 +2597,14 @@
         <w:spacing w:after="0" w:line="360" w:lineRule="auto"/>
         <w:jc w:val="both"/>
         <w:rPr>
-          <w:rFonts w:ascii="Times New Roman" w:hAnsi="Times New Roman" w:cs="Times New Roman"/>
-          <w:sz w:val="24"/>
-          <w:szCs w:val="24"/>
-        </w:rPr>
-      </w:pPr>
-      <w:r>
-        <w:rPr>
-          <w:rFonts w:ascii="Times New Roman" w:hAnsi="Times New Roman" w:cs="Times New Roman"/>
+          <w:rFonts w:ascii="Montserrat" w:hAnsi="Montserrat" w:cs="Times New Roman"/>
+          <w:sz w:val="24"/>
+          <w:szCs w:val="24"/>
+        </w:rPr>
+      </w:pPr>
+      <w:r>
+        <w:rPr>
+          <w:rFonts w:ascii="Montserrat" w:hAnsi="Montserrat" w:cs="Times New Roman"/>
           <w:sz w:val="24"/>
           <w:szCs w:val="24"/>
         </w:rPr>
@@ -2665,47 +2617,38 @@
         <w:spacing w:after="0" w:line="360" w:lineRule="auto"/>
         <w:jc w:val="both"/>
         <w:rPr>
-          <w:rFonts w:ascii="Times New Roman" w:hAnsi="Times New Roman" w:cs="Times New Roman"/>
-          <w:sz w:val="24"/>
-          <w:szCs w:val="24"/>
-        </w:rPr>
-      </w:pPr>
-      <w:r>
-        <w:rPr>
-          <w:rFonts w:ascii="Times New Roman" w:hAnsi="Times New Roman" w:cs="Times New Roman"/>
-          <w:sz w:val="24"/>
-          <w:szCs w:val="24"/>
-        </w:rPr>
-        <w:tab/>
-        <w:t xml:space="preserve">“I would be delighted, I accept on both counts. You already know my name, our name. If you can tell us apart, though,” she smiled, “you can call me Alle.” They shook hands and began their formal association. As Alex abandoned her hopes of going for a swim, she made up for it by learning. It was an easy trade. She was so delighted, to quote herself, at the discovery of her gymnastic ability, that the prospect of joining the gymnastics team was suddenly as attractive as the prospect of retraining in martial arts. Jack Hunter seemed just as excited at having her join. Alexandrea had been scheming to get him to accept her school’s invitation to coach their gymnastics team, he confided at </w:t>
-      </w:r>
-      <w:r>
-        <w:rPr>
-          <w:rFonts w:ascii="Times New Roman" w:hAnsi="Times New Roman" w:cs="Times New Roman"/>
-          <w:sz w:val="24"/>
-          <w:szCs w:val="24"/>
-        </w:rPr>
-        <w:lastRenderedPageBreak/>
-        <w:t xml:space="preserve">one point, and on the condition that both of them be on it, he had finally decided to accept.  </w:t>
-      </w:r>
-    </w:p>
-    <w:p>
-      <w:pPr>
-        <w:spacing w:after="0" w:line="360" w:lineRule="auto"/>
-        <w:jc w:val="both"/>
-        <w:rPr>
-          <w:rFonts w:ascii="Times New Roman" w:hAnsi="Times New Roman" w:cs="Times New Roman"/>
-          <w:sz w:val="24"/>
-          <w:szCs w:val="24"/>
-        </w:rPr>
-      </w:pPr>
-    </w:p>
-    <w:p>
-      <w:pPr>
-        <w:spacing w:after="0" w:line="360" w:lineRule="auto"/>
-        <w:jc w:val="both"/>
-        <w:rPr>
-          <w:rFonts w:ascii="Times New Roman" w:hAnsi="Times New Roman" w:cs="Times New Roman"/>
+          <w:rFonts w:ascii="Montserrat" w:hAnsi="Montserrat" w:cs="Times New Roman"/>
+          <w:sz w:val="24"/>
+          <w:szCs w:val="24"/>
+        </w:rPr>
+      </w:pPr>
+      <w:r>
+        <w:rPr>
+          <w:rFonts w:ascii="Montserrat" w:hAnsi="Montserrat" w:cs="Times New Roman"/>
+          <w:sz w:val="24"/>
+          <w:szCs w:val="24"/>
+        </w:rPr>
+        <w:tab/>
+        <w:t xml:space="preserve">“I would be delighted, I accept on both counts. You already know my name, our name. If you can tell us apart, though,” she smiled, “you can call me Alle.” They shook hands and began their formal association. As Alex abandoned her hopes of going for a swim, she made up for it by learning. It was an easy trade. She was so delighted, to quote herself, at the discovery of her gymnastic ability, that the prospect of joining the gymnastics team was suddenly as attractive as the prospect of retraining in martial arts. Jack Hunter seemed just as excited at having her join. Alexandrea had been scheming to get him to accept her school’s invitation to coach their gymnastics team, he confided at one point, and on the condition that both of them be on it, he had finally decided to accept.  </w:t>
+      </w:r>
+    </w:p>
+    <w:p>
+      <w:pPr>
+        <w:spacing w:after="0" w:line="360" w:lineRule="auto"/>
+        <w:jc w:val="both"/>
+        <w:rPr>
+          <w:rFonts w:ascii="Montserrat" w:hAnsi="Montserrat" w:cs="Times New Roman"/>
+          <w:sz w:val="24"/>
+          <w:szCs w:val="24"/>
+        </w:rPr>
+      </w:pPr>
+    </w:p>
+    <w:p>
+      <w:pPr>
+        <w:spacing w:after="0" w:line="360" w:lineRule="auto"/>
+        <w:jc w:val="both"/>
+        <w:rPr>
+          <w:rFonts w:ascii="Montserrat" w:hAnsi="Montserrat" w:cs="Times New Roman"/>
           <w:sz w:val="24"/>
           <w:szCs w:val="24"/>
         </w:rPr>
@@ -2721,8 +2664,106 @@
 </w:document>
 </file>
 
+<file path=word/numbering.xml><?xml version="1.0" encoding="utf-8"?>
+<w:numbering xmlns:wpc="http://schemas.microsoft.com/office/word/2010/wordprocessingCanvas" xmlns:cx="http://schemas.microsoft.com/office/drawing/2014/chartex" xmlns:cx1="http://schemas.microsoft.com/office/drawing/2015/9/8/chartex" xmlns:cx2="http://schemas.microsoft.com/office/drawing/2015/10/21/chartex" xmlns:cx3="http://schemas.microsoft.com/office/drawing/2016/5/9/chartex" xmlns:cx4="http://schemas.microsoft.com/office/drawing/2016/5/10/chartex" xmlns:cx5="http://schemas.microsoft.com/office/drawing/2016/5/11/chartex" xmlns:cx6="http://schemas.microsoft.com/office/drawing/2016/5/12/chartex" xmlns:cx7="http://schemas.microsoft.com/office/drawing/2016/5/13/chartex" xmlns:cx8="http://schemas.microsoft.com/office/drawing/2016/5/14/chartex" xmlns:mc="http://schemas.openxmlformats.org/markup-compatibility/2006" xmlns:aink="http://schemas.microsoft.com/office/drawing/2016/ink" xmlns:am3d="http://schemas.microsoft.com/office/drawing/2017/model3d" xmlns:o="urn:schemas-microsoft-com:office:office" xmlns:oel="http://schemas.microsoft.com/office/2019/extlst" xmlns:r="http://schemas.openxmlformats.org/officeDocument/2006/relationships" xmlns:m="http://schemas.openxmlformats.org/officeDocument/2006/math" xmlns:v="urn:schemas-microsoft-com:vml" xmlns:wp14="http://schemas.microsoft.com/office/word/2010/wordprocessingDrawing" xmlns:wp="http://schemas.openxmlformats.org/drawingml/2006/wordprocessingDrawing" xmlns:w10="urn:schemas-microsoft-com:office:word" xmlns:w="http://schemas.openxmlformats.org/wordprocessingml/2006/main" xmlns:w14="http://schemas.microsoft.com/office/word/2010/wordml" xmlns:w15="http://schemas.microsoft.com/office/word/2012/wordml" xmlns:w16cex="http://schemas.microsoft.com/office/word/2018/wordml/cex" xmlns:w16cid="http://schemas.microsoft.com/office/word/2016/wordml/cid" xmlns:w16="http://schemas.microsoft.com/office/word/2018/wordml" xmlns:w16du="http://schemas.microsoft.com/office/word/2023/wordml/word16du" xmlns:w16sdtdh="http://schemas.microsoft.com/office/word/2020/wordml/sdtdatahash" xmlns:w16sdtfl="http://schemas.microsoft.com/office/word/2024/wordml/sdtformatlock" xmlns:w16se="http://schemas.microsoft.com/office/word/2015/wordml/symex" xmlns:wpg="http://schemas.microsoft.com/office/word/2010/wordprocessingGroup" xmlns:wpi="http://schemas.microsoft.com/office/word/2010/wordprocessingInk" xmlns:wne="http://schemas.microsoft.com/office/word/2006/wordml" xmlns:wps="http://schemas.microsoft.com/office/word/2010/wordprocessingShape" mc:Ignorable="w14 w15 w16se w16cid w16 w16cex w16sdtdh w16sdtfl w16du wp14">
+  <w:abstractNum w:abstractNumId="0" w15:restartNumberingAfterBreak="0">
+    <w:nsid w:val="FFFFFFFB"/>
+    <w:multiLevelType w:val="multilevel"/>
+    <w:tmpl w:val="80A499BA"/>
+    <w:lvl w:ilvl="0">
+      <w:start w:val="1"/>
+      <w:numFmt w:val="cardinalText"/>
+      <w:lvlText w:val="Chapter %1 "/>
+      <w:legacy w:legacy="1" w:legacySpace="144" w:legacyIndent="0"/>
+      <w:lvlJc w:val="left"/>
+    </w:lvl>
+    <w:lvl w:ilvl="1">
+      <w:start w:val="1"/>
+      <w:numFmt w:val="none"/>
+      <w:pStyle w:val="Heading2"/>
+      <w:suff w:val="nothing"/>
+      <w:lvlText w:val=""/>
+      <w:lvlJc w:val="left"/>
+    </w:lvl>
+    <w:lvl w:ilvl="2">
+      <w:start w:val="1"/>
+      <w:numFmt w:val="none"/>
+      <w:suff w:val="nothing"/>
+      <w:lvlText w:val=""/>
+      <w:lvlJc w:val="left"/>
+    </w:lvl>
+    <w:lvl w:ilvl="3">
+      <w:start w:val="1"/>
+      <w:numFmt w:val="none"/>
+      <w:pStyle w:val="Heading4"/>
+      <w:suff w:val="nothing"/>
+      <w:lvlText w:val=""/>
+      <w:lvlJc w:val="left"/>
+    </w:lvl>
+    <w:lvl w:ilvl="4">
+      <w:start w:val="1"/>
+      <w:numFmt w:val="none"/>
+      <w:pStyle w:val="Heading5"/>
+      <w:suff w:val="nothing"/>
+      <w:lvlText w:val=""/>
+      <w:lvlJc w:val="left"/>
+    </w:lvl>
+    <w:lvl w:ilvl="5">
+      <w:start w:val="1"/>
+      <w:numFmt w:val="none"/>
+      <w:pStyle w:val="Heading6"/>
+      <w:suff w:val="nothing"/>
+      <w:lvlText w:val=""/>
+      <w:lvlJc w:val="left"/>
+    </w:lvl>
+    <w:lvl w:ilvl="6">
+      <w:start w:val="1"/>
+      <w:numFmt w:val="none"/>
+      <w:suff w:val="nothing"/>
+      <w:lvlText w:val=""/>
+      <w:lvlJc w:val="left"/>
+    </w:lvl>
+    <w:lvl w:ilvl="7">
+      <w:start w:val="1"/>
+      <w:numFmt w:val="none"/>
+      <w:suff w:val="nothing"/>
+      <w:lvlText w:val=""/>
+      <w:lvlJc w:val="left"/>
+    </w:lvl>
+    <w:lvl w:ilvl="8">
+      <w:start w:val="1"/>
+      <w:numFmt w:val="none"/>
+      <w:suff w:val="nothing"/>
+      <w:lvlText w:val=""/>
+      <w:lvlJc w:val="left"/>
+    </w:lvl>
+  </w:abstractNum>
+  <w:num w:numId="1" w16cid:durableId="648829426">
+    <w:abstractNumId w:val="0"/>
+  </w:num>
+  <w:num w:numId="2" w16cid:durableId="11684016">
+    <w:abstractNumId w:val="0"/>
+  </w:num>
+  <w:num w:numId="3" w16cid:durableId="1562790290">
+    <w:abstractNumId w:val="0"/>
+  </w:num>
+  <w:num w:numId="4" w16cid:durableId="814103942">
+    <w:abstractNumId w:val="0"/>
+  </w:num>
+  <w:num w:numId="5" w16cid:durableId="2058968221">
+    <w:abstractNumId w:val="0"/>
+  </w:num>
+  <w:num w:numId="6" w16cid:durableId="1318144001">
+    <w:abstractNumId w:val="0"/>
+  </w:num>
+  <w:num w:numId="7" w16cid:durableId="319891081">
+    <w:abstractNumId w:val="0"/>
+  </w:num>
+</w:numbering>
+</file>
+
 <file path=word/styles.xml><?xml version="1.0" encoding="utf-8"?>
-<w:styles xmlns:r="http://schemas.openxmlformats.org/officeDocument/2006/relationships" xmlns:w="http://schemas.openxmlformats.org/wordprocessingml/2006/main">
+<w:styles xmlns:mc="http://schemas.openxmlformats.org/markup-compatibility/2006" xmlns:r="http://schemas.openxmlformats.org/officeDocument/2006/relationships" xmlns:w="http://schemas.openxmlformats.org/wordprocessingml/2006/main" xmlns:w14="http://schemas.microsoft.com/office/word/2010/wordml" xmlns:w15="http://schemas.microsoft.com/office/word/2012/wordml" xmlns:w16cex="http://schemas.microsoft.com/office/word/2018/wordml/cex" xmlns:w16cid="http://schemas.microsoft.com/office/word/2016/wordml/cid" xmlns:w16="http://schemas.microsoft.com/office/word/2018/wordml" xmlns:w16du="http://schemas.microsoft.com/office/word/2023/wordml/word16du" xmlns:w16sdtdh="http://schemas.microsoft.com/office/word/2020/wordml/sdtdatahash" xmlns:w16sdtfl="http://schemas.microsoft.com/office/word/2024/wordml/sdtformatlock" xmlns:w16se="http://schemas.microsoft.com/office/word/2015/wordml/symex" mc:Ignorable="w14 w15 w16se w16cid w16 w16cex w16sdtdh w16sdtfl w16du">
   <w:docDefaults>
     <w:rPrDefault>
       <w:rPr>
@@ -2732,160 +2773,561 @@
         <w:lang w:val="en-US" w:eastAsia="en-US" w:bidi="ar-SA"/>
       </w:rPr>
     </w:rPrDefault>
-    <w:pPrDefault>
-      <w:pPr>
-        <w:spacing w:after="200" w:line="276" w:lineRule="auto"/>
-      </w:pPr>
-    </w:pPrDefault>
+    <w:pPrDefault/>
   </w:docDefaults>
-  <w:latentStyles w:defLockedState="0" w:defUIPriority="99" w:defSemiHidden="1" w:defUnhideWhenUsed="1" w:defQFormat="0" w:count="267">
-    <w:lsdException w:name="Normal" w:semiHidden="0" w:uiPriority="0" w:unhideWhenUsed="0" w:qFormat="1"/>
-    <w:lsdException w:name="heading 1" w:semiHidden="0" w:uiPriority="9" w:unhideWhenUsed="0" w:qFormat="1"/>
-    <w:lsdException w:name="heading 2" w:uiPriority="9" w:qFormat="1"/>
-    <w:lsdException w:name="heading 3" w:uiPriority="9" w:qFormat="1"/>
-    <w:lsdException w:name="heading 4" w:uiPriority="9" w:qFormat="1"/>
-    <w:lsdException w:name="heading 5" w:uiPriority="9" w:qFormat="1"/>
-    <w:lsdException w:name="heading 6" w:uiPriority="9" w:qFormat="1"/>
-    <w:lsdException w:name="heading 7" w:uiPriority="9" w:qFormat="1"/>
-    <w:lsdException w:name="heading 8" w:uiPriority="9" w:qFormat="1"/>
-    <w:lsdException w:name="heading 9" w:uiPriority="9" w:qFormat="1"/>
-    <w:lsdException w:name="toc 1" w:uiPriority="39"/>
-    <w:lsdException w:name="toc 2" w:uiPriority="39"/>
-    <w:lsdException w:name="toc 3" w:uiPriority="39"/>
-    <w:lsdException w:name="toc 4" w:uiPriority="39"/>
-    <w:lsdException w:name="toc 5" w:uiPriority="39"/>
-    <w:lsdException w:name="toc 6" w:uiPriority="39"/>
-    <w:lsdException w:name="toc 7" w:uiPriority="39"/>
-    <w:lsdException w:name="toc 8" w:uiPriority="39"/>
-    <w:lsdException w:name="toc 9" w:uiPriority="39"/>
-    <w:lsdException w:name="caption" w:uiPriority="35" w:qFormat="1"/>
-    <w:lsdException w:name="Title" w:semiHidden="0" w:uiPriority="10" w:unhideWhenUsed="0" w:qFormat="1"/>
-    <w:lsdException w:name="Default Paragraph Font" w:uiPriority="1"/>
-    <w:lsdException w:name="Body Text" w:uiPriority="0"/>
-    <w:lsdException w:name="Subtitle" w:semiHidden="0" w:uiPriority="11" w:unhideWhenUsed="0" w:qFormat="1"/>
-    <w:lsdException w:name="Strong" w:semiHidden="0" w:uiPriority="22" w:unhideWhenUsed="0" w:qFormat="1"/>
-    <w:lsdException w:name="Emphasis" w:semiHidden="0" w:uiPriority="20" w:unhideWhenUsed="0" w:qFormat="1"/>
-    <w:lsdException w:name="Table Grid" w:semiHidden="0" w:uiPriority="59" w:unhideWhenUsed="0"/>
-    <w:lsdException w:name="Placeholder Text" w:unhideWhenUsed="0"/>
-    <w:lsdException w:name="No Spacing" w:semiHidden="0" w:uiPriority="1" w:unhideWhenUsed="0" w:qFormat="1"/>
-    <w:lsdException w:name="Light Shading" w:semiHidden="0" w:uiPriority="60" w:unhideWhenUsed="0"/>
-    <w:lsdException w:name="Light List" w:semiHidden="0" w:uiPriority="61" w:unhideWhenUsed="0"/>
-    <w:lsdException w:name="Light Grid" w:semiHidden="0" w:uiPriority="62" w:unhideWhenUsed="0"/>
-    <w:lsdException w:name="Medium Shading 1" w:semiHidden="0" w:uiPriority="63" w:unhideWhenUsed="0"/>
-    <w:lsdException w:name="Medium Shading 2" w:semiHidden="0" w:uiPriority="64" w:unhideWhenUsed="0"/>
-    <w:lsdException w:name="Medium List 1" w:semiHidden="0" w:uiPriority="65" w:unhideWhenUsed="0"/>
-    <w:lsdException w:name="Medium List 2" w:semiHidden="0" w:uiPriority="66" w:unhideWhenUsed="0"/>
-    <w:lsdException w:name="Medium Grid 1" w:semiHidden="0" w:uiPriority="67" w:unhideWhenUsed="0"/>
-    <w:lsdException w:name="Medium Grid 2" w:semiHidden="0" w:uiPriority="68" w:unhideWhenUsed="0"/>
-    <w:lsdException w:name="Medium Grid 3" w:semiHidden="0" w:uiPriority="69" w:unhideWhenUsed="0"/>
-    <w:lsdException w:name="Dark List" w:semiHidden="0" w:uiPriority="70" w:unhideWhenUsed="0"/>
-    <w:lsdException w:name="Colorful Shading" w:semiHidden="0" w:uiPriority="71" w:unhideWhenUsed="0"/>
-    <w:lsdException w:name="Colorful List" w:semiHidden="0" w:uiPriority="72" w:unhideWhenUsed="0"/>
-    <w:lsdException w:name="Colorful Grid" w:semiHidden="0" w:uiPriority="73" w:unhideWhenUsed="0"/>
-    <w:lsdException w:name="Light Shading Accent 1" w:semiHidden="0" w:uiPriority="60" w:unhideWhenUsed="0"/>
-    <w:lsdException w:name="Light List Accent 1" w:semiHidden="0" w:uiPriority="61" w:unhideWhenUsed="0"/>
-    <w:lsdException w:name="Light Grid Accent 1" w:semiHidden="0" w:uiPriority="62" w:unhideWhenUsed="0"/>
-    <w:lsdException w:name="Medium Shading 1 Accent 1" w:semiHidden="0" w:uiPriority="63" w:unhideWhenUsed="0"/>
-    <w:lsdException w:name="Medium Shading 2 Accent 1" w:semiHidden="0" w:uiPriority="64" w:unhideWhenUsed="0"/>
-    <w:lsdException w:name="Medium List 1 Accent 1" w:semiHidden="0" w:uiPriority="65" w:unhideWhenUsed="0"/>
-    <w:lsdException w:name="Revision" w:unhideWhenUsed="0"/>
-    <w:lsdException w:name="List Paragraph" w:semiHidden="0" w:uiPriority="34" w:unhideWhenUsed="0" w:qFormat="1"/>
-    <w:lsdException w:name="Quote" w:semiHidden="0" w:uiPriority="29" w:unhideWhenUsed="0" w:qFormat="1"/>
-    <w:lsdException w:name="Intense Quote" w:semiHidden="0" w:uiPriority="30" w:unhideWhenUsed="0" w:qFormat="1"/>
-    <w:lsdException w:name="Medium List 2 Accent 1" w:semiHidden="0" w:uiPriority="66" w:unhideWhenUsed="0"/>
-    <w:lsdException w:name="Medium Grid 1 Accent 1" w:semiHidden="0" w:uiPriority="67" w:unhideWhenUsed="0"/>
-    <w:lsdException w:name="Medium Grid 2 Accent 1" w:semiHidden="0" w:uiPriority="68" w:unhideWhenUsed="0"/>
-    <w:lsdException w:name="Medium Grid 3 Accent 1" w:semiHidden="0" w:uiPriority="69" w:unhideWhenUsed="0"/>
-    <w:lsdException w:name="Dark List Accent 1" w:semiHidden="0" w:uiPriority="70" w:unhideWhenUsed="0"/>
-    <w:lsdException w:name="Colorful Shading Accent 1" w:semiHidden="0" w:uiPriority="71" w:unhideWhenUsed="0"/>
-    <w:lsdException w:name="Colorful List Accent 1" w:semiHidden="0" w:uiPriority="72" w:unhideWhenUsed="0"/>
-    <w:lsdException w:name="Colorful Grid Accent 1" w:semiHidden="0" w:uiPriority="73" w:unhideWhenUsed="0"/>
-    <w:lsdException w:name="Light Shading Accent 2" w:semiHidden="0" w:uiPriority="60" w:unhideWhenUsed="0"/>
-    <w:lsdException w:name="Light List Accent 2" w:semiHidden="0" w:uiPriority="61" w:unhideWhenUsed="0"/>
-    <w:lsdException w:name="Light Grid Accent 2" w:semiHidden="0" w:uiPriority="62" w:unhideWhenUsed="0"/>
-    <w:lsdException w:name="Medium Shading 1 Accent 2" w:semiHidden="0" w:uiPriority="63" w:unhideWhenUsed="0"/>
-    <w:lsdException w:name="Medium Shading 2 Accent 2" w:semiHidden="0" w:uiPriority="64" w:unhideWhenUsed="0"/>
-    <w:lsdException w:name="Medium List 1 Accent 2" w:semiHidden="0" w:uiPriority="65" w:unhideWhenUsed="0"/>
-    <w:lsdException w:name="Medium List 2 Accent 2" w:semiHidden="0" w:uiPriority="66" w:unhideWhenUsed="0"/>
-    <w:lsdException w:name="Medium Grid 1 Accent 2" w:semiHidden="0" w:uiPriority="67" w:unhideWhenUsed="0"/>
-    <w:lsdException w:name="Medium Grid 2 Accent 2" w:semiHidden="0" w:uiPriority="68" w:unhideWhenUsed="0"/>
-    <w:lsdException w:name="Medium Grid 3 Accent 2" w:semiHidden="0" w:uiPriority="69" w:unhideWhenUsed="0"/>
-    <w:lsdException w:name="Dark List Accent 2" w:semiHidden="0" w:uiPriority="70" w:unhideWhenUsed="0"/>
-    <w:lsdException w:name="Colorful Shading Accent 2" w:semiHidden="0" w:uiPriority="71" w:unhideWhenUsed="0"/>
-    <w:lsdException w:name="Colorful List Accent 2" w:semiHidden="0" w:uiPriority="72" w:unhideWhenUsed="0"/>
-    <w:lsdException w:name="Colorful Grid Accent 2" w:semiHidden="0" w:uiPriority="73" w:unhideWhenUsed="0"/>
-    <w:lsdException w:name="Light Shading Accent 3" w:semiHidden="0" w:uiPriority="60" w:unhideWhenUsed="0"/>
-    <w:lsdException w:name="Light List Accent 3" w:semiHidden="0" w:uiPriority="61" w:unhideWhenUsed="0"/>
-    <w:lsdException w:name="Light Grid Accent 3" w:semiHidden="0" w:uiPriority="62" w:unhideWhenUsed="0"/>
-    <w:lsdException w:name="Medium Shading 1 Accent 3" w:semiHidden="0" w:uiPriority="63" w:unhideWhenUsed="0"/>
-    <w:lsdException w:name="Medium Shading 2 Accent 3" w:semiHidden="0" w:uiPriority="64" w:unhideWhenUsed="0"/>
-    <w:lsdException w:name="Medium List 1 Accent 3" w:semiHidden="0" w:uiPriority="65" w:unhideWhenUsed="0"/>
-    <w:lsdException w:name="Medium List 2 Accent 3" w:semiHidden="0" w:uiPriority="66" w:unhideWhenUsed="0"/>
-    <w:lsdException w:name="Medium Grid 1 Accent 3" w:semiHidden="0" w:uiPriority="67" w:unhideWhenUsed="0"/>
-    <w:lsdException w:name="Medium Grid 2 Accent 3" w:semiHidden="0" w:uiPriority="68" w:unhideWhenUsed="0"/>
-    <w:lsdException w:name="Medium Grid 3 Accent 3" w:semiHidden="0" w:uiPriority="69" w:unhideWhenUsed="0"/>
-    <w:lsdException w:name="Dark List Accent 3" w:semiHidden="0" w:uiPriority="70" w:unhideWhenUsed="0"/>
-    <w:lsdException w:name="Colorful Shading Accent 3" w:semiHidden="0" w:uiPriority="71" w:unhideWhenUsed="0"/>
-    <w:lsdException w:name="Colorful List Accent 3" w:semiHidden="0" w:uiPriority="72" w:unhideWhenUsed="0"/>
-    <w:lsdException w:name="Colorful Grid Accent 3" w:semiHidden="0" w:uiPriority="73" w:unhideWhenUsed="0"/>
-    <w:lsdException w:name="Light Shading Accent 4" w:semiHidden="0" w:uiPriority="60" w:unhideWhenUsed="0"/>
-    <w:lsdException w:name="Light List Accent 4" w:semiHidden="0" w:uiPriority="61" w:unhideWhenUsed="0"/>
-    <w:lsdException w:name="Light Grid Accent 4" w:semiHidden="0" w:uiPriority="62" w:unhideWhenUsed="0"/>
-    <w:lsdException w:name="Medium Shading 1 Accent 4" w:semiHidden="0" w:uiPriority="63" w:unhideWhenUsed="0"/>
-    <w:lsdException w:name="Medium Shading 2 Accent 4" w:semiHidden="0" w:uiPriority="64" w:unhideWhenUsed="0"/>
-    <w:lsdException w:name="Medium List 1 Accent 4" w:semiHidden="0" w:uiPriority="65" w:unhideWhenUsed="0"/>
-    <w:lsdException w:name="Medium List 2 Accent 4" w:semiHidden="0" w:uiPriority="66" w:unhideWhenUsed="0"/>
-    <w:lsdException w:name="Medium Grid 1 Accent 4" w:semiHidden="0" w:uiPriority="67" w:unhideWhenUsed="0"/>
-    <w:lsdException w:name="Medium Grid 2 Accent 4" w:semiHidden="0" w:uiPriority="68" w:unhideWhenUsed="0"/>
-    <w:lsdException w:name="Medium Grid 3 Accent 4" w:semiHidden="0" w:uiPriority="69" w:unhideWhenUsed="0"/>
-    <w:lsdException w:name="Dark List Accent 4" w:semiHidden="0" w:uiPriority="70" w:unhideWhenUsed="0"/>
-    <w:lsdException w:name="Colorful Shading Accent 4" w:semiHidden="0" w:uiPriority="71" w:unhideWhenUsed="0"/>
-    <w:lsdException w:name="Colorful List Accent 4" w:semiHidden="0" w:uiPriority="72" w:unhideWhenUsed="0"/>
-    <w:lsdException w:name="Colorful Grid Accent 4" w:semiHidden="0" w:uiPriority="73" w:unhideWhenUsed="0"/>
-    <w:lsdException w:name="Light Shading Accent 5" w:semiHidden="0" w:uiPriority="60" w:unhideWhenUsed="0"/>
-    <w:lsdException w:name="Light List Accent 5" w:semiHidden="0" w:uiPriority="61" w:unhideWhenUsed="0"/>
-    <w:lsdException w:name="Light Grid Accent 5" w:semiHidden="0" w:uiPriority="62" w:unhideWhenUsed="0"/>
-    <w:lsdException w:name="Medium Shading 1 Accent 5" w:semiHidden="0" w:uiPriority="63" w:unhideWhenUsed="0"/>
-    <w:lsdException w:name="Medium Shading 2 Accent 5" w:semiHidden="0" w:uiPriority="64" w:unhideWhenUsed="0"/>
-    <w:lsdException w:name="Medium List 1 Accent 5" w:semiHidden="0" w:uiPriority="65" w:unhideWhenUsed="0"/>
-    <w:lsdException w:name="Medium List 2 Accent 5" w:semiHidden="0" w:uiPriority="66" w:unhideWhenUsed="0"/>
-    <w:lsdException w:name="Medium Grid 1 Accent 5" w:semiHidden="0" w:uiPriority="67" w:unhideWhenUsed="0"/>
-    <w:lsdException w:name="Medium Grid 2 Accent 5" w:semiHidden="0" w:uiPriority="68" w:unhideWhenUsed="0"/>
-    <w:lsdException w:name="Medium Grid 3 Accent 5" w:semiHidden="0" w:uiPriority="69" w:unhideWhenUsed="0"/>
-    <w:lsdException w:name="Dark List Accent 5" w:semiHidden="0" w:uiPriority="70" w:unhideWhenUsed="0"/>
-    <w:lsdException w:name="Colorful Shading Accent 5" w:semiHidden="0" w:uiPriority="71" w:unhideWhenUsed="0"/>
-    <w:lsdException w:name="Colorful List Accent 5" w:semiHidden="0" w:uiPriority="72" w:unhideWhenUsed="0"/>
-    <w:lsdException w:name="Colorful Grid Accent 5" w:semiHidden="0" w:uiPriority="73" w:unhideWhenUsed="0"/>
-    <w:lsdException w:name="Light Shading Accent 6" w:semiHidden="0" w:uiPriority="60" w:unhideWhenUsed="0"/>
-    <w:lsdException w:name="Light List Accent 6" w:semiHidden="0" w:uiPriority="61" w:unhideWhenUsed="0"/>
-    <w:lsdException w:name="Light Grid Accent 6" w:semiHidden="0" w:uiPriority="62" w:unhideWhenUsed="0"/>
-    <w:lsdException w:name="Medium Shading 1 Accent 6" w:semiHidden="0" w:uiPriority="63" w:unhideWhenUsed="0"/>
-    <w:lsdException w:name="Medium Shading 2 Accent 6" w:semiHidden="0" w:uiPriority="64" w:unhideWhenUsed="0"/>
-    <w:lsdException w:name="Medium List 1 Accent 6" w:semiHidden="0" w:uiPriority="65" w:unhideWhenUsed="0"/>
-    <w:lsdException w:name="Medium List 2 Accent 6" w:semiHidden="0" w:uiPriority="66" w:unhideWhenUsed="0"/>
-    <w:lsdException w:name="Medium Grid 1 Accent 6" w:semiHidden="0" w:uiPriority="67" w:unhideWhenUsed="0"/>
-    <w:lsdException w:name="Medium Grid 2 Accent 6" w:semiHidden="0" w:uiPriority="68" w:unhideWhenUsed="0"/>
-    <w:lsdException w:name="Medium Grid 3 Accent 6" w:semiHidden="0" w:uiPriority="69" w:unhideWhenUsed="0"/>
-    <w:lsdException w:name="Dark List Accent 6" w:semiHidden="0" w:uiPriority="70" w:unhideWhenUsed="0"/>
-    <w:lsdException w:name="Colorful Shading Accent 6" w:semiHidden="0" w:uiPriority="71" w:unhideWhenUsed="0"/>
-    <w:lsdException w:name="Colorful List Accent 6" w:semiHidden="0" w:uiPriority="72" w:unhideWhenUsed="0"/>
-    <w:lsdException w:name="Colorful Grid Accent 6" w:semiHidden="0" w:uiPriority="73" w:unhideWhenUsed="0"/>
-    <w:lsdException w:name="Subtle Emphasis" w:semiHidden="0" w:uiPriority="19" w:unhideWhenUsed="0" w:qFormat="1"/>
-    <w:lsdException w:name="Intense Emphasis" w:semiHidden="0" w:uiPriority="21" w:unhideWhenUsed="0" w:qFormat="1"/>
-    <w:lsdException w:name="Subtle Reference" w:semiHidden="0" w:uiPriority="31" w:unhideWhenUsed="0" w:qFormat="1"/>
-    <w:lsdException w:name="Intense Reference" w:semiHidden="0" w:uiPriority="32" w:unhideWhenUsed="0" w:qFormat="1"/>
-    <w:lsdException w:name="Book Title" w:semiHidden="0" w:uiPriority="33" w:unhideWhenUsed="0" w:qFormat="1"/>
-    <w:lsdException w:name="Bibliography" w:uiPriority="37"/>
-    <w:lsdException w:name="TOC Heading" w:uiPriority="39" w:qFormat="1"/>
+  <w:latentStyles w:defLockedState="0" w:defUIPriority="99" w:defSemiHidden="0" w:defUnhideWhenUsed="0" w:defQFormat="0" w:count="376">
+    <w:lsdException w:name="Normal" w:uiPriority="0" w:qFormat="1"/>
+    <w:lsdException w:name="heading 1" w:uiPriority="0" w:qFormat="1"/>
+    <w:lsdException w:name="heading 2" w:semiHidden="1" w:uiPriority="0" w:unhideWhenUsed="1" w:qFormat="1"/>
+    <w:lsdException w:name="heading 3" w:semiHidden="1" w:uiPriority="0" w:unhideWhenUsed="1" w:qFormat="1"/>
+    <w:lsdException w:name="heading 4" w:semiHidden="1" w:uiPriority="0" w:unhideWhenUsed="1" w:qFormat="1"/>
+    <w:lsdException w:name="heading 5" w:semiHidden="1" w:uiPriority="0" w:unhideWhenUsed="1" w:qFormat="1"/>
+    <w:lsdException w:name="heading 6" w:semiHidden="1" w:uiPriority="0" w:unhideWhenUsed="1" w:qFormat="1"/>
+    <w:lsdException w:name="heading 7" w:semiHidden="1" w:uiPriority="0" w:unhideWhenUsed="1" w:qFormat="1"/>
+    <w:lsdException w:name="heading 8" w:semiHidden="1" w:uiPriority="0" w:unhideWhenUsed="1" w:qFormat="1"/>
+    <w:lsdException w:name="heading 9" w:semiHidden="1" w:uiPriority="0" w:unhideWhenUsed="1" w:qFormat="1"/>
+    <w:lsdException w:name="index 1" w:semiHidden="1" w:unhideWhenUsed="1"/>
+    <w:lsdException w:name="index 2" w:semiHidden="1" w:unhideWhenUsed="1"/>
+    <w:lsdException w:name="index 3" w:semiHidden="1" w:unhideWhenUsed="1"/>
+    <w:lsdException w:name="index 4" w:semiHidden="1" w:unhideWhenUsed="1"/>
+    <w:lsdException w:name="index 5" w:semiHidden="1" w:unhideWhenUsed="1"/>
+    <w:lsdException w:name="index 6" w:semiHidden="1" w:unhideWhenUsed="1"/>
+    <w:lsdException w:name="index 7" w:semiHidden="1" w:unhideWhenUsed="1"/>
+    <w:lsdException w:name="index 8" w:semiHidden="1" w:unhideWhenUsed="1"/>
+    <w:lsdException w:name="index 9" w:semiHidden="1" w:unhideWhenUsed="1"/>
+    <w:lsdException w:name="toc 1" w:semiHidden="1" w:uiPriority="39" w:unhideWhenUsed="1"/>
+    <w:lsdException w:name="toc 2" w:semiHidden="1" w:uiPriority="39" w:unhideWhenUsed="1"/>
+    <w:lsdException w:name="toc 3" w:semiHidden="1" w:uiPriority="39" w:unhideWhenUsed="1"/>
+    <w:lsdException w:name="toc 4" w:semiHidden="1" w:uiPriority="39" w:unhideWhenUsed="1"/>
+    <w:lsdException w:name="toc 5" w:semiHidden="1" w:uiPriority="39" w:unhideWhenUsed="1"/>
+    <w:lsdException w:name="toc 6" w:semiHidden="1" w:uiPriority="39" w:unhideWhenUsed="1"/>
+    <w:lsdException w:name="toc 7" w:semiHidden="1" w:uiPriority="39" w:unhideWhenUsed="1"/>
+    <w:lsdException w:name="toc 8" w:semiHidden="1" w:uiPriority="39" w:unhideWhenUsed="1"/>
+    <w:lsdException w:name="toc 9" w:semiHidden="1" w:uiPriority="39" w:unhideWhenUsed="1"/>
+    <w:lsdException w:name="Normal Indent" w:semiHidden="1" w:unhideWhenUsed="1"/>
+    <w:lsdException w:name="footnote text" w:semiHidden="1" w:unhideWhenUsed="1"/>
+    <w:lsdException w:name="annotation text" w:semiHidden="1" w:unhideWhenUsed="1"/>
+    <w:lsdException w:name="header" w:semiHidden="1" w:unhideWhenUsed="1"/>
+    <w:lsdException w:name="footer" w:semiHidden="1" w:unhideWhenUsed="1"/>
+    <w:lsdException w:name="index heading" w:semiHidden="1" w:unhideWhenUsed="1"/>
+    <w:lsdException w:name="caption" w:semiHidden="1" w:uiPriority="35" w:unhideWhenUsed="1" w:qFormat="1"/>
+    <w:lsdException w:name="table of figures" w:semiHidden="1" w:unhideWhenUsed="1"/>
+    <w:lsdException w:name="envelope address" w:semiHidden="1" w:unhideWhenUsed="1"/>
+    <w:lsdException w:name="envelope return" w:semiHidden="1" w:unhideWhenUsed="1"/>
+    <w:lsdException w:name="footnote reference" w:semiHidden="1" w:unhideWhenUsed="1"/>
+    <w:lsdException w:name="annotation reference" w:semiHidden="1" w:unhideWhenUsed="1"/>
+    <w:lsdException w:name="line number" w:semiHidden="1" w:unhideWhenUsed="1"/>
+    <w:lsdException w:name="page number" w:semiHidden="1" w:unhideWhenUsed="1"/>
+    <w:lsdException w:name="endnote reference" w:semiHidden="1" w:unhideWhenUsed="1"/>
+    <w:lsdException w:name="endnote text" w:semiHidden="1" w:unhideWhenUsed="1"/>
+    <w:lsdException w:name="table of authorities" w:semiHidden="1" w:unhideWhenUsed="1"/>
+    <w:lsdException w:name="macro" w:semiHidden="1" w:unhideWhenUsed="1"/>
+    <w:lsdException w:name="toa heading" w:semiHidden="1" w:unhideWhenUsed="1"/>
+    <w:lsdException w:name="List" w:semiHidden="1" w:unhideWhenUsed="1"/>
+    <w:lsdException w:name="List Bullet" w:semiHidden="1" w:unhideWhenUsed="1"/>
+    <w:lsdException w:name="List Number" w:semiHidden="1" w:unhideWhenUsed="1"/>
+    <w:lsdException w:name="List 2" w:semiHidden="1" w:unhideWhenUsed="1"/>
+    <w:lsdException w:name="List 3" w:semiHidden="1" w:unhideWhenUsed="1"/>
+    <w:lsdException w:name="List 4" w:semiHidden="1" w:unhideWhenUsed="1"/>
+    <w:lsdException w:name="List 5" w:semiHidden="1" w:unhideWhenUsed="1"/>
+    <w:lsdException w:name="List Bullet 2" w:semiHidden="1" w:unhideWhenUsed="1"/>
+    <w:lsdException w:name="List Bullet 3" w:semiHidden="1" w:unhideWhenUsed="1"/>
+    <w:lsdException w:name="List Bullet 4" w:semiHidden="1" w:unhideWhenUsed="1"/>
+    <w:lsdException w:name="List Bullet 5" w:semiHidden="1" w:unhideWhenUsed="1"/>
+    <w:lsdException w:name="List Number 2" w:semiHidden="1" w:unhideWhenUsed="1"/>
+    <w:lsdException w:name="List Number 3" w:semiHidden="1" w:unhideWhenUsed="1"/>
+    <w:lsdException w:name="List Number 4" w:semiHidden="1" w:unhideWhenUsed="1"/>
+    <w:lsdException w:name="List Number 5" w:semiHidden="1" w:unhideWhenUsed="1"/>
+    <w:lsdException w:name="Title" w:uiPriority="10" w:qFormat="1"/>
+    <w:lsdException w:name="Closing" w:semiHidden="1" w:unhideWhenUsed="1"/>
+    <w:lsdException w:name="Signature" w:semiHidden="1" w:unhideWhenUsed="1"/>
+    <w:lsdException w:name="Default Paragraph Font" w:semiHidden="1" w:uiPriority="1" w:unhideWhenUsed="1"/>
+    <w:lsdException w:name="Body Text" w:semiHidden="1" w:uiPriority="0" w:unhideWhenUsed="1"/>
+    <w:lsdException w:name="Body Text Indent" w:semiHidden="1" w:unhideWhenUsed="1"/>
+    <w:lsdException w:name="List Continue" w:semiHidden="1" w:unhideWhenUsed="1"/>
+    <w:lsdException w:name="List Continue 2" w:semiHidden="1" w:unhideWhenUsed="1"/>
+    <w:lsdException w:name="List Continue 3" w:semiHidden="1" w:unhideWhenUsed="1"/>
+    <w:lsdException w:name="List Continue 4" w:semiHidden="1" w:unhideWhenUsed="1"/>
+    <w:lsdException w:name="List Continue 5" w:semiHidden="1" w:unhideWhenUsed="1"/>
+    <w:lsdException w:name="Message Header" w:semiHidden="1" w:unhideWhenUsed="1"/>
+    <w:lsdException w:name="Subtitle" w:uiPriority="11" w:qFormat="1"/>
+    <w:lsdException w:name="Salutation" w:semiHidden="1" w:unhideWhenUsed="1"/>
+    <w:lsdException w:name="Date" w:semiHidden="1" w:unhideWhenUsed="1"/>
+    <w:lsdException w:name="Body Text First Indent" w:semiHidden="1" w:unhideWhenUsed="1"/>
+    <w:lsdException w:name="Body Text First Indent 2" w:semiHidden="1" w:unhideWhenUsed="1"/>
+    <w:lsdException w:name="Note Heading" w:semiHidden="1" w:unhideWhenUsed="1"/>
+    <w:lsdException w:name="Body Text 2" w:semiHidden="1" w:unhideWhenUsed="1"/>
+    <w:lsdException w:name="Body Text 3" w:semiHidden="1" w:unhideWhenUsed="1"/>
+    <w:lsdException w:name="Body Text Indent 2" w:semiHidden="1" w:unhideWhenUsed="1"/>
+    <w:lsdException w:name="Body Text Indent 3" w:semiHidden="1" w:unhideWhenUsed="1"/>
+    <w:lsdException w:name="Block Text" w:semiHidden="1" w:unhideWhenUsed="1"/>
+    <w:lsdException w:name="Hyperlink" w:semiHidden="1" w:unhideWhenUsed="1"/>
+    <w:lsdException w:name="FollowedHyperlink" w:semiHidden="1" w:unhideWhenUsed="1"/>
+    <w:lsdException w:name="Strong" w:uiPriority="22" w:qFormat="1"/>
+    <w:lsdException w:name="Emphasis" w:uiPriority="20" w:qFormat="1"/>
+    <w:lsdException w:name="Document Map" w:semiHidden="1" w:unhideWhenUsed="1"/>
+    <w:lsdException w:name="Plain Text" w:semiHidden="1" w:unhideWhenUsed="1"/>
+    <w:lsdException w:name="E-mail Signature" w:semiHidden="1" w:unhideWhenUsed="1"/>
+    <w:lsdException w:name="HTML Top of Form" w:semiHidden="1" w:unhideWhenUsed="1"/>
+    <w:lsdException w:name="HTML Bottom of Form" w:semiHidden="1" w:unhideWhenUsed="1"/>
+    <w:lsdException w:name="Normal (Web)" w:semiHidden="1" w:unhideWhenUsed="1"/>
+    <w:lsdException w:name="HTML Acronym" w:semiHidden="1" w:unhideWhenUsed="1"/>
+    <w:lsdException w:name="HTML Address" w:semiHidden="1" w:unhideWhenUsed="1"/>
+    <w:lsdException w:name="HTML Cite" w:semiHidden="1" w:unhideWhenUsed="1"/>
+    <w:lsdException w:name="HTML Code" w:semiHidden="1" w:unhideWhenUsed="1"/>
+    <w:lsdException w:name="HTML Definition" w:semiHidden="1" w:unhideWhenUsed="1"/>
+    <w:lsdException w:name="HTML Keyboard" w:semiHidden="1" w:unhideWhenUsed="1"/>
+    <w:lsdException w:name="HTML Preformatted" w:semiHidden="1" w:unhideWhenUsed="1"/>
+    <w:lsdException w:name="HTML Sample" w:semiHidden="1" w:unhideWhenUsed="1"/>
+    <w:lsdException w:name="HTML Typewriter" w:semiHidden="1" w:unhideWhenUsed="1"/>
+    <w:lsdException w:name="HTML Variable" w:semiHidden="1" w:unhideWhenUsed="1"/>
+    <w:lsdException w:name="Normal Table" w:semiHidden="1" w:unhideWhenUsed="1"/>
+    <w:lsdException w:name="annotation subject" w:semiHidden="1" w:unhideWhenUsed="1"/>
+    <w:lsdException w:name="No List" w:semiHidden="1" w:unhideWhenUsed="1"/>
+    <w:lsdException w:name="Outline List 1" w:semiHidden="1" w:unhideWhenUsed="1"/>
+    <w:lsdException w:name="Outline List 2" w:semiHidden="1" w:unhideWhenUsed="1"/>
+    <w:lsdException w:name="Outline List 3" w:semiHidden="1" w:unhideWhenUsed="1"/>
+    <w:lsdException w:name="Table Simple 1" w:semiHidden="1" w:unhideWhenUsed="1"/>
+    <w:lsdException w:name="Table Simple 2" w:semiHidden="1" w:unhideWhenUsed="1"/>
+    <w:lsdException w:name="Table Simple 3" w:semiHidden="1" w:unhideWhenUsed="1"/>
+    <w:lsdException w:name="Table Classic 1" w:semiHidden="1" w:unhideWhenUsed="1"/>
+    <w:lsdException w:name="Table Classic 2" w:semiHidden="1" w:unhideWhenUsed="1"/>
+    <w:lsdException w:name="Table Classic 3" w:semiHidden="1" w:unhideWhenUsed="1"/>
+    <w:lsdException w:name="Table Classic 4" w:semiHidden="1" w:unhideWhenUsed="1"/>
+    <w:lsdException w:name="Table Colorful 1" w:semiHidden="1" w:unhideWhenUsed="1"/>
+    <w:lsdException w:name="Table Colorful 2" w:semiHidden="1" w:unhideWhenUsed="1"/>
+    <w:lsdException w:name="Table Colorful 3" w:semiHidden="1" w:unhideWhenUsed="1"/>
+    <w:lsdException w:name="Table Columns 1" w:semiHidden="1" w:unhideWhenUsed="1"/>
+    <w:lsdException w:name="Table Columns 2" w:semiHidden="1" w:unhideWhenUsed="1"/>
+    <w:lsdException w:name="Table Columns 3" w:semiHidden="1" w:unhideWhenUsed="1"/>
+    <w:lsdException w:name="Table Columns 4" w:semiHidden="1" w:unhideWhenUsed="1"/>
+    <w:lsdException w:name="Table Columns 5" w:semiHidden="1" w:unhideWhenUsed="1"/>
+    <w:lsdException w:name="Table Grid 1" w:semiHidden="1" w:unhideWhenUsed="1"/>
+    <w:lsdException w:name="Table Grid 2" w:semiHidden="1" w:unhideWhenUsed="1"/>
+    <w:lsdException w:name="Table Grid 3" w:semiHidden="1" w:unhideWhenUsed="1"/>
+    <w:lsdException w:name="Table Grid 4" w:semiHidden="1" w:unhideWhenUsed="1"/>
+    <w:lsdException w:name="Table Grid 5" w:semiHidden="1" w:unhideWhenUsed="1"/>
+    <w:lsdException w:name="Table Grid 6" w:semiHidden="1" w:unhideWhenUsed="1"/>
+    <w:lsdException w:name="Table Grid 7" w:semiHidden="1" w:unhideWhenUsed="1"/>
+    <w:lsdException w:name="Table Grid 8" w:semiHidden="1" w:unhideWhenUsed="1"/>
+    <w:lsdException w:name="Table List 1" w:semiHidden="1" w:unhideWhenUsed="1"/>
+    <w:lsdException w:name="Table List 2" w:semiHidden="1" w:unhideWhenUsed="1"/>
+    <w:lsdException w:name="Table List 3" w:semiHidden="1" w:unhideWhenUsed="1"/>
+    <w:lsdException w:name="Table List 4" w:semiHidden="1" w:unhideWhenUsed="1"/>
+    <w:lsdException w:name="Table List 5" w:semiHidden="1" w:unhideWhenUsed="1"/>
+    <w:lsdException w:name="Table List 6" w:semiHidden="1" w:unhideWhenUsed="1"/>
+    <w:lsdException w:name="Table List 7" w:semiHidden="1" w:unhideWhenUsed="1"/>
+    <w:lsdException w:name="Table List 8" w:semiHidden="1" w:unhideWhenUsed="1"/>
+    <w:lsdException w:name="Table 3D effects 1" w:semiHidden="1" w:unhideWhenUsed="1"/>
+    <w:lsdException w:name="Table 3D effects 2" w:semiHidden="1" w:unhideWhenUsed="1"/>
+    <w:lsdException w:name="Table 3D effects 3" w:semiHidden="1" w:unhideWhenUsed="1"/>
+    <w:lsdException w:name="Table Contemporary" w:semiHidden="1" w:unhideWhenUsed="1"/>
+    <w:lsdException w:name="Table Elegant" w:semiHidden="1" w:unhideWhenUsed="1"/>
+    <w:lsdException w:name="Table Professional" w:semiHidden="1" w:unhideWhenUsed="1"/>
+    <w:lsdException w:name="Table Subtle 1" w:semiHidden="1" w:unhideWhenUsed="1"/>
+    <w:lsdException w:name="Table Subtle 2" w:semiHidden="1" w:unhideWhenUsed="1"/>
+    <w:lsdException w:name="Table Web 1" w:semiHidden="1" w:unhideWhenUsed="1"/>
+    <w:lsdException w:name="Table Web 2" w:semiHidden="1" w:unhideWhenUsed="1"/>
+    <w:lsdException w:name="Table Web 3" w:semiHidden="1" w:unhideWhenUsed="1"/>
+    <w:lsdException w:name="Balloon Text" w:semiHidden="1" w:unhideWhenUsed="1"/>
+    <w:lsdException w:name="Table Grid" w:uiPriority="59"/>
+    <w:lsdException w:name="Table Theme" w:semiHidden="1" w:unhideWhenUsed="1"/>
+    <w:lsdException w:name="Placeholder Text" w:semiHidden="1"/>
+    <w:lsdException w:name="No Spacing" w:uiPriority="1" w:qFormat="1"/>
+    <w:lsdException w:name="Light Shading" w:uiPriority="60"/>
+    <w:lsdException w:name="Light List" w:uiPriority="61"/>
+    <w:lsdException w:name="Light Grid" w:uiPriority="62"/>
+    <w:lsdException w:name="Medium Shading 1" w:uiPriority="63"/>
+    <w:lsdException w:name="Medium Shading 2" w:uiPriority="64"/>
+    <w:lsdException w:name="Medium List 1" w:uiPriority="65"/>
+    <w:lsdException w:name="Medium List 2" w:uiPriority="66"/>
+    <w:lsdException w:name="Medium Grid 1" w:uiPriority="67"/>
+    <w:lsdException w:name="Medium Grid 2" w:uiPriority="68"/>
+    <w:lsdException w:name="Medium Grid 3" w:uiPriority="69"/>
+    <w:lsdException w:name="Dark List" w:uiPriority="70"/>
+    <w:lsdException w:name="Colorful Shading" w:uiPriority="71"/>
+    <w:lsdException w:name="Colorful List" w:uiPriority="72"/>
+    <w:lsdException w:name="Colorful Grid" w:uiPriority="73"/>
+    <w:lsdException w:name="Light Shading Accent 1" w:uiPriority="60"/>
+    <w:lsdException w:name="Light List Accent 1" w:uiPriority="61"/>
+    <w:lsdException w:name="Light Grid Accent 1" w:uiPriority="62"/>
+    <w:lsdException w:name="Medium Shading 1 Accent 1" w:uiPriority="63"/>
+    <w:lsdException w:name="Medium Shading 2 Accent 1" w:uiPriority="64"/>
+    <w:lsdException w:name="Medium List 1 Accent 1" w:uiPriority="65"/>
+    <w:lsdException w:name="Revision" w:semiHidden="1"/>
+    <w:lsdException w:name="List Paragraph" w:uiPriority="34" w:qFormat="1"/>
+    <w:lsdException w:name="Quote" w:uiPriority="29" w:qFormat="1"/>
+    <w:lsdException w:name="Intense Quote" w:uiPriority="30" w:qFormat="1"/>
+    <w:lsdException w:name="Medium List 2 Accent 1" w:uiPriority="66"/>
+    <w:lsdException w:name="Medium Grid 1 Accent 1" w:uiPriority="67"/>
+    <w:lsdException w:name="Medium Grid 2 Accent 1" w:uiPriority="68"/>
+    <w:lsdException w:name="Medium Grid 3 Accent 1" w:uiPriority="69"/>
+    <w:lsdException w:name="Dark List Accent 1" w:uiPriority="70"/>
+    <w:lsdException w:name="Colorful Shading Accent 1" w:uiPriority="71"/>
+    <w:lsdException w:name="Colorful List Accent 1" w:uiPriority="72"/>
+    <w:lsdException w:name="Colorful Grid Accent 1" w:uiPriority="73"/>
+    <w:lsdException w:name="Light Shading Accent 2" w:uiPriority="60"/>
+    <w:lsdException w:name="Light List Accent 2" w:uiPriority="61"/>
+    <w:lsdException w:name="Light Grid Accent 2" w:uiPriority="62"/>
+    <w:lsdException w:name="Medium Shading 1 Accent 2" w:uiPriority="63"/>
+    <w:lsdException w:name="Medium Shading 2 Accent 2" w:uiPriority="64"/>
+    <w:lsdException w:name="Medium List 1 Accent 2" w:uiPriority="65"/>
+    <w:lsdException w:name="Medium List 2 Accent 2" w:uiPriority="66"/>
+    <w:lsdException w:name="Medium Grid 1 Accent 2" w:uiPriority="67"/>
+    <w:lsdException w:name="Medium Grid 2 Accent 2" w:uiPriority="68"/>
+    <w:lsdException w:name="Medium Grid 3 Accent 2" w:uiPriority="69"/>
+    <w:lsdException w:name="Dark List Accent 2" w:uiPriority="70"/>
+    <w:lsdException w:name="Colorful Shading Accent 2" w:uiPriority="71"/>
+    <w:lsdException w:name="Colorful List Accent 2" w:uiPriority="72"/>
+    <w:lsdException w:name="Colorful Grid Accent 2" w:uiPriority="73"/>
+    <w:lsdException w:name="Light Shading Accent 3" w:uiPriority="60"/>
+    <w:lsdException w:name="Light List Accent 3" w:uiPriority="61"/>
+    <w:lsdException w:name="Light Grid Accent 3" w:uiPriority="62"/>
+    <w:lsdException w:name="Medium Shading 1 Accent 3" w:uiPriority="63"/>
+    <w:lsdException w:name="Medium Shading 2 Accent 3" w:uiPriority="64"/>
+    <w:lsdException w:name="Medium List 1 Accent 3" w:uiPriority="65"/>
+    <w:lsdException w:name="Medium List 2 Accent 3" w:uiPriority="66"/>
+    <w:lsdException w:name="Medium Grid 1 Accent 3" w:uiPriority="67"/>
+    <w:lsdException w:name="Medium Grid 2 Accent 3" w:uiPriority="68"/>
+    <w:lsdException w:name="Medium Grid 3 Accent 3" w:uiPriority="69"/>
+    <w:lsdException w:name="Dark List Accent 3" w:uiPriority="70"/>
+    <w:lsdException w:name="Colorful Shading Accent 3" w:uiPriority="71"/>
+    <w:lsdException w:name="Colorful List Accent 3" w:uiPriority="72"/>
+    <w:lsdException w:name="Colorful Grid Accent 3" w:uiPriority="73"/>
+    <w:lsdException w:name="Light Shading Accent 4" w:uiPriority="60"/>
+    <w:lsdException w:name="Light List Accent 4" w:uiPriority="61"/>
+    <w:lsdException w:name="Light Grid Accent 4" w:uiPriority="62"/>
+    <w:lsdException w:name="Medium Shading 1 Accent 4" w:uiPriority="63"/>
+    <w:lsdException w:name="Medium Shading 2 Accent 4" w:uiPriority="64"/>
+    <w:lsdException w:name="Medium List 1 Accent 4" w:uiPriority="65"/>
+    <w:lsdException w:name="Medium List 2 Accent 4" w:uiPriority="66"/>
+    <w:lsdException w:name="Medium Grid 1 Accent 4" w:uiPriority="67"/>
+    <w:lsdException w:name="Medium Grid 2 Accent 4" w:uiPriority="68"/>
+    <w:lsdException w:name="Medium Grid 3 Accent 4" w:uiPriority="69"/>
+    <w:lsdException w:name="Dark List Accent 4" w:uiPriority="70"/>
+    <w:lsdException w:name="Colorful Shading Accent 4" w:uiPriority="71"/>
+    <w:lsdException w:name="Colorful List Accent 4" w:uiPriority="72"/>
+    <w:lsdException w:name="Colorful Grid Accent 4" w:uiPriority="73"/>
+    <w:lsdException w:name="Light Shading Accent 5" w:uiPriority="60"/>
+    <w:lsdException w:name="Light List Accent 5" w:uiPriority="61"/>
+    <w:lsdException w:name="Light Grid Accent 5" w:uiPriority="62"/>
+    <w:lsdException w:name="Medium Shading 1 Accent 5" w:uiPriority="63"/>
+    <w:lsdException w:name="Medium Shading 2 Accent 5" w:uiPriority="64"/>
+    <w:lsdException w:name="Medium List 1 Accent 5" w:uiPriority="65"/>
+    <w:lsdException w:name="Medium List 2 Accent 5" w:uiPriority="66"/>
+    <w:lsdException w:name="Medium Grid 1 Accent 5" w:uiPriority="67"/>
+    <w:lsdException w:name="Medium Grid 2 Accent 5" w:uiPriority="68"/>
+    <w:lsdException w:name="Medium Grid 3 Accent 5" w:uiPriority="69"/>
+    <w:lsdException w:name="Dark List Accent 5" w:uiPriority="70"/>
+    <w:lsdException w:name="Colorful Shading Accent 5" w:uiPriority="71"/>
+    <w:lsdException w:name="Colorful List Accent 5" w:uiPriority="72"/>
+    <w:lsdException w:name="Colorful Grid Accent 5" w:uiPriority="73"/>
+    <w:lsdException w:name="Light Shading Accent 6" w:uiPriority="60"/>
+    <w:lsdException w:name="Light List Accent 6" w:uiPriority="61"/>
+    <w:lsdException w:name="Light Grid Accent 6" w:uiPriority="62"/>
+    <w:lsdException w:name="Medium Shading 1 Accent 6" w:uiPriority="63"/>
+    <w:lsdException w:name="Medium Shading 2 Accent 6" w:uiPriority="64"/>
+    <w:lsdException w:name="Medium List 1 Accent 6" w:uiPriority="65"/>
+    <w:lsdException w:name="Medium List 2 Accent 6" w:uiPriority="66"/>
+    <w:lsdException w:name="Medium Grid 1 Accent 6" w:uiPriority="67"/>
+    <w:lsdException w:name="Medium Grid 2 Accent 6" w:uiPriority="68"/>
+    <w:lsdException w:name="Medium Grid 3 Accent 6" w:uiPriority="69"/>
+    <w:lsdException w:name="Dark List Accent 6" w:uiPriority="70"/>
+    <w:lsdException w:name="Colorful Shading Accent 6" w:uiPriority="71"/>
+    <w:lsdException w:name="Colorful List Accent 6" w:uiPriority="72"/>
+    <w:lsdException w:name="Colorful Grid Accent 6" w:uiPriority="73"/>
+    <w:lsdException w:name="Subtle Emphasis" w:uiPriority="19" w:qFormat="1"/>
+    <w:lsdException w:name="Intense Emphasis" w:uiPriority="21" w:qFormat="1"/>
+    <w:lsdException w:name="Subtle Reference" w:uiPriority="31" w:qFormat="1"/>
+    <w:lsdException w:name="Intense Reference" w:uiPriority="32" w:qFormat="1"/>
+    <w:lsdException w:name="Book Title" w:uiPriority="33" w:qFormat="1"/>
+    <w:lsdException w:name="Bibliography" w:semiHidden="1" w:uiPriority="37" w:unhideWhenUsed="1"/>
+    <w:lsdException w:name="TOC Heading" w:semiHidden="1" w:uiPriority="39" w:unhideWhenUsed="1" w:qFormat="1"/>
+    <w:lsdException w:name="Plain Table 1" w:uiPriority="41"/>
+    <w:lsdException w:name="Plain Table 2" w:uiPriority="42"/>
+    <w:lsdException w:name="Plain Table 3" w:uiPriority="43"/>
+    <w:lsdException w:name="Plain Table 4" w:uiPriority="44"/>
+    <w:lsdException w:name="Plain Table 5" w:uiPriority="45"/>
+    <w:lsdException w:name="Grid Table Light" w:uiPriority="40"/>
+    <w:lsdException w:name="Grid Table 1 Light" w:uiPriority="46"/>
+    <w:lsdException w:name="Grid Table 2" w:uiPriority="47"/>
+    <w:lsdException w:name="Grid Table 3" w:uiPriority="48"/>
+    <w:lsdException w:name="Grid Table 4" w:uiPriority="49"/>
+    <w:lsdException w:name="Grid Table 5 Dark" w:uiPriority="50"/>
+    <w:lsdException w:name="Grid Table 6 Colorful" w:uiPriority="51"/>
+    <w:lsdException w:name="Grid Table 7 Colorful" w:uiPriority="52"/>
+    <w:lsdException w:name="Grid Table 1 Light Accent 1" w:uiPriority="46"/>
+    <w:lsdException w:name="Grid Table 2 Accent 1" w:uiPriority="47"/>
+    <w:lsdException w:name="Grid Table 3 Accent 1" w:uiPriority="48"/>
+    <w:lsdException w:name="Grid Table 4 Accent 1" w:uiPriority="49"/>
+    <w:lsdException w:name="Grid Table 5 Dark Accent 1" w:uiPriority="50"/>
+    <w:lsdException w:name="Grid Table 6 Colorful Accent 1" w:uiPriority="51"/>
+    <w:lsdException w:name="Grid Table 7 Colorful Accent 1" w:uiPriority="52"/>
+    <w:lsdException w:name="Grid Table 1 Light Accent 2" w:uiPriority="46"/>
+    <w:lsdException w:name="Grid Table 2 Accent 2" w:uiPriority="47"/>
+    <w:lsdException w:name="Grid Table 3 Accent 2" w:uiPriority="48"/>
+    <w:lsdException w:name="Grid Table 4 Accent 2" w:uiPriority="49"/>
+    <w:lsdException w:name="Grid Table 5 Dark Accent 2" w:uiPriority="50"/>
+    <w:lsdException w:name="Grid Table 6 Colorful Accent 2" w:uiPriority="51"/>
+    <w:lsdException w:name="Grid Table 7 Colorful Accent 2" w:uiPriority="52"/>
+    <w:lsdException w:name="Grid Table 1 Light Accent 3" w:uiPriority="46"/>
+    <w:lsdException w:name="Grid Table 2 Accent 3" w:uiPriority="47"/>
+    <w:lsdException w:name="Grid Table 3 Accent 3" w:uiPriority="48"/>
+    <w:lsdException w:name="Grid Table 4 Accent 3" w:uiPriority="49"/>
+    <w:lsdException w:name="Grid Table 5 Dark Accent 3" w:uiPriority="50"/>
+    <w:lsdException w:name="Grid Table 6 Colorful Accent 3" w:uiPriority="51"/>
+    <w:lsdException w:name="Grid Table 7 Colorful Accent 3" w:uiPriority="52"/>
+    <w:lsdException w:name="Grid Table 1 Light Accent 4" w:uiPriority="46"/>
+    <w:lsdException w:name="Grid Table 2 Accent 4" w:uiPriority="47"/>
+    <w:lsdException w:name="Grid Table 3 Accent 4" w:uiPriority="48"/>
+    <w:lsdException w:name="Grid Table 4 Accent 4" w:uiPriority="49"/>
+    <w:lsdException w:name="Grid Table 5 Dark Accent 4" w:uiPriority="50"/>
+    <w:lsdException w:name="Grid Table 6 Colorful Accent 4" w:uiPriority="51"/>
+    <w:lsdException w:name="Grid Table 7 Colorful Accent 4" w:uiPriority="52"/>
+    <w:lsdException w:name="Grid Table 1 Light Accent 5" w:uiPriority="46"/>
+    <w:lsdException w:name="Grid Table 2 Accent 5" w:uiPriority="47"/>
+    <w:lsdException w:name="Grid Table 3 Accent 5" w:uiPriority="48"/>
+    <w:lsdException w:name="Grid Table 4 Accent 5" w:uiPriority="49"/>
+    <w:lsdException w:name="Grid Table 5 Dark Accent 5" w:uiPriority="50"/>
+    <w:lsdException w:name="Grid Table 6 Colorful Accent 5" w:uiPriority="51"/>
+    <w:lsdException w:name="Grid Table 7 Colorful Accent 5" w:uiPriority="52"/>
+    <w:lsdException w:name="Grid Table 1 Light Accent 6" w:uiPriority="46"/>
+    <w:lsdException w:name="Grid Table 2 Accent 6" w:uiPriority="47"/>
+    <w:lsdException w:name="Grid Table 3 Accent 6" w:uiPriority="48"/>
+    <w:lsdException w:name="Grid Table 4 Accent 6" w:uiPriority="49"/>
+    <w:lsdException w:name="Grid Table 5 Dark Accent 6" w:uiPriority="50"/>
+    <w:lsdException w:name="Grid Table 6 Colorful Accent 6" w:uiPriority="51"/>
+    <w:lsdException w:name="Grid Table 7 Colorful Accent 6" w:uiPriority="52"/>
+    <w:lsdException w:name="List Table 1 Light" w:uiPriority="46"/>
+    <w:lsdException w:name="List Table 2" w:uiPriority="47"/>
+    <w:lsdException w:name="List Table 3" w:uiPriority="48"/>
+    <w:lsdException w:name="List Table 4" w:uiPriority="49"/>
+    <w:lsdException w:name="List Table 5 Dark" w:uiPriority="50"/>
+    <w:lsdException w:name="List Table 6 Colorful" w:uiPriority="51"/>
+    <w:lsdException w:name="List Table 7 Colorful" w:uiPriority="52"/>
+    <w:lsdException w:name="List Table 1 Light Accent 1" w:uiPriority="46"/>
+    <w:lsdException w:name="List Table 2 Accent 1" w:uiPriority="47"/>
+    <w:lsdException w:name="List Table 3 Accent 1" w:uiPriority="48"/>
+    <w:lsdException w:name="List Table 4 Accent 1" w:uiPriority="49"/>
+    <w:lsdException w:name="List Table 5 Dark Accent 1" w:uiPriority="50"/>
+    <w:lsdException w:name="List Table 6 Colorful Accent 1" w:uiPriority="51"/>
+    <w:lsdException w:name="List Table 7 Colorful Accent 1" w:uiPriority="52"/>
+    <w:lsdException w:name="List Table 1 Light Accent 2" w:uiPriority="46"/>
+    <w:lsdException w:name="List Table 2 Accent 2" w:uiPriority="47"/>
+    <w:lsdException w:name="List Table 3 Accent 2" w:uiPriority="48"/>
+    <w:lsdException w:name="List Table 4 Accent 2" w:uiPriority="49"/>
+    <w:lsdException w:name="List Table 5 Dark Accent 2" w:uiPriority="50"/>
+    <w:lsdException w:name="List Table 6 Colorful Accent 2" w:uiPriority="51"/>
+    <w:lsdException w:name="List Table 7 Colorful Accent 2" w:uiPriority="52"/>
+    <w:lsdException w:name="List Table 1 Light Accent 3" w:uiPriority="46"/>
+    <w:lsdException w:name="List Table 2 Accent 3" w:uiPriority="47"/>
+    <w:lsdException w:name="List Table 3 Accent 3" w:uiPriority="48"/>
+    <w:lsdException w:name="List Table 4 Accent 3" w:uiPriority="49"/>
+    <w:lsdException w:name="List Table 5 Dark Accent 3" w:uiPriority="50"/>
+    <w:lsdException w:name="List Table 6 Colorful Accent 3" w:uiPriority="51"/>
+    <w:lsdException w:name="List Table 7 Colorful Accent 3" w:uiPriority="52"/>
+    <w:lsdException w:name="List Table 1 Light Accent 4" w:uiPriority="46"/>
+    <w:lsdException w:name="List Table 2 Accent 4" w:uiPriority="47"/>
+    <w:lsdException w:name="List Table 3 Accent 4" w:uiPriority="48"/>
+    <w:lsdException w:name="List Table 4 Accent 4" w:uiPriority="49"/>
+    <w:lsdException w:name="List Table 5 Dark Accent 4" w:uiPriority="50"/>
+    <w:lsdException w:name="List Table 6 Colorful Accent 4" w:uiPriority="51"/>
+    <w:lsdException w:name="List Table 7 Colorful Accent 4" w:uiPriority="52"/>
+    <w:lsdException w:name="List Table 1 Light Accent 5" w:uiPriority="46"/>
+    <w:lsdException w:name="List Table 2 Accent 5" w:uiPriority="47"/>
+    <w:lsdException w:name="List Table 3 Accent 5" w:uiPriority="48"/>
+    <w:lsdException w:name="List Table 4 Accent 5" w:uiPriority="49"/>
+    <w:lsdException w:name="List Table 5 Dark Accent 5" w:uiPriority="50"/>
+    <w:lsdException w:name="List Table 6 Colorful Accent 5" w:uiPriority="51"/>
+    <w:lsdException w:name="List Table 7 Colorful Accent 5" w:uiPriority="52"/>
+    <w:lsdException w:name="List Table 1 Light Accent 6" w:uiPriority="46"/>
+    <w:lsdException w:name="List Table 2 Accent 6" w:uiPriority="47"/>
+    <w:lsdException w:name="List Table 3 Accent 6" w:uiPriority="48"/>
+    <w:lsdException w:name="List Table 4 Accent 6" w:uiPriority="49"/>
+    <w:lsdException w:name="List Table 5 Dark Accent 6" w:uiPriority="50"/>
+    <w:lsdException w:name="List Table 6 Colorful Accent 6" w:uiPriority="51"/>
+    <w:lsdException w:name="List Table 7 Colorful Accent 6" w:uiPriority="52"/>
+    <w:lsdException w:name="Mention" w:semiHidden="1" w:unhideWhenUsed="1"/>
+    <w:lsdException w:name="Smart Hyperlink" w:semiHidden="1" w:unhideWhenUsed="1"/>
+    <w:lsdException w:name="Hashtag" w:semiHidden="1" w:unhideWhenUsed="1"/>
+    <w:lsdException w:name="Unresolved Mention" w:semiHidden="1" w:unhideWhenUsed="1"/>
+    <w:lsdException w:name="Smart Link" w:semiHidden="1" w:unhideWhenUsed="1"/>
   </w:latentStyles>
   <w:style w:type="paragraph" w:default="1" w:styleId="Normal">
     <w:name w:val="Normal"/>
     <w:qFormat/>
-    <w:rsid w:val="00C20FD8"/>
+    <w:rsid w:val="004B47DC"/>
+    <w:pPr>
+      <w:spacing w:after="240" w:line="276" w:lineRule="auto"/>
+    </w:pPr>
+    <w:rPr>
+      <w:rFonts w:cstheme="minorHAnsi"/>
+      <w:sz w:val="28"/>
+      <w:szCs w:val="28"/>
+    </w:rPr>
+  </w:style>
+  <w:style w:type="paragraph" w:styleId="Heading1">
+    <w:name w:val="heading 1"/>
+    <w:basedOn w:val="NoSpacing"/>
+    <w:next w:val="Normal"/>
+    <w:link w:val="Heading1Char"/>
+    <w:qFormat/>
+    <w:rsid w:val="004B47DC"/>
+    <w:pPr>
+      <w:keepNext/>
+      <w:spacing w:before="240" w:after="60"/>
+      <w:outlineLvl w:val="0"/>
+    </w:pPr>
+    <w:rPr>
+      <w:rFonts w:eastAsiaTheme="majorEastAsia"/>
+      <w:b/>
+      <w:kern w:val="28"/>
+      <w:sz w:val="56"/>
+    </w:rPr>
+  </w:style>
+  <w:style w:type="paragraph" w:styleId="Heading2">
+    <w:name w:val="heading 2"/>
+    <w:basedOn w:val="Heading1"/>
+    <w:next w:val="Normal"/>
+    <w:link w:val="Heading2Char"/>
+    <w:qFormat/>
+    <w:rsid w:val="004B47DC"/>
+    <w:pPr>
+      <w:numPr>
+        <w:ilvl w:val="1"/>
+        <w:numId w:val="7"/>
+      </w:numPr>
+      <w:outlineLvl w:val="1"/>
+    </w:pPr>
+    <w:rPr>
+      <w:rFonts w:asciiTheme="majorHAnsi" w:hAnsiTheme="majorHAnsi"/>
+      <w:sz w:val="48"/>
+      <w:szCs w:val="48"/>
+    </w:rPr>
+  </w:style>
+  <w:style w:type="paragraph" w:styleId="Heading3">
+    <w:name w:val="heading 3"/>
+    <w:basedOn w:val="Heading2"/>
+    <w:next w:val="Normal"/>
+    <w:link w:val="Heading3Char"/>
+    <w:qFormat/>
+    <w:rsid w:val="004B47DC"/>
+    <w:pPr>
+      <w:outlineLvl w:val="2"/>
+    </w:pPr>
+    <w:rPr>
+      <w:sz w:val="40"/>
+    </w:rPr>
+  </w:style>
+  <w:style w:type="paragraph" w:styleId="Heading4">
+    <w:name w:val="heading 4"/>
+    <w:basedOn w:val="Heading3"/>
+    <w:next w:val="Normal"/>
+    <w:link w:val="Heading4Char"/>
+    <w:qFormat/>
+    <w:rsid w:val="004B47DC"/>
+    <w:pPr>
+      <w:numPr>
+        <w:ilvl w:val="3"/>
+      </w:numPr>
+      <w:outlineLvl w:val="3"/>
+    </w:pPr>
+    <w:rPr>
+      <w:sz w:val="32"/>
+    </w:rPr>
+  </w:style>
+  <w:style w:type="paragraph" w:styleId="Heading5">
+    <w:name w:val="heading 5"/>
+    <w:basedOn w:val="Heading4"/>
+    <w:next w:val="Normal"/>
+    <w:link w:val="Heading5Char"/>
+    <w:qFormat/>
+    <w:rsid w:val="004B47DC"/>
+    <w:pPr>
+      <w:numPr>
+        <w:ilvl w:val="4"/>
+      </w:numPr>
+      <w:outlineLvl w:val="4"/>
+    </w:pPr>
+    <w:rPr>
+      <w:sz w:val="28"/>
+    </w:rPr>
+  </w:style>
+  <w:style w:type="paragraph" w:styleId="Heading6">
+    <w:name w:val="heading 6"/>
+    <w:basedOn w:val="Heading5"/>
+    <w:next w:val="Normal"/>
+    <w:link w:val="Heading6Char"/>
+    <w:qFormat/>
+    <w:rsid w:val="004B47DC"/>
+    <w:pPr>
+      <w:numPr>
+        <w:ilvl w:val="5"/>
+      </w:numPr>
+      <w:outlineLvl w:val="5"/>
+    </w:pPr>
+    <w:rPr>
+      <w:bCs/>
+      <w:sz w:val="24"/>
+      <w:szCs w:val="24"/>
+      <w:u w:val="single"/>
+    </w:rPr>
+  </w:style>
+  <w:style w:type="paragraph" w:styleId="Heading7">
+    <w:name w:val="heading 7"/>
+    <w:basedOn w:val="Heading6"/>
+    <w:next w:val="Normal"/>
+    <w:link w:val="Heading7Char"/>
+    <w:qFormat/>
+    <w:rsid w:val="004B47DC"/>
+    <w:pPr>
+      <w:keepNext w:val="0"/>
+      <w:numPr>
+        <w:ilvl w:val="0"/>
+        <w:numId w:val="0"/>
+      </w:numPr>
+      <w:outlineLvl w:val="6"/>
+    </w:pPr>
+    <w:rPr>
+      <w:b w:val="0"/>
+      <w:kern w:val="0"/>
+    </w:rPr>
+  </w:style>
+  <w:style w:type="paragraph" w:styleId="Heading8">
+    <w:name w:val="heading 8"/>
+    <w:basedOn w:val="Heading6"/>
+    <w:next w:val="Normal"/>
+    <w:link w:val="Heading8Char"/>
+    <w:qFormat/>
+    <w:rsid w:val="004B47DC"/>
+    <w:pPr>
+      <w:outlineLvl w:val="7"/>
+    </w:pPr>
+    <w:rPr>
+      <w:i/>
+      <w:iCs/>
+      <w:u w:val="none"/>
+    </w:rPr>
+  </w:style>
+  <w:style w:type="paragraph" w:styleId="Heading9">
+    <w:name w:val="heading 9"/>
+    <w:basedOn w:val="Heading8"/>
+    <w:next w:val="Normal"/>
+    <w:link w:val="Heading9Char"/>
+    <w:qFormat/>
+    <w:rsid w:val="004B47DC"/>
+    <w:pPr>
+      <w:outlineLvl w:val="8"/>
+    </w:pPr>
+    <w:rPr>
+      <w:b w:val="0"/>
+      <w:bCs w:val="0"/>
+    </w:rPr>
   </w:style>
   <w:style w:type="character" w:default="1" w:styleId="DefaultParagraphFont">
     <w:name w:val="Default Paragraph Font"/>
     <w:uiPriority w:val="1"/>
+    <w:semiHidden/>
     <w:unhideWhenUsed/>
   </w:style>
   <w:style w:type="table" w:default="1" w:styleId="TableNormal">
@@ -2893,7 +3335,6 @@
     <w:uiPriority w:val="99"/>
     <w:semiHidden/>
     <w:unhideWhenUsed/>
-    <w:qFormat/>
     <w:tblPr>
       <w:tblInd w:w="0" w:type="dxa"/>
       <w:tblCellMar>
@@ -2939,6 +3380,505 @@
       <w:sz w:val="20"/>
       <w:szCs w:val="20"/>
       <w:lang w:eastAsia="ar-SA"/>
+    </w:rPr>
+  </w:style>
+  <w:style w:type="paragraph" w:customStyle="1" w:styleId="Subheading1">
+    <w:name w:val="Subheading 1"/>
+    <w:basedOn w:val="Heading1"/>
+    <w:next w:val="Normal"/>
+    <w:link w:val="Subheading1Char"/>
+    <w:qFormat/>
+    <w:rsid w:val="004B47DC"/>
+    <w:pPr>
+      <w:spacing w:before="0" w:after="0" w:line="240" w:lineRule="auto"/>
+      <w:contextualSpacing/>
+    </w:pPr>
+    <w:rPr>
+      <w:rFonts w:asciiTheme="majorHAnsi" w:eastAsiaTheme="minorHAnsi" w:hAnsiTheme="majorHAnsi"/>
+      <w:sz w:val="48"/>
+      <w:szCs w:val="48"/>
+      <w:vertAlign w:val="superscript"/>
+    </w:rPr>
+  </w:style>
+  <w:style w:type="character" w:customStyle="1" w:styleId="Subheading1Char">
+    <w:name w:val="Subheading 1 Char"/>
+    <w:basedOn w:val="DefaultParagraphFont"/>
+    <w:link w:val="Subheading1"/>
+    <w:rsid w:val="004B47DC"/>
+    <w:rPr>
+      <w:rFonts w:asciiTheme="majorHAnsi" w:hAnsiTheme="majorHAnsi" w:cstheme="minorHAnsi"/>
+      <w:b/>
+      <w:kern w:val="28"/>
+      <w:sz w:val="48"/>
+      <w:szCs w:val="48"/>
+      <w:vertAlign w:val="superscript"/>
+    </w:rPr>
+  </w:style>
+  <w:style w:type="character" w:customStyle="1" w:styleId="Heading1Char">
+    <w:name w:val="Heading 1 Char"/>
+    <w:basedOn w:val="DefaultParagraphFont"/>
+    <w:link w:val="Heading1"/>
+    <w:rsid w:val="004B47DC"/>
+    <w:rPr>
+      <w:rFonts w:eastAsiaTheme="majorEastAsia" w:cstheme="minorHAnsi"/>
+      <w:b/>
+      <w:kern w:val="28"/>
+      <w:sz w:val="56"/>
+      <w:szCs w:val="28"/>
+    </w:rPr>
+  </w:style>
+  <w:style w:type="paragraph" w:customStyle="1" w:styleId="Subheading2">
+    <w:name w:val="Subheading 2"/>
+    <w:basedOn w:val="Subheading1"/>
+    <w:next w:val="Normal"/>
+    <w:link w:val="Subheading2Char"/>
+    <w:qFormat/>
+    <w:rsid w:val="004B47DC"/>
+  </w:style>
+  <w:style w:type="character" w:customStyle="1" w:styleId="Subheading2Char">
+    <w:name w:val="Subheading 2 Char"/>
+    <w:basedOn w:val="Subheading1Char"/>
+    <w:link w:val="Subheading2"/>
+    <w:rsid w:val="004B47DC"/>
+    <w:rPr>
+      <w:rFonts w:asciiTheme="majorHAnsi" w:hAnsiTheme="majorHAnsi" w:cstheme="minorHAnsi"/>
+      <w:b/>
+      <w:kern w:val="28"/>
+      <w:sz w:val="48"/>
+      <w:szCs w:val="48"/>
+      <w:vertAlign w:val="superscript"/>
+    </w:rPr>
+  </w:style>
+  <w:style w:type="paragraph" w:customStyle="1" w:styleId="Subheading3">
+    <w:name w:val="Subheading 3"/>
+    <w:basedOn w:val="Subheading2"/>
+    <w:next w:val="Normal"/>
+    <w:link w:val="Subheading3Char"/>
+    <w:qFormat/>
+    <w:rsid w:val="004B47DC"/>
+    <w:rPr>
+      <w:sz w:val="40"/>
+      <w:szCs w:val="40"/>
+    </w:rPr>
+  </w:style>
+  <w:style w:type="character" w:customStyle="1" w:styleId="Subheading3Char">
+    <w:name w:val="Subheading 3 Char"/>
+    <w:basedOn w:val="Subheading2Char"/>
+    <w:link w:val="Subheading3"/>
+    <w:rsid w:val="004B47DC"/>
+    <w:rPr>
+      <w:rFonts w:asciiTheme="majorHAnsi" w:hAnsiTheme="majorHAnsi" w:cstheme="minorHAnsi"/>
+      <w:b/>
+      <w:kern w:val="28"/>
+      <w:sz w:val="40"/>
+      <w:szCs w:val="40"/>
+      <w:vertAlign w:val="superscript"/>
+    </w:rPr>
+  </w:style>
+  <w:style w:type="paragraph" w:customStyle="1" w:styleId="Suptitle">
+    <w:name w:val="Suptitle"/>
+    <w:basedOn w:val="Subtitle"/>
+    <w:link w:val="SuptitleChar"/>
+    <w:qFormat/>
+    <w:rsid w:val="004B47DC"/>
+    <w:pPr>
+      <w:spacing w:before="240" w:line="240" w:lineRule="auto"/>
+    </w:pPr>
+    <w:rPr>
+      <w:vertAlign w:val="subscript"/>
+    </w:rPr>
+  </w:style>
+  <w:style w:type="character" w:customStyle="1" w:styleId="SuptitleChar">
+    <w:name w:val="Suptitle Char"/>
+    <w:basedOn w:val="SubtitleChar"/>
+    <w:link w:val="Suptitle"/>
+    <w:rsid w:val="004B47DC"/>
+    <w:rPr>
+      <w:rFonts w:asciiTheme="majorHAnsi" w:eastAsiaTheme="majorEastAsia" w:hAnsiTheme="majorHAnsi" w:cstheme="majorBidi"/>
+      <w:color w:val="7F7F7F" w:themeColor="text1" w:themeTint="80"/>
+      <w:spacing w:val="-10"/>
+      <w:kern w:val="28"/>
+      <w:sz w:val="72"/>
+      <w:szCs w:val="72"/>
+      <w:vertAlign w:val="subscript"/>
+    </w:rPr>
+  </w:style>
+  <w:style w:type="paragraph" w:styleId="Subtitle">
+    <w:name w:val="Subtitle"/>
+    <w:basedOn w:val="Title"/>
+    <w:next w:val="Normal"/>
+    <w:link w:val="SubtitleChar"/>
+    <w:uiPriority w:val="11"/>
+    <w:qFormat/>
+    <w:rsid w:val="004B47DC"/>
+    <w:rPr>
+      <w:b w:val="0"/>
+      <w:bCs w:val="0"/>
+      <w:color w:val="7F7F7F" w:themeColor="text1" w:themeTint="80"/>
+      <w:vertAlign w:val="superscript"/>
+    </w:rPr>
+  </w:style>
+  <w:style w:type="character" w:customStyle="1" w:styleId="SubtitleChar">
+    <w:name w:val="Subtitle Char"/>
+    <w:basedOn w:val="DefaultParagraphFont"/>
+    <w:link w:val="Subtitle"/>
+    <w:uiPriority w:val="11"/>
+    <w:rsid w:val="004B47DC"/>
+    <w:rPr>
+      <w:rFonts w:asciiTheme="majorHAnsi" w:eastAsiaTheme="majorEastAsia" w:hAnsiTheme="majorHAnsi" w:cstheme="majorBidi"/>
+      <w:color w:val="7F7F7F" w:themeColor="text1" w:themeTint="80"/>
+      <w:spacing w:val="-10"/>
+      <w:kern w:val="28"/>
+      <w:sz w:val="72"/>
+      <w:szCs w:val="72"/>
+      <w:vertAlign w:val="superscript"/>
+    </w:rPr>
+  </w:style>
+  <w:style w:type="paragraph" w:styleId="NoSpacing">
+    <w:name w:val="No Spacing"/>
+    <w:basedOn w:val="Normal"/>
+    <w:uiPriority w:val="1"/>
+    <w:qFormat/>
+    <w:rsid w:val="004B47DC"/>
+    <w:pPr>
+      <w:spacing w:after="0"/>
+    </w:pPr>
+  </w:style>
+  <w:style w:type="character" w:customStyle="1" w:styleId="Heading2Char">
+    <w:name w:val="Heading 2 Char"/>
+    <w:basedOn w:val="DefaultParagraphFont"/>
+    <w:link w:val="Heading2"/>
+    <w:rsid w:val="004B47DC"/>
+    <w:rPr>
+      <w:rFonts w:asciiTheme="majorHAnsi" w:eastAsiaTheme="majorEastAsia" w:hAnsiTheme="majorHAnsi" w:cstheme="minorHAnsi"/>
+      <w:b/>
+      <w:kern w:val="28"/>
+      <w:sz w:val="48"/>
+      <w:szCs w:val="48"/>
+    </w:rPr>
+  </w:style>
+  <w:style w:type="character" w:customStyle="1" w:styleId="Heading3Char">
+    <w:name w:val="Heading 3 Char"/>
+    <w:basedOn w:val="DefaultParagraphFont"/>
+    <w:link w:val="Heading3"/>
+    <w:rsid w:val="004B47DC"/>
+    <w:rPr>
+      <w:rFonts w:asciiTheme="majorHAnsi" w:eastAsiaTheme="majorEastAsia" w:hAnsiTheme="majorHAnsi" w:cstheme="minorHAnsi"/>
+      <w:b/>
+      <w:kern w:val="28"/>
+      <w:sz w:val="40"/>
+      <w:szCs w:val="48"/>
+    </w:rPr>
+  </w:style>
+  <w:style w:type="character" w:customStyle="1" w:styleId="Heading4Char">
+    <w:name w:val="Heading 4 Char"/>
+    <w:basedOn w:val="DefaultParagraphFont"/>
+    <w:link w:val="Heading4"/>
+    <w:rsid w:val="004B47DC"/>
+    <w:rPr>
+      <w:rFonts w:asciiTheme="majorHAnsi" w:eastAsiaTheme="majorEastAsia" w:hAnsiTheme="majorHAnsi" w:cstheme="minorHAnsi"/>
+      <w:b/>
+      <w:kern w:val="28"/>
+      <w:sz w:val="32"/>
+      <w:szCs w:val="48"/>
+    </w:rPr>
+  </w:style>
+  <w:style w:type="character" w:customStyle="1" w:styleId="Heading5Char">
+    <w:name w:val="Heading 5 Char"/>
+    <w:basedOn w:val="DefaultParagraphFont"/>
+    <w:link w:val="Heading5"/>
+    <w:rsid w:val="004B47DC"/>
+    <w:rPr>
+      <w:rFonts w:asciiTheme="majorHAnsi" w:eastAsiaTheme="majorEastAsia" w:hAnsiTheme="majorHAnsi" w:cstheme="minorHAnsi"/>
+      <w:b/>
+      <w:kern w:val="28"/>
+      <w:sz w:val="28"/>
+      <w:szCs w:val="48"/>
+    </w:rPr>
+  </w:style>
+  <w:style w:type="character" w:customStyle="1" w:styleId="Heading6Char">
+    <w:name w:val="Heading 6 Char"/>
+    <w:basedOn w:val="DefaultParagraphFont"/>
+    <w:link w:val="Heading6"/>
+    <w:rsid w:val="004B47DC"/>
+    <w:rPr>
+      <w:rFonts w:asciiTheme="majorHAnsi" w:eastAsiaTheme="majorEastAsia" w:hAnsiTheme="majorHAnsi" w:cstheme="minorHAnsi"/>
+      <w:b/>
+      <w:bCs/>
+      <w:kern w:val="28"/>
+      <w:sz w:val="24"/>
+      <w:szCs w:val="24"/>
+      <w:u w:val="single"/>
+    </w:rPr>
+  </w:style>
+  <w:style w:type="character" w:customStyle="1" w:styleId="Heading7Char">
+    <w:name w:val="Heading 7 Char"/>
+    <w:basedOn w:val="DefaultParagraphFont"/>
+    <w:link w:val="Heading7"/>
+    <w:rsid w:val="004B47DC"/>
+    <w:rPr>
+      <w:rFonts w:asciiTheme="majorHAnsi" w:eastAsiaTheme="majorEastAsia" w:hAnsiTheme="majorHAnsi" w:cstheme="minorHAnsi"/>
+      <w:bCs/>
+      <w:sz w:val="24"/>
+      <w:szCs w:val="24"/>
+      <w:u w:val="single"/>
+    </w:rPr>
+  </w:style>
+  <w:style w:type="character" w:customStyle="1" w:styleId="Heading8Char">
+    <w:name w:val="Heading 8 Char"/>
+    <w:basedOn w:val="DefaultParagraphFont"/>
+    <w:link w:val="Heading8"/>
+    <w:rsid w:val="004B47DC"/>
+    <w:rPr>
+      <w:rFonts w:asciiTheme="majorHAnsi" w:eastAsiaTheme="majorEastAsia" w:hAnsiTheme="majorHAnsi" w:cstheme="minorHAnsi"/>
+      <w:b/>
+      <w:bCs/>
+      <w:i/>
+      <w:iCs/>
+      <w:kern w:val="28"/>
+      <w:sz w:val="24"/>
+      <w:szCs w:val="24"/>
+    </w:rPr>
+  </w:style>
+  <w:style w:type="character" w:customStyle="1" w:styleId="Heading9Char">
+    <w:name w:val="Heading 9 Char"/>
+    <w:basedOn w:val="DefaultParagraphFont"/>
+    <w:link w:val="Heading9"/>
+    <w:rsid w:val="004B47DC"/>
+    <w:rPr>
+      <w:rFonts w:asciiTheme="majorHAnsi" w:eastAsiaTheme="majorEastAsia" w:hAnsiTheme="majorHAnsi" w:cstheme="minorHAnsi"/>
+      <w:i/>
+      <w:iCs/>
+      <w:kern w:val="28"/>
+      <w:sz w:val="24"/>
+      <w:szCs w:val="24"/>
+    </w:rPr>
+  </w:style>
+  <w:style w:type="paragraph" w:styleId="Caption">
+    <w:name w:val="caption"/>
+    <w:basedOn w:val="Normal"/>
+    <w:next w:val="Normal"/>
+    <w:uiPriority w:val="35"/>
+    <w:semiHidden/>
+    <w:unhideWhenUsed/>
+    <w:qFormat/>
+    <w:rsid w:val="004B47DC"/>
+    <w:pPr>
+      <w:spacing w:after="200"/>
+    </w:pPr>
+    <w:rPr>
+      <w:rFonts w:eastAsia="Times New Roman"/>
+      <w:i/>
+      <w:iCs/>
+      <w:color w:val="1F497D" w:themeColor="text2"/>
+      <w:szCs w:val="18"/>
+    </w:rPr>
+  </w:style>
+  <w:style w:type="paragraph" w:styleId="Title">
+    <w:name w:val="Title"/>
+    <w:basedOn w:val="NoSpacing"/>
+    <w:next w:val="Normal"/>
+    <w:link w:val="TitleChar"/>
+    <w:uiPriority w:val="10"/>
+    <w:qFormat/>
+    <w:rsid w:val="004B47DC"/>
+    <w:rPr>
+      <w:rFonts w:asciiTheme="majorHAnsi" w:eastAsiaTheme="majorEastAsia" w:hAnsiTheme="majorHAnsi" w:cstheme="majorBidi"/>
+      <w:b/>
+      <w:bCs/>
+      <w:spacing w:val="-10"/>
+      <w:kern w:val="28"/>
+      <w:sz w:val="72"/>
+      <w:szCs w:val="72"/>
+    </w:rPr>
+  </w:style>
+  <w:style w:type="character" w:customStyle="1" w:styleId="TitleChar">
+    <w:name w:val="Title Char"/>
+    <w:basedOn w:val="DefaultParagraphFont"/>
+    <w:link w:val="Title"/>
+    <w:uiPriority w:val="10"/>
+    <w:rsid w:val="004B47DC"/>
+    <w:rPr>
+      <w:rFonts w:asciiTheme="majorHAnsi" w:eastAsiaTheme="majorEastAsia" w:hAnsiTheme="majorHAnsi" w:cstheme="majorBidi"/>
+      <w:b/>
+      <w:bCs/>
+      <w:spacing w:val="-10"/>
+      <w:kern w:val="28"/>
+      <w:sz w:val="72"/>
+      <w:szCs w:val="72"/>
+    </w:rPr>
+  </w:style>
+  <w:style w:type="character" w:styleId="Strong">
+    <w:name w:val="Strong"/>
+    <w:uiPriority w:val="22"/>
+    <w:qFormat/>
+    <w:rsid w:val="004B47DC"/>
+    <w:rPr>
+      <w:b/>
+      <w:bCs/>
+    </w:rPr>
+  </w:style>
+  <w:style w:type="character" w:styleId="Emphasis">
+    <w:name w:val="Emphasis"/>
+    <w:uiPriority w:val="20"/>
+    <w:qFormat/>
+    <w:rsid w:val="004B47DC"/>
+    <w:rPr>
+      <w:rFonts w:asciiTheme="minorHAnsi" w:hAnsiTheme="minorHAnsi" w:cstheme="minorHAnsi"/>
+      <w:i/>
+      <w:iCs/>
+      <w:sz w:val="28"/>
+      <w:szCs w:val="28"/>
+    </w:rPr>
+  </w:style>
+  <w:style w:type="paragraph" w:styleId="ListParagraph">
+    <w:name w:val="List Paragraph"/>
+    <w:basedOn w:val="Normal"/>
+    <w:uiPriority w:val="34"/>
+    <w:qFormat/>
+    <w:rsid w:val="004B47DC"/>
+    <w:pPr>
+      <w:ind w:left="720"/>
+      <w:contextualSpacing/>
+    </w:pPr>
+    <w:rPr>
+      <w:rFonts w:eastAsia="Times New Roman"/>
+    </w:rPr>
+  </w:style>
+  <w:style w:type="paragraph" w:styleId="Quote">
+    <w:name w:val="Quote"/>
+    <w:basedOn w:val="Normal"/>
+    <w:next w:val="Normal"/>
+    <w:link w:val="QuoteChar"/>
+    <w:uiPriority w:val="29"/>
+    <w:qFormat/>
+    <w:rsid w:val="004B47DC"/>
+    <w:pPr>
+      <w:keepLines/>
+      <w:pageBreakBefore/>
+      <w:pBdr>
+        <w:left w:val="single" w:sz="4" w:space="7" w:color="auto"/>
+      </w:pBdr>
+      <w:spacing w:before="120" w:after="120"/>
+      <w:ind w:left="360"/>
+      <w:contextualSpacing/>
+      <w:mirrorIndents/>
+    </w:pPr>
+  </w:style>
+  <w:style w:type="character" w:customStyle="1" w:styleId="QuoteChar">
+    <w:name w:val="Quote Char"/>
+    <w:basedOn w:val="DefaultParagraphFont"/>
+    <w:link w:val="Quote"/>
+    <w:uiPriority w:val="29"/>
+    <w:rsid w:val="004B47DC"/>
+    <w:rPr>
+      <w:rFonts w:cstheme="minorHAnsi"/>
+      <w:sz w:val="28"/>
+      <w:szCs w:val="28"/>
+    </w:rPr>
+  </w:style>
+  <w:style w:type="paragraph" w:styleId="IntenseQuote">
+    <w:name w:val="Intense Quote"/>
+    <w:basedOn w:val="Quote"/>
+    <w:next w:val="Normal"/>
+    <w:link w:val="IntenseQuoteChar"/>
+    <w:uiPriority w:val="30"/>
+    <w:qFormat/>
+    <w:rsid w:val="004B47DC"/>
+    <w:pPr>
+      <w:pBdr>
+        <w:left w:val="single" w:sz="18" w:space="7" w:color="auto"/>
+      </w:pBdr>
+    </w:pPr>
+    <w:rPr>
+      <w:b/>
+      <w:bCs/>
+    </w:rPr>
+  </w:style>
+  <w:style w:type="character" w:customStyle="1" w:styleId="IntenseQuoteChar">
+    <w:name w:val="Intense Quote Char"/>
+    <w:basedOn w:val="DefaultParagraphFont"/>
+    <w:link w:val="IntenseQuote"/>
+    <w:uiPriority w:val="30"/>
+    <w:rsid w:val="004B47DC"/>
+    <w:rPr>
+      <w:rFonts w:cstheme="minorHAnsi"/>
+      <w:b/>
+      <w:bCs/>
+      <w:sz w:val="28"/>
+      <w:szCs w:val="28"/>
+    </w:rPr>
+  </w:style>
+  <w:style w:type="character" w:styleId="SubtleEmphasis">
+    <w:name w:val="Subtle Emphasis"/>
+    <w:basedOn w:val="Emphasis"/>
+    <w:uiPriority w:val="19"/>
+    <w:qFormat/>
+    <w:rsid w:val="004B47DC"/>
+    <w:rPr>
+      <w:rFonts w:asciiTheme="minorHAnsi" w:hAnsiTheme="minorHAnsi" w:cs="Calibri Light"/>
+      <w:i/>
+      <w:iCs/>
+      <w:color w:val="7F7F7F" w:themeColor="text1" w:themeTint="80"/>
+      <w:sz w:val="28"/>
+      <w:szCs w:val="28"/>
+    </w:rPr>
+  </w:style>
+  <w:style w:type="character" w:styleId="IntenseEmphasis">
+    <w:name w:val="Intense Emphasis"/>
+    <w:basedOn w:val="Emphasis"/>
+    <w:uiPriority w:val="21"/>
+    <w:qFormat/>
+    <w:rsid w:val="004B47DC"/>
+    <w:rPr>
+      <w:rFonts w:asciiTheme="minorHAnsi" w:hAnsiTheme="minorHAnsi" w:cstheme="minorHAnsi"/>
+      <w:b/>
+      <w:bCs/>
+      <w:i/>
+      <w:iCs/>
+      <w:sz w:val="28"/>
+      <w:szCs w:val="28"/>
+    </w:rPr>
+  </w:style>
+  <w:style w:type="character" w:styleId="SubtleReference">
+    <w:name w:val="Subtle Reference"/>
+    <w:uiPriority w:val="31"/>
+    <w:qFormat/>
+    <w:rsid w:val="004B47DC"/>
+    <w:rPr>
+      <w:caps/>
+      <w:color w:val="7F7F7F" w:themeColor="text1" w:themeTint="80"/>
+      <w:sz w:val="22"/>
+      <w:szCs w:val="22"/>
+    </w:rPr>
+  </w:style>
+  <w:style w:type="character" w:styleId="IntenseReference">
+    <w:name w:val="Intense Reference"/>
+    <w:basedOn w:val="SubtleReference"/>
+    <w:uiPriority w:val="32"/>
+    <w:qFormat/>
+    <w:rsid w:val="004B47DC"/>
+    <w:rPr>
+      <w:b/>
+      <w:bCs/>
+      <w:caps/>
+      <w:color w:val="7F7F7F" w:themeColor="text1" w:themeTint="80"/>
+      <w:sz w:val="22"/>
+      <w:szCs w:val="22"/>
+    </w:rPr>
+  </w:style>
+  <w:style w:type="character" w:styleId="BookTitle">
+    <w:name w:val="Book Title"/>
+    <w:basedOn w:val="DefaultParagraphFont"/>
+    <w:uiPriority w:val="33"/>
+    <w:qFormat/>
+    <w:rsid w:val="004B47DC"/>
+    <w:rPr>
+      <w:b/>
+      <w:bCs/>
+      <w:i/>
+      <w:iCs/>
+      <w:spacing w:val="5"/>
     </w:rPr>
   </w:style>
 </w:styles>
